--- a/Science Books/QED Course/Lesson 68 Running Electric Charge.docx
+++ b/Science Books/QED Course/Lesson 68 Running Electric Charge.docx
@@ -58,7 +58,7 @@
     </w:p>
     <w:p>
       <w:pPr>
-        <w:pStyle w:val="Heading1"/>
+        <w:pStyle w:val="Heading2"/>
       </w:pPr>
       <w:r>
         <w:t>How to use this lesson</w:t>
@@ -71,7 +71,7 @@
     </w:p>
     <w:p>
       <w:pPr>
-        <w:pStyle w:val="Heading2"/>
+        <w:pStyle w:val="Heading3"/>
       </w:pPr>
       <w:r>
         <w:t>Learning objectives</w:t>
@@ -127,7 +127,7 @@
     </w:p>
     <w:p>
       <w:pPr>
-        <w:pStyle w:val="Heading2"/>
+        <w:pStyle w:val="Heading3"/>
       </w:pPr>
       <w:r>
         <w:t>Notation and conventions</w:t>
@@ -343,7 +343,7 @@
     </w:tbl>
     <w:p>
       <w:pPr>
-        <w:pStyle w:val="Heading1"/>
+        <w:pStyle w:val="Heading2"/>
       </w:pPr>
       <w:r>
         <w:t>1 Putting Π back into the photon line</w:t>
@@ -351,7 +351,28 @@
     </w:p>
     <w:p>
       <w:pPr>
-        <w:pStyle w:val="Heading2"/>
+        <w:spacing w:before="160" w:after="160"/>
+        <w:jc w:val="center"/>
+      </w:pPr>
+      <w:r>
+        <w:rPr>
+          <w:rFonts w:ascii="Consolas" w:hAnsi="Consolas" w:cs="Consolas" w:eastAsia="Consolas"/>
+          <w:sz w:val="20"/>
+        </w:rPr>
+        <w:t xml:space="preserve"> ~~~~  +  ~~~~(Π)~~~~  +  ~~~~(Π)~~~~(Π)~~~~  +  ⋯   =  ~~~~ / (1−Π)</w:t>
+      </w:r>
+      <w:r>
+        <w:rPr>
+          <w:rFonts w:ascii="Consolas" w:hAnsi="Consolas" w:cs="Consolas" w:eastAsia="Consolas"/>
+          <w:sz w:val="20"/>
+        </w:rPr>
+        <w:br/>
+        <w:t xml:space="preserve"> bare     one loop          two loops                    resummed D′</w:t>
+      </w:r>
+    </w:p>
+    <w:p>
+      <w:pPr>
+        <w:pStyle w:val="Heading3"/>
       </w:pPr>
       <w:r>
         <w:t>1.1 The series</w:t>
@@ -364,7 +385,7 @@
     </w:p>
     <w:p>
       <w:pPr>
-        <w:pStyle w:val="Heading2"/>
+        <w:pStyle w:val="Heading3"/>
       </w:pPr>
       <w:r>
         <w:t>1.2 Summing it</w:t>
@@ -469,10 +490,11 @@
       </m:oMathPara>
     </w:p>
     <w:p>
-      <w:pPr>
-        <w:pStyle w:val="Heading3"/>
-      </w:pPr>
       <w:r>
+        <w:rPr>
+          <w:b/>
+          <w:i/>
+        </w:rPr>
         <w:t>Worked example 1</w:t>
       </w:r>
     </w:p>
@@ -483,7 +505,7 @@
     </w:p>
     <w:p>
       <w:pPr>
-        <w:pStyle w:val="Heading1"/>
+        <w:pStyle w:val="Heading2"/>
       </w:pPr>
       <w:r>
         <w:t>2 The effective charge</w:t>
@@ -491,7 +513,7 @@
     </w:p>
     <w:p>
       <w:pPr>
-        <w:pStyle w:val="Heading2"/>
+        <w:pStyle w:val="Heading3"/>
       </w:pPr>
       <w:r>
         <w:t>2.1 Where e sits</w:t>
@@ -595,7 +617,7 @@
     </w:p>
     <w:p>
       <w:pPr>
-        <w:pStyle w:val="Heading2"/>
+        <w:pStyle w:val="Heading3"/>
       </w:pPr>
       <w:r>
         <w:t>2.2 The low-energy definition</w:t>
@@ -705,10 +727,11 @@
       </w:r>
     </w:p>
     <w:p>
-      <w:pPr>
-        <w:pStyle w:val="Heading3"/>
-      </w:pPr>
       <w:r>
+        <w:rPr>
+          <w:b/>
+          <w:i/>
+        </w:rPr>
         <w:t>Worked example 2</w:t>
       </w:r>
     </w:p>
@@ -719,7 +742,7 @@
     </w:p>
     <w:p>
       <w:pPr>
-        <w:pStyle w:val="Heading1"/>
+        <w:pStyle w:val="Heading2"/>
       </w:pPr>
       <w:r>
         <w:t>3 Absorbing the divergence</w:t>
@@ -727,7 +750,7 @@
     </w:p>
     <w:p>
       <w:pPr>
-        <w:pStyle w:val="Heading2"/>
+        <w:pStyle w:val="Heading3"/>
       </w:pPr>
       <w:r>
         <w:t>3.1 What Π looks like after a cutoff</w:t>
@@ -993,7 +1016,7 @@
     </w:p>
     <w:p>
       <w:pPr>
-        <w:pStyle w:val="Heading2"/>
+        <w:pStyle w:val="Heading3"/>
       </w:pPr>
       <w:r>
         <w:t>3.2 The high-momentum remainder</w:t>
@@ -1187,10 +1210,11 @@
       </m:oMathPara>
     </w:p>
     <w:p>
-      <w:pPr>
-        <w:pStyle w:val="Heading3"/>
-      </w:pPr>
       <w:r>
+        <w:rPr>
+          <w:b/>
+          <w:i/>
+        </w:rPr>
         <w:t>Worked example 3</w:t>
       </w:r>
     </w:p>
@@ -1201,7 +1225,7 @@
     </w:p>
     <w:p>
       <w:pPr>
-        <w:pStyle w:val="Heading1"/>
+        <w:pStyle w:val="Heading2"/>
       </w:pPr>
       <w:r>
         <w:t>4 Screening</w:t>
@@ -1209,7 +1233,7 @@
     </w:p>
     <w:p>
       <w:pPr>
-        <w:pStyle w:val="Heading2"/>
+        <w:pStyle w:val="Heading3"/>
       </w:pPr>
       <w:r>
         <w:t>4.1 The sign</w:t>
@@ -1222,7 +1246,7 @@
     </w:p>
     <w:p>
       <w:pPr>
-        <w:pStyle w:val="Heading2"/>
+        <w:pStyle w:val="Heading3"/>
       </w:pPr>
       <w:r>
         <w:t>4.2 The picture</w:t>
@@ -1234,10 +1258,11 @@
       </w:r>
     </w:p>
     <w:p>
-      <w:pPr>
-        <w:pStyle w:val="Heading3"/>
-      </w:pPr>
       <w:r>
+        <w:rPr>
+          <w:b/>
+          <w:i/>
+        </w:rPr>
         <w:t>Worked example 4</w:t>
       </w:r>
     </w:p>
@@ -1248,7 +1273,7 @@
     </w:p>
     <w:p>
       <w:pPr>
-        <w:pStyle w:val="Heading1"/>
+        <w:pStyle w:val="Heading2"/>
       </w:pPr>
       <w:r>
         <w:t>5 What this lesson has not done</w:t>
@@ -1261,7 +1286,7 @@
     </w:p>
     <w:p>
       <w:pPr>
-        <w:pStyle w:val="Heading1"/>
+        <w:pStyle w:val="Heading2"/>
       </w:pPr>
       <w:r>
         <w:t>6 Connections to QED</w:t>
@@ -1477,7 +1502,7 @@
     </w:tbl>
     <w:p>
       <w:pPr>
-        <w:pStyle w:val="Heading1"/>
+        <w:pStyle w:val="Heading2"/>
       </w:pPr>
       <w:r>
         <w:t>7 Summary</w:t>
@@ -1557,7 +1582,7 @@
     </w:p>
     <w:p>
       <w:pPr>
-        <w:pStyle w:val="Heading1"/>
+        <w:pStyle w:val="Heading2"/>
       </w:pPr>
       <w:r>
         <w:t>Exercises</w:t>
@@ -2217,7 +2242,7 @@
     </w:tbl>
     <w:p>
       <w:pPr>
-        <w:pStyle w:val="Heading1"/>
+        <w:pStyle w:val="Heading2"/>
       </w:pPr>
       <w:r>
         <w:t>Solutions</w:t>
@@ -2449,7 +2474,7 @@
     </w:p>
     <w:p>
       <w:pPr>
-        <w:pStyle w:val="Heading1"/>
+        <w:pStyle w:val="Heading2"/>
       </w:pPr>
       <w:r>
         <w:t>Mastery checklist</w:t>
@@ -2497,7 +2522,7 @@
     </w:p>
     <w:p>
       <w:pPr>
-        <w:pStyle w:val="Heading1"/>
+        <w:pStyle w:val="Heading2"/>
       </w:pPr>
       <w:r>
         <w:t>Next lesson</w:t>

--- a/Science Books/QED Course/Lesson 68 Running Electric Charge.docx
+++ b/Science Books/QED Course/Lesson 68 Running Electric Charge.docx
@@ -34,7 +34,7 @@
           <w:b/>
           <w:sz w:val="26"/>
         </w:rPr>
-        <w:t>Vacuum polarization from Lesson 62, inserted into the photon propagator, turns the coupling of Lesson 43 into a number that depends on the momentum at which it is probed</w:t>
+        <w:t>Vacuum polarization from Lesson 62, resummed into the photon propagator and renormalized with Lesson 67's logic, turns the coupling of Lesson 43 into a number that depends on the momentum at which it is probed</w:t>
       </w:r>
     </w:p>
     <w:p>
@@ -66,7 +66,7 @@
     </w:p>
     <w:p>
       <w:r>
-        <w:t>Lesson 67 absorbed a divergence into a mass nobody measures. This lesson does the same for the charge. The new fact, which the mass case did not have, is that once the divergence is gone the finite remainder still depends on how hard the photon is off shell. A low-energy scattering experiment and a high-energy one are therefore not measuring quite the same number, even though both are measuring "the electron's charge." The calculation uses only Lesson 62's Π(q²), Lesson 66's cutoff split, and Lesson 67's logic. Expect six to eight hours.</w:t>
+        <w:t>Lesson 67 absorbed a divergence into a mass nobody measures. This lesson does the same for the charge, and finds something the mass case did not have. Once the divergence is gone, the finite remainder still depends on how far the exchanged photon is off shell. A low-energy experiment and a high-energy one are therefore not measuring quite the same number, even though both are measuring "the electron's charge." The fine-structure constant of atomic physics, α ≈ 1/137.036, becomes α ≈ 1/129 at the mass of the Z boson, and that change has been measured. The calculation uses only Lesson 62's Π^μν(q), Lesson 66's cutoff integral, and Lesson 67's resummation and matching logic. One step, the reduction of the loop's numerator to a transverse tensor, is quoted rather than derived, and Section 3.1 says exactly which step and why. Expect six to eight hours.</w:t>
       </w:r>
     </w:p>
     <w:p>
@@ -82,7 +82,7 @@
         <w:pStyle w:val="ListBullet"/>
       </w:pPr>
       <w:r>
-        <w:t>Insert vacuum polarization into the photon propagator as a geometric series and obtain D′_μν(q) = −ig_μν / [q²(1−Π(q²))].</w:t>
+        <w:t>Resum vacuum-polarization insertions into the photon propagator and obtain D′_μν(q) = −ig_μν / [q²(1−Π(q²))].</w:t>
       </w:r>
     </w:p>
     <w:p>
@@ -90,7 +90,7 @@
         <w:pStyle w:val="ListBullet"/>
       </w:pPr>
       <w:r>
-        <w:t>Identify the combination e² / (1−Π(q²)) as the effective charge squared probed at momentum transfer q.</w:t>
+        <w:t>Identify e₀²/(1−Π(q²)) as the effective charge squared probed at momentum transfer q, and show that it reproduces Coulomb's law at long distance.</w:t>
       </w:r>
     </w:p>
     <w:p>
@@ -98,7 +98,7 @@
         <w:pStyle w:val="ListBullet"/>
       </w:pPr>
       <w:r>
-        <w:t>Absorb Π's cutoff-dependent piece into a bare charge e₀, leaving a finite running coupling e²(q²).</w:t>
+        <w:t>Evaluate Π(q²) with a Feynman parameter and Lesson 66's cutoff integral, absorb its divergent constant Π(0) into the bare charge, and show that the remainder Π̂(q²) = Π(q²) − Π(0) is finite and independent of the regulator.</w:t>
       </w:r>
     </w:p>
     <w:p>
@@ -106,7 +106,7 @@
         <w:pStyle w:val="ListBullet"/>
       </w:pPr>
       <w:r>
-        <w:t>Derive, in the |q²| ≫ m² limit, the one-loop QED formula α(q²) = α / [1 − (α/3π) log(|q²|/m²)], and state the screening interpretation: the effective charge is smaller at long distance.</w:t>
+        <w:t>Derive both limits of Π̂: (α/15π)Q²/m² at small Q² and (α/3π)[ln(Q²/m²) − 5/3] at large Q², with Q² = −q².</w:t>
       </w:r>
     </w:p>
     <w:p>
@@ -114,7 +114,7 @@
         <w:pStyle w:val="ListBullet"/>
       </w:pPr>
       <w:r>
-        <w:t>Explain why this running is a finite, measurable effect, distinct from the infinity that was absorbed.</w:t>
+        <w:t>Estimate α(M_Z²) from the electron, muon, and tau loops, state why hadrons must be added from data, and explain the step from 1/137 to about 1/129.</w:t>
       </w:r>
     </w:p>
     <w:p>
@@ -122,7 +122,7 @@
         <w:pStyle w:val="ListBullet"/>
       </w:pPr>
       <w:r>
-        <w:t>Reproduce the resummed photon propagator and the one-loop running formula from memory.</w:t>
+        <w:t>Explain the screening interpretation, the slope that Lesson 69 calls β, the one-loop Landau pole, and the experiments that observed the running.</w:t>
       </w:r>
     </w:p>
     <w:p>
@@ -261,7 +261,7 @@
           </w:tcPr>
           <w:p>
             <w:r>
-              <w:t>Charge and fine-structure constant measured at low energy, α=e²/4π</w:t>
+              <w:t>Charge and fine-structure constant measured at long distance, α = e²/4π ≈ 1/137.036</w:t>
             </w:r>
           </w:p>
         </w:tc>
@@ -280,7 +280,7 @@
           </w:tcPr>
           <w:p>
             <w:r>
-              <w:t>Π(q²)</w:t>
+              <w:t>Π^μν(q), Π(q²)</w:t>
             </w:r>
           </w:p>
         </w:tc>
@@ -297,7 +297,7 @@
           </w:tcPr>
           <w:p>
             <w:r>
-              <w:t>Scalar vacuum polarization, from Lesson 62's Π^μν=(q²g^μν−q^μq^ν)Π(q²)</w:t>
+              <w:t>Lesson 62's vacuum-polarization tensor and its scalar part, Π^μν = (q²g^μν − q^μq^ν)Π(q²)</w:t>
             </w:r>
           </w:p>
         </w:tc>
@@ -317,7 +317,7 @@
           </w:tcPr>
           <w:p>
             <w:r>
-              <w:t>α(q²)</w:t>
+              <w:t>Π̂(q²)</w:t>
             </w:r>
           </w:p>
         </w:tc>
@@ -335,12 +335,201 @@
           </w:tcPr>
           <w:p>
             <w:r>
-              <w:t>Effective fine-structure constant at momentum transfer q</w:t>
+              <w:t>The subtracted, finite part Π(q²) − Π(0)</w:t>
+            </w:r>
+          </w:p>
+        </w:tc>
+      </w:tr>
+      <w:tr>
+        <w:tc>
+          <w:tcPr>
+            <w:tcW w:type="dxa" w:w="2160"/>
+            <w:vAlign w:val="center"/>
+            <w:tcMar>
+              <w:top w:w="100" w:type="dxa"/>
+              <w:start w:w="100" w:type="dxa"/>
+              <w:bottom w:w="100" w:type="dxa"/>
+              <w:end w:w="100" w:type="dxa"/>
+            </w:tcMar>
+          </w:tcPr>
+          <w:p>
+            <w:r>
+              <w:t>Q²</w:t>
+            </w:r>
+          </w:p>
+        </w:tc>
+        <w:tc>
+          <w:tcPr>
+            <w:tcW w:type="dxa" w:w="7632"/>
+            <w:vAlign w:val="center"/>
+            <w:tcMar>
+              <w:top w:w="100" w:type="dxa"/>
+              <w:start w:w="100" w:type="dxa"/>
+              <w:bottom w:w="100" w:type="dxa"/>
+              <w:end w:w="100" w:type="dxa"/>
+            </w:tcMar>
+          </w:tcPr>
+          <w:p>
+            <w:r>
+              <w:t>−q², positive for the spacelike momentum transfer of a scattering process</w:t>
+            </w:r>
+          </w:p>
+        </w:tc>
+      </w:tr>
+      <w:tr>
+        <w:tc>
+          <w:tcPr>
+            <w:tcW w:type="dxa" w:w="2160"/>
+            <w:vAlign w:val="center"/>
+            <w:shd w:fill="EAF2F8"/>
+            <w:tcMar>
+              <w:top w:w="100" w:type="dxa"/>
+              <w:start w:w="100" w:type="dxa"/>
+              <w:bottom w:w="100" w:type="dxa"/>
+              <w:end w:w="100" w:type="dxa"/>
+            </w:tcMar>
+          </w:tcPr>
+          <w:p>
+            <w:r>
+              <w:t>x, Δ</w:t>
+            </w:r>
+          </w:p>
+        </w:tc>
+        <w:tc>
+          <w:tcPr>
+            <w:tcW w:type="dxa" w:w="7632"/>
+            <w:vAlign w:val="center"/>
+            <w:shd w:fill="EAF2F8"/>
+            <w:tcMar>
+              <w:top w:w="100" w:type="dxa"/>
+              <w:start w:w="100" w:type="dxa"/>
+              <w:bottom w:w="100" w:type="dxa"/>
+              <w:end w:w="100" w:type="dxa"/>
+            </w:tcMar>
+          </w:tcPr>
+          <w:p>
+            <w:r>
+              <w:t>Feynman parameter, 0 ≤ x ≤ 1, and Δ = m² − x(1−x)q²</w:t>
+            </w:r>
+          </w:p>
+        </w:tc>
+      </w:tr>
+      <w:tr>
+        <w:tc>
+          <w:tcPr>
+            <w:tcW w:type="dxa" w:w="2160"/>
+            <w:vAlign w:val="center"/>
+            <w:tcMar>
+              <w:top w:w="100" w:type="dxa"/>
+              <w:start w:w="100" w:type="dxa"/>
+              <w:bottom w:w="100" w:type="dxa"/>
+              <w:end w:w="100" w:type="dxa"/>
+            </w:tcMar>
+          </w:tcPr>
+          <w:p>
+            <w:r>
+              <w:t>Λ</w:t>
+            </w:r>
+          </w:p>
+        </w:tc>
+        <w:tc>
+          <w:tcPr>
+            <w:tcW w:type="dxa" w:w="7632"/>
+            <w:vAlign w:val="center"/>
+            <w:tcMar>
+              <w:top w:w="100" w:type="dxa"/>
+              <w:start w:w="100" w:type="dxa"/>
+              <w:bottom w:w="100" w:type="dxa"/>
+              <w:end w:w="100" w:type="dxa"/>
+            </w:tcMar>
+          </w:tcPr>
+          <w:p>
+            <w:r>
+              <w:t>Momentum cutoff of Lesson 66</w:t>
+            </w:r>
+          </w:p>
+        </w:tc>
+      </w:tr>
+      <w:tr>
+        <w:tc>
+          <w:tcPr>
+            <w:tcW w:type="dxa" w:w="2160"/>
+            <w:vAlign w:val="center"/>
+            <w:shd w:fill="EAF2F8"/>
+            <w:tcMar>
+              <w:top w:w="100" w:type="dxa"/>
+              <w:start w:w="100" w:type="dxa"/>
+              <w:bottom w:w="100" w:type="dxa"/>
+              <w:end w:w="100" w:type="dxa"/>
+            </w:tcMar>
+          </w:tcPr>
+          <w:p>
+            <w:r>
+              <w:t>Z₃</w:t>
+            </w:r>
+          </w:p>
+        </w:tc>
+        <w:tc>
+          <w:tcPr>
+            <w:tcW w:type="dxa" w:w="7632"/>
+            <w:vAlign w:val="center"/>
+            <w:shd w:fill="EAF2F8"/>
+            <w:tcMar>
+              <w:top w:w="100" w:type="dxa"/>
+              <w:start w:w="100" w:type="dxa"/>
+              <w:bottom w:w="100" w:type="dxa"/>
+              <w:end w:w="100" w:type="dxa"/>
+            </w:tcMar>
+          </w:tcPr>
+          <w:p>
+            <w:r>
+              <w:t>Photon field-renormalization constant, 1/(1−Π(0)) at this order</w:t>
+            </w:r>
+          </w:p>
+        </w:tc>
+      </w:tr>
+      <w:tr>
+        <w:tc>
+          <w:tcPr>
+            <w:tcW w:type="dxa" w:w="2160"/>
+            <w:vAlign w:val="center"/>
+            <w:tcMar>
+              <w:top w:w="100" w:type="dxa"/>
+              <w:start w:w="100" w:type="dxa"/>
+              <w:bottom w:w="100" w:type="dxa"/>
+              <w:end w:w="100" w:type="dxa"/>
+            </w:tcMar>
+          </w:tcPr>
+          <w:p>
+            <w:r>
+              <w:t>α(Q²)</w:t>
+            </w:r>
+          </w:p>
+        </w:tc>
+        <w:tc>
+          <w:tcPr>
+            <w:tcW w:type="dxa" w:w="7632"/>
+            <w:vAlign w:val="center"/>
+            <w:tcMar>
+              <w:top w:w="100" w:type="dxa"/>
+              <w:start w:w="100" w:type="dxa"/>
+              <w:bottom w:w="100" w:type="dxa"/>
+              <w:end w:w="100" w:type="dxa"/>
+            </w:tcMar>
+          </w:tcPr>
+          <w:p>
+            <w:r>
+              <w:t>Effective fine-structure constant at momentum transfer Q</w:t>
             </w:r>
           </w:p>
         </w:tc>
       </w:tr>
     </w:tbl>
+    <w:p>
+      <w:r>
+        <w:t>The metric is Lesson 4's diag(+1, −1, −1, −1), natural units ħ = c = 1, and ln is the natural logarithm. In display equations, square brackets enclose function arguments and visible groupings.</w:t>
+      </w:r>
+    </w:p>
     <w:p>
       <w:pPr>
         <w:pStyle w:val="Heading2"/>
@@ -367,7 +556,7 @@
           <w:sz w:val="20"/>
         </w:rPr>
         <w:br/>
-        <w:t xml:space="preserve"> bare     one loop          two loops                    resummed D′</w:t>
+        <w:t xml:space="preserve"> bare     one insertion     two insertions               resummed D′</w:t>
       </w:r>
     </w:p>
     <w:p>
@@ -380,20 +569,7 @@
     </w:p>
     <w:p>
       <w:r>
-        <w:t>A photon line in any larger diagram can carry zero, one, two, … vacuum-polarization insertions. Each insertion contributes iΠ^μν(q) between two bare photon propagators. In Feynman gauge the bare propagator is D_μν(q)=−ig_μν/(q²+iε). Using Lesson 62's transversality, Π^μν=(q²g^μν−q^μq^ν)Π(q²), the q^μq^ν pieces drop against conserved currents (Lesson 47, to be proved in Lesson 71), and what survives of each insertion is multiplication by Π(q²).</w:t>
-      </w:r>
-    </w:p>
-    <w:p>
-      <w:pPr>
-        <w:pStyle w:val="Heading3"/>
-      </w:pPr>
-      <w:r>
-        <w:t>1.2 Summing it</w:t>
-      </w:r>
-    </w:p>
-    <w:p>
-      <w:r>
-        <w:t>The geometric series 1+Π+Π²+⋯=1/(1−Π) therefore replaces 1/q² by 1/[q²(1−Π(q²))]:</w:t>
+        <w:t>A photon line inside any larger diagram can carry zero, one, two, or more vacuum-polarization insertions, chained one after another. Each insertion contributes iΠ^μν(q) between two bare photon propagators, and in Feynman gauge the bare propagator of Lesson 47 is</w:t>
       </w:r>
     </w:p>
     <w:p>
@@ -403,14 +579,12 @@
       </w:pPr>
       <m:oMathPara>
         <m:oMath>
-          <m:r>
-            <m:t xml:space="preserve">D</m:t>
-          </m:r>
-          <m:r>
-            <m:t xml:space="preserve">′</m:t>
-          </m:r>
           <m:sSub>
-            <m:e/>
+            <m:e>
+              <m:r>
+                <m:t xml:space="preserve">D</m:t>
+              </m:r>
+            </m:e>
             <m:sub>
               <m:r>
                 <m:t xml:space="preserve">μν</m:t>
@@ -418,7 +592,13 @@
             </m:sub>
           </m:sSub>
           <m:r>
+            <m:t xml:space="preserve">[</m:t>
+          </m:r>
+          <m:r>
             <m:t xml:space="preserve">q</m:t>
+          </m:r>
+          <m:r>
+            <m:t xml:space="preserve">]</m:t>
           </m:r>
           <m:r>
             <m:t xml:space="preserve">=</m:t>
@@ -445,6 +625,126 @@
               </m:sSub>
             </m:num>
             <m:den>
+              <m:sSup>
+                <m:e>
+                  <m:r>
+                    <m:t xml:space="preserve">q</m:t>
+                  </m:r>
+                </m:e>
+                <m:sup>
+                  <m:r>
+                    <m:t xml:space="preserve">2</m:t>
+                  </m:r>
+                </m:sup>
+              </m:sSup>
+              <m:r>
+                <m:t xml:space="preserve">+</m:t>
+              </m:r>
+              <m:r>
+                <m:t xml:space="preserve">iε</m:t>
+              </m:r>
+            </m:den>
+          </m:f>
+        </m:oMath>
+      </m:oMathPara>
+    </w:p>
+    <w:p>
+      <w:r>
+        <w:t>Write one insertion out: D_μα (iΠ^αβ) D_βν = (−i)(i)(−i) g_μα (q²g^αβ − q^αq^β) g_βν Π / q⁴ = −i(q²g_μν − q_μq_ν)Π/q⁴. The g_μν piece is −ig_μν/q² multiplied by Π. The q_μq_ν piece is contracted, at both ends of the line, into a conserved current, and Lesson 47 showed that q_μ j^μ = 0 kills it (Exercise 3). For every physical purpose, then, one insertion multiplies the bare propagator by Π(q²), two insertions multiply it by Π², and so on.</w:t>
+      </w:r>
+    </w:p>
+    <w:p>
+      <w:pPr>
+        <w:pStyle w:val="Heading3"/>
+      </w:pPr>
+      <w:r>
+        <w:t>1.2 Summing it</w:t>
+      </w:r>
+    </w:p>
+    <w:p>
+      <w:r>
+        <w:t>The geometric series 1 + Π + Π² + ⋯ = 1/(1−Π), the same identity Lesson 67 used for the electron, gives</w:t>
+      </w:r>
+    </w:p>
+    <w:p>
+      <w:pPr>
+        <w:spacing w:before="100" w:after="160"/>
+        <w:jc w:val="center"/>
+      </w:pPr>
+      <m:oMathPara>
+        <m:oMath>
+          <m:r>
+            <m:t xml:space="preserve">D</m:t>
+          </m:r>
+          <m:r>
+            <m:t xml:space="preserve">′</m:t>
+          </m:r>
+          <m:sSub>
+            <m:e/>
+            <m:sub>
+              <m:r>
+                <m:t xml:space="preserve">μν</m:t>
+              </m:r>
+            </m:sub>
+          </m:sSub>
+          <m:r>
+            <m:t xml:space="preserve">[</m:t>
+          </m:r>
+          <m:r>
+            <m:t xml:space="preserve">q</m:t>
+          </m:r>
+          <m:r>
+            <m:t xml:space="preserve">]</m:t>
+          </m:r>
+          <m:r>
+            <m:t xml:space="preserve">=</m:t>
+          </m:r>
+          <m:r>
+            <m:t xml:space="preserve">−</m:t>
+          </m:r>
+          <m:r>
+            <m:t xml:space="preserve">i</m:t>
+          </m:r>
+          <m:f>
+            <m:num>
+              <m:sSub>
+                <m:e>
+                  <m:r>
+                    <m:t xml:space="preserve">g</m:t>
+                  </m:r>
+                </m:e>
+                <m:sub>
+                  <m:r>
+                    <m:t xml:space="preserve">μν</m:t>
+                  </m:r>
+                </m:sub>
+              </m:sSub>
+            </m:num>
+            <m:den>
+              <m:sSup>
+                <m:e>
+                  <m:r>
+                    <m:t xml:space="preserve">q</m:t>
+                  </m:r>
+                </m:e>
+                <m:sup>
+                  <m:r>
+                    <m:t xml:space="preserve">2</m:t>
+                  </m:r>
+                </m:sup>
+              </m:sSup>
+              <m:r>
+                <m:t xml:space="preserve">[</m:t>
+              </m:r>
+              <m:r>
+                <m:t xml:space="preserve">1</m:t>
+              </m:r>
+              <m:r>
+                <m:t xml:space="preserve">−</m:t>
+              </m:r>
+              <m:r>
+                <m:t xml:space="preserve">Π</m:t>
+              </m:r>
               <m:r>
                 <m:t xml:space="preserve">[</m:t>
               </m:r>
@@ -461,6 +761,143 @@
                 </m:sup>
               </m:sSup>
               <m:r>
+                <m:t xml:space="preserve">]</m:t>
+              </m:r>
+              <m:r>
+                <m:t xml:space="preserve">]</m:t>
+              </m:r>
+            </m:den>
+          </m:f>
+        </m:oMath>
+      </m:oMathPara>
+    </w:p>
+    <w:p>
+      <w:r>
+        <w:t>This is the full photon propagator to the extent that only chains of single-loop insertions are kept. Two-loop insertions add to Π itself without changing the form of the result.</w:t>
+      </w:r>
+    </w:p>
+    <w:p>
+      <w:r>
+        <w:rPr>
+          <w:b/>
+          <w:i/>
+        </w:rPr>
+        <w:t>Worked example 1</w:t>
+      </w:r>
+    </w:p>
+    <w:p>
+      <w:r>
+        <w:t>Check two limits of Section 1.2. If Π = 0, D′ reduces to the bare propagator of Lesson 47, so resummation introduces nothing when vacuum polarization is switched off. If Π is small, 1/(1−Π) ≈ 1 + Π, which is the bare line plus exactly one insertion, the diagram Lesson 62 drew. The resummed form contains the one-loop calculation and organizes everything beyond it.</w:t>
+      </w:r>
+    </w:p>
+    <w:p>
+      <w:pPr>
+        <w:pStyle w:val="Heading2"/>
+      </w:pPr>
+      <w:r>
+        <w:t>2 The effective charge</w:t>
+      </w:r>
+    </w:p>
+    <w:p>
+      <w:pPr>
+        <w:pStyle w:val="Heading3"/>
+      </w:pPr>
+      <w:r>
+        <w:t>2.1 Where e sits</w:t>
+      </w:r>
+    </w:p>
+    <w:p>
+      <w:r>
+        <w:t>Every tree-level amplitude with a photon exchanged between two fermion lines, electron-muon scattering in Lesson 53 being the cleanest case, contains two vertices and one propagator: (ie₀)² ū γ^μ u (−ig_μν/q²) ū γ^ν u. Replacing the propagator by D′ changes nothing in the spinor algebra. The only change is in the scalar factor, so the dressed amplitude is the tree amplitude with one substitution:</w:t>
+      </w:r>
+    </w:p>
+    <w:p>
+      <w:pPr>
+        <w:spacing w:before="100" w:after="160"/>
+        <w:jc w:val="center"/>
+      </w:pPr>
+      <m:oMathPara>
+        <m:oMath>
+          <m:sSubSup>
+            <m:e>
+              <m:r>
+                <m:t xml:space="preserve">e</m:t>
+              </m:r>
+            </m:e>
+            <m:sub>
+              <m:r>
+                <m:t xml:space="preserve">0</m:t>
+              </m:r>
+            </m:sub>
+            <m:sup>
+              <m:r>
+                <m:t xml:space="preserve">2</m:t>
+              </m:r>
+            </m:sup>
+          </m:sSubSup>
+          <m:r>
+            <m:t xml:space="preserve">→</m:t>
+          </m:r>
+          <m:sSubSup>
+            <m:e>
+              <m:r>
+                <m:t xml:space="preserve">e</m:t>
+              </m:r>
+            </m:e>
+            <m:sub>
+              <m:r>
+                <m:t xml:space="preserve">eff</m:t>
+              </m:r>
+            </m:sub>
+            <m:sup>
+              <m:r>
+                <m:t xml:space="preserve">2</m:t>
+              </m:r>
+            </m:sup>
+          </m:sSubSup>
+          <m:r>
+            <m:t xml:space="preserve">[</m:t>
+          </m:r>
+          <m:sSup>
+            <m:e>
+              <m:r>
+                <m:t xml:space="preserve">q</m:t>
+              </m:r>
+            </m:e>
+            <m:sup>
+              <m:r>
+                <m:t xml:space="preserve">2</m:t>
+              </m:r>
+            </m:sup>
+          </m:sSup>
+          <m:r>
+            <m:t xml:space="preserve">]</m:t>
+          </m:r>
+          <m:r>
+            <m:t xml:space="preserve">=</m:t>
+          </m:r>
+          <m:f>
+            <m:num>
+              <m:sSubSup>
+                <m:e>
+                  <m:r>
+                    <m:t xml:space="preserve">e</m:t>
+                  </m:r>
+                </m:e>
+                <m:sub>
+                  <m:r>
+                    <m:t xml:space="preserve">0</m:t>
+                  </m:r>
+                </m:sub>
+                <m:sup>
+                  <m:r>
+                    <m:t xml:space="preserve">2</m:t>
+                  </m:r>
+                </m:sup>
+              </m:sSubSup>
+            </m:num>
+            <m:den>
+              <m:r>
                 <m:t xml:space="preserve">1</m:t>
               </m:r>
               <m:r>
@@ -468,6 +905,327 @@
               </m:r>
               <m:r>
                 <m:t xml:space="preserve">Π</m:t>
+              </m:r>
+              <m:r>
+                <m:t xml:space="preserve">[</m:t>
+              </m:r>
+              <m:sSup>
+                <m:e>
+                  <m:r>
+                    <m:t xml:space="preserve">q</m:t>
+                  </m:r>
+                </m:e>
+                <m:sup>
+                  <m:r>
+                    <m:t xml:space="preserve">2</m:t>
+                  </m:r>
+                </m:sup>
+              </m:sSup>
+              <m:r>
+                <m:t xml:space="preserve">]</m:t>
+              </m:r>
+            </m:den>
+          </m:f>
+        </m:oMath>
+      </m:oMathPara>
+    </w:p>
+    <w:p>
+      <w:r>
+        <w:t>The charge and the polarization never appear separately in this process. Only their combination does, and that combination is what the experiment measures.</w:t>
+      </w:r>
+    </w:p>
+    <w:p>
+      <w:pPr>
+        <w:pStyle w:val="Heading3"/>
+      </w:pPr>
+      <w:r>
+        <w:t>2.2 The long-distance definition</w:t>
+      </w:r>
+    </w:p>
+    <w:p>
+      <w:r>
+        <w:t>In the nonrelativistic limit this amplitude becomes the momentum-space potential between two opposite unit charges, −e²/Q², the Fourier transform of Coulomb's −α/r, and Lesson 43 identified α with exactly this strength. With vacuum polarization included, the potential becomes</w:t>
+      </w:r>
+    </w:p>
+    <w:p>
+      <w:pPr>
+        <w:spacing w:before="100" w:after="160"/>
+        <w:jc w:val="center"/>
+      </w:pPr>
+      <m:oMathPara>
+        <m:oMath>
+          <m:r>
+            <m:t xml:space="preserve">Ṽ</m:t>
+          </m:r>
+          <m:r>
+            <m:t xml:space="preserve">[</m:t>
+          </m:r>
+          <m:r>
+            <m:t xml:space="preserve">Q</m:t>
+          </m:r>
+          <m:r>
+            <m:t xml:space="preserve">]</m:t>
+          </m:r>
+          <m:r>
+            <m:t xml:space="preserve">=</m:t>
+          </m:r>
+          <m:r>
+            <m:t xml:space="preserve">−</m:t>
+          </m:r>
+          <m:sSubSup>
+            <m:e>
+              <m:r>
+                <m:t xml:space="preserve">e</m:t>
+              </m:r>
+            </m:e>
+            <m:sub>
+              <m:r>
+                <m:t xml:space="preserve">eff</m:t>
+              </m:r>
+            </m:sub>
+            <m:sup>
+              <m:r>
+                <m:t xml:space="preserve">2</m:t>
+              </m:r>
+            </m:sup>
+          </m:sSubSup>
+          <m:f>
+            <m:num>
+              <m:r>
+                <m:t xml:space="preserve">[</m:t>
+              </m:r>
+              <m:r>
+                <m:t xml:space="preserve">−</m:t>
+              </m:r>
+              <m:sSup>
+                <m:e>
+                  <m:r>
+                    <m:t xml:space="preserve">Q</m:t>
+                  </m:r>
+                </m:e>
+                <m:sup>
+                  <m:r>
+                    <m:t xml:space="preserve">2</m:t>
+                  </m:r>
+                </m:sup>
+              </m:sSup>
+              <m:r>
+                <m:t xml:space="preserve">]</m:t>
+              </m:r>
+            </m:num>
+            <m:den>
+              <m:sSup>
+                <m:e>
+                  <m:r>
+                    <m:t xml:space="preserve">Q</m:t>
+                  </m:r>
+                </m:e>
+                <m:sup>
+                  <m:r>
+                    <m:t xml:space="preserve">2</m:t>
+                  </m:r>
+                </m:sup>
+              </m:sSup>
+            </m:den>
+          </m:f>
+        </m:oMath>
+      </m:oMathPara>
+    </w:p>
+    <w:p>
+      <w:r>
+        <w:t>and Coulomb's law at long distance, the regime in which α was first measured, corresponds to Q² → 0. The charge e of every earlier lesson is therefore defined by</w:t>
+      </w:r>
+    </w:p>
+    <w:p>
+      <w:pPr>
+        <w:spacing w:before="100" w:after="160"/>
+        <w:jc w:val="center"/>
+      </w:pPr>
+      <m:oMathPara>
+        <m:oMath>
+          <m:sSup>
+            <m:e>
+              <m:r>
+                <m:t xml:space="preserve">e</m:t>
+              </m:r>
+            </m:e>
+            <m:sup>
+              <m:r>
+                <m:t xml:space="preserve">2</m:t>
+              </m:r>
+            </m:sup>
+          </m:sSup>
+          <m:r>
+            <m:t xml:space="preserve">≡</m:t>
+          </m:r>
+          <m:sSubSup>
+            <m:e>
+              <m:r>
+                <m:t xml:space="preserve">e</m:t>
+              </m:r>
+            </m:e>
+            <m:sub>
+              <m:r>
+                <m:t xml:space="preserve">eff</m:t>
+              </m:r>
+            </m:sub>
+            <m:sup>
+              <m:r>
+                <m:t xml:space="preserve">2</m:t>
+              </m:r>
+            </m:sup>
+          </m:sSubSup>
+          <m:r>
+            <m:t xml:space="preserve">[</m:t>
+          </m:r>
+          <m:r>
+            <m:t xml:space="preserve">0</m:t>
+          </m:r>
+          <m:r>
+            <m:t xml:space="preserve">]</m:t>
+          </m:r>
+          <m:r>
+            <m:t xml:space="preserve">=</m:t>
+          </m:r>
+          <m:f>
+            <m:num>
+              <m:sSubSup>
+                <m:e>
+                  <m:r>
+                    <m:t xml:space="preserve">e</m:t>
+                  </m:r>
+                </m:e>
+                <m:sub>
+                  <m:r>
+                    <m:t xml:space="preserve">0</m:t>
+                  </m:r>
+                </m:sub>
+                <m:sup>
+                  <m:r>
+                    <m:t xml:space="preserve">2</m:t>
+                  </m:r>
+                </m:sup>
+              </m:sSubSup>
+            </m:num>
+            <m:den>
+              <m:r>
+                <m:t xml:space="preserve">1</m:t>
+              </m:r>
+              <m:r>
+                <m:t xml:space="preserve">−</m:t>
+              </m:r>
+              <m:r>
+                <m:t xml:space="preserve">Π</m:t>
+              </m:r>
+              <m:r>
+                <m:t xml:space="preserve">[</m:t>
+              </m:r>
+              <m:r>
+                <m:t xml:space="preserve">0</m:t>
+              </m:r>
+              <m:r>
+                <m:t xml:space="preserve">]</m:t>
+              </m:r>
+            </m:den>
+          </m:f>
+        </m:oMath>
+      </m:oMathPara>
+    </w:p>
+    <w:p>
+      <w:r>
+        <w:t>Dividing the two formulas eliminates the bare charge exactly:</w:t>
+      </w:r>
+    </w:p>
+    <w:p>
+      <w:pPr>
+        <w:spacing w:before="100" w:after="160"/>
+        <w:jc w:val="center"/>
+      </w:pPr>
+      <m:oMathPara>
+        <m:oMath>
+          <m:sSubSup>
+            <m:e>
+              <m:r>
+                <m:t xml:space="preserve">e</m:t>
+              </m:r>
+            </m:e>
+            <m:sub>
+              <m:r>
+                <m:t xml:space="preserve">eff</m:t>
+              </m:r>
+            </m:sub>
+            <m:sup>
+              <m:r>
+                <m:t xml:space="preserve">2</m:t>
+              </m:r>
+            </m:sup>
+          </m:sSubSup>
+          <m:r>
+            <m:t xml:space="preserve">[</m:t>
+          </m:r>
+          <m:sSup>
+            <m:e>
+              <m:r>
+                <m:t xml:space="preserve">q</m:t>
+              </m:r>
+            </m:e>
+            <m:sup>
+              <m:r>
+                <m:t xml:space="preserve">2</m:t>
+              </m:r>
+            </m:sup>
+          </m:sSup>
+          <m:r>
+            <m:t xml:space="preserve">]</m:t>
+          </m:r>
+          <m:r>
+            <m:t xml:space="preserve">=</m:t>
+          </m:r>
+          <m:sSup>
+            <m:e>
+              <m:r>
+                <m:t xml:space="preserve">e</m:t>
+              </m:r>
+            </m:e>
+            <m:sup>
+              <m:r>
+                <m:t xml:space="preserve">2</m:t>
+              </m:r>
+            </m:sup>
+          </m:sSup>
+          <m:f>
+            <m:num>
+              <m:r>
+                <m:t xml:space="preserve">1</m:t>
+              </m:r>
+              <m:r>
+                <m:t xml:space="preserve">−</m:t>
+              </m:r>
+              <m:r>
+                <m:t xml:space="preserve">Π</m:t>
+              </m:r>
+              <m:r>
+                <m:t xml:space="preserve">[</m:t>
+              </m:r>
+              <m:r>
+                <m:t xml:space="preserve">0</m:t>
+              </m:r>
+              <m:r>
+                <m:t xml:space="preserve">]</m:t>
+              </m:r>
+            </m:num>
+            <m:den>
+              <m:r>
+                <m:t xml:space="preserve">1</m:t>
+              </m:r>
+              <m:r>
+                <m:t xml:space="preserve">−</m:t>
+              </m:r>
+              <m:r>
+                <m:t xml:space="preserve">Π</m:t>
+              </m:r>
+              <m:r>
+                <m:t xml:space="preserve">[</m:t>
               </m:r>
               <m:sSup>
                 <m:e>
@@ -495,12 +1253,12 @@
           <w:b/>
           <w:i/>
         </w:rPr>
-        <w:t>Worked example 1</w:t>
+        <w:t>Worked example 2</w:t>
       </w:r>
     </w:p>
     <w:p>
       <w:r>
-        <w:t>State what Section 1.2 reduces to if Π=0. D′_μν=−ig_μν/q², the ordinary Feynman-gauge propagator of Lesson 47, confirming that the resummation introduces nothing when vacuum polarization is switched off.</w:t>
+        <w:t>Explain why defining e at q² → 0 follows the same logic Lesson 67 used when it defined m by the pole of the electron propagator. In both cases a Lagrangian parameter, m₀ or e₀, is replaced by a number an experiment reports. For the mass, the number is the location of a pole. For the charge, it is the strength of the Coulomb interaction at long distance, measured today to parts in 10¹⁰ through the electron's magnetic moment and atom interferometry (Lesson 78). Neither definition is forced by the mathematics, but both are fixed by what is actually measured.</w:t>
       </w:r>
     </w:p>
     <w:p>
@@ -508,7 +1266,7 @@
         <w:pStyle w:val="Heading2"/>
       </w:pPr>
       <w:r>
-        <w:t>2 The effective charge</w:t>
+        <w:t>3 Absorbing the divergence</w:t>
       </w:r>
     </w:p>
     <w:p>
@@ -516,12 +1274,12 @@
         <w:pStyle w:val="Heading3"/>
       </w:pPr>
       <w:r>
-        <w:t>2.1 Where e sits</w:t>
+        <w:t>3.1 What Π looks like after a cutoff</w:t>
       </w:r>
     </w:p>
     <w:p>
       <w:r>
-        <w:t>Every tree-level amplitude in Part VIII contained a factor e²/q² from two vertices and one photon propagator (or e² from two fermion vertices with an internal fermion, which this lesson does not run). Replacing the photon propagator by Section 1.2's D′ is equivalent to leaving the propagator alone and replacing e² by</w:t>
+        <w:t>Lesson 62's integral has two denominators, k² − m² and (k−q)² − m². Lesson 66 named the device that combines them: with a Feynman parameter x,</w:t>
       </w:r>
     </w:p>
     <w:p>
@@ -531,27 +1289,356 @@
       </w:pPr>
       <m:oMathPara>
         <m:oMath>
+          <m:f>
+            <m:num>
+              <m:r>
+                <m:t xml:space="preserve">1</m:t>
+              </m:r>
+            </m:num>
+            <m:den>
+              <m:r>
+                <m:t xml:space="preserve">AB</m:t>
+              </m:r>
+            </m:den>
+          </m:f>
+          <m:r>
+            <m:t xml:space="preserve">=</m:t>
+          </m:r>
           <m:sSubSup>
             <m:e>
               <m:r>
-                <m:t xml:space="preserve">e</m:t>
+                <m:t xml:space="preserve">∫</m:t>
               </m:r>
             </m:e>
             <m:sub>
               <m:r>
-                <m:t xml:space="preserve">eff</m:t>
+                <m:t xml:space="preserve">0</m:t>
               </m:r>
             </m:sub>
+            <m:sup>
+              <m:r>
+                <m:t xml:space="preserve">1</m:t>
+              </m:r>
+            </m:sup>
+          </m:sSubSup>
+          <m:r>
+            <m:t xml:space="preserve">dx</m:t>
+          </m:r>
+          <m:f>
+            <m:num>
+              <m:r>
+                <m:t xml:space="preserve">1</m:t>
+              </m:r>
+            </m:num>
+            <m:den>
+              <m:sSup>
+                <m:e>
+                  <m:r>
+                    <m:t xml:space="preserve">[</m:t>
+                  </m:r>
+                  <m:r>
+                    <m:t xml:space="preserve">xA</m:t>
+                  </m:r>
+                  <m:r>
+                    <m:t xml:space="preserve">+</m:t>
+                  </m:r>
+                  <m:r>
+                    <m:t xml:space="preserve">[</m:t>
+                  </m:r>
+                  <m:r>
+                    <m:t xml:space="preserve">1</m:t>
+                  </m:r>
+                  <m:r>
+                    <m:t xml:space="preserve">−</m:t>
+                  </m:r>
+                  <m:r>
+                    <m:t xml:space="preserve">x</m:t>
+                  </m:r>
+                  <m:r>
+                    <m:t xml:space="preserve">]</m:t>
+                  </m:r>
+                  <m:r>
+                    <m:t xml:space="preserve">B</m:t>
+                  </m:r>
+                  <m:r>
+                    <m:t xml:space="preserve">]</m:t>
+                  </m:r>
+                </m:e>
+                <m:sup>
+                  <m:r>
+                    <m:t xml:space="preserve">2</m:t>
+                  </m:r>
+                </m:sup>
+              </m:sSup>
+            </m:den>
+          </m:f>
+        </m:oMath>
+      </m:oMathPara>
+    </w:p>
+    <w:p>
+      <w:r>
+        <w:t>and with A = (k−q)² − m², B = k² − m², the combined denominator is (k − xq)² − Δ with Δ = m² − x(1−x)q² (Exercise 4). Shifting the loop momentum to ℓ = k − xq makes the denominator depend on ℓ² alone, and it becomes exactly Lesson 66's template integral, ∫d⁴ℓ/(2π)⁴ 1/(ℓ² − Δ)² = (i/16π²)[ln(Λ²/Δ) − 1].</w:t>
+      </w:r>
+    </w:p>
+    <w:p>
+      <w:r>
+        <w:t>The numerator is the step this lesson quotes. After the shift, Lesson 62's trace contains ℓ^μℓ^ν, ℓ² g^μν, and terms without ℓ. Averaged over directions, ℓ^μℓ^ν becomes ℓ²g^μν/4. With a regulator that respects current conservation, the ℓ² pieces cancel among themselves, and the rest assembles into −8x(1−x)(q²g^μν − q^μq^ν), the transverse form Lesson 62, Section 4.2, anticipated. A bare momentum cutoff does not quite do this. Applied naively, it leaves a non-transverse piece proportional to Λ²g^μν, which would be a failure of gauge invariance. Regulators that avoid it subtract a loop of heavy fictitious fermions (Pauli and Villars) or continue the dimension of spacetime. This course names them but does not carry them out, and Lesson 71's Ward identity is the general guarantee that the physical answer is transverse. Taking that transverse result,</w:t>
+      </w:r>
+    </w:p>
+    <w:p>
+      <w:pPr>
+        <w:spacing w:before="100" w:after="160"/>
+        <w:jc w:val="center"/>
+      </w:pPr>
+      <m:oMathPara>
+        <m:oMath>
+          <m:r>
+            <m:t xml:space="preserve">Π</m:t>
+          </m:r>
+          <m:r>
+            <m:t xml:space="preserve">[</m:t>
+          </m:r>
+          <m:sSup>
+            <m:e>
+              <m:r>
+                <m:t xml:space="preserve">q</m:t>
+              </m:r>
+            </m:e>
             <m:sup>
               <m:r>
                 <m:t xml:space="preserve">2</m:t>
               </m:r>
             </m:sup>
+          </m:sSup>
+          <m:r>
+            <m:t xml:space="preserve">]</m:t>
+          </m:r>
+          <m:r>
+            <m:t xml:space="preserve">=</m:t>
+          </m:r>
+          <m:r>
+            <m:t xml:space="preserve">−</m:t>
+          </m:r>
+          <m:f>
+            <m:num>
+              <m:r>
+                <m:t xml:space="preserve">2α</m:t>
+              </m:r>
+            </m:num>
+            <m:den>
+              <m:r>
+                <m:t xml:space="preserve">π</m:t>
+              </m:r>
+            </m:den>
+          </m:f>
+          <m:sSubSup>
+            <m:e>
+              <m:r>
+                <m:t xml:space="preserve">∫</m:t>
+              </m:r>
+            </m:e>
+            <m:sub>
+              <m:r>
+                <m:t xml:space="preserve">0</m:t>
+              </m:r>
+            </m:sub>
+            <m:sup>
+              <m:r>
+                <m:t xml:space="preserve">1</m:t>
+              </m:r>
+            </m:sup>
           </m:sSubSup>
+          <m:r>
+            <m:t xml:space="preserve">dx</m:t>
+          </m:r>
+          <m:r>
+            <m:t xml:space="preserve">x</m:t>
+          </m:r>
+          <m:r>
+            <m:t xml:space="preserve">[</m:t>
+          </m:r>
+          <m:r>
+            <m:t xml:space="preserve">1</m:t>
+          </m:r>
+          <m:r>
+            <m:t xml:space="preserve">−</m:t>
+          </m:r>
+          <m:r>
+            <m:t xml:space="preserve">x</m:t>
+          </m:r>
+          <m:r>
+            <m:t xml:space="preserve">]</m:t>
+          </m:r>
+          <m:r>
+            <m:t xml:space="preserve">[</m:t>
+          </m:r>
+          <m:r>
+            <m:t xml:space="preserve">ln</m:t>
+          </m:r>
+          <m:r>
+            <m:t xml:space="preserve">[</m:t>
+          </m:r>
+          <m:f>
+            <m:num>
+              <m:sSup>
+                <m:e>
+                  <m:r>
+                    <m:t xml:space="preserve">Λ</m:t>
+                  </m:r>
+                </m:e>
+                <m:sup>
+                  <m:r>
+                    <m:t xml:space="preserve">2</m:t>
+                  </m:r>
+                </m:sup>
+              </m:sSup>
+            </m:num>
+            <m:den>
+              <m:r>
+                <m:t xml:space="preserve">Δ</m:t>
+              </m:r>
+            </m:den>
+          </m:f>
+          <m:r>
+            <m:t xml:space="preserve">]</m:t>
+          </m:r>
+          <m:r>
+            <m:t xml:space="preserve">+</m:t>
+          </m:r>
+          <m:r>
+            <m:t xml:space="preserve">C</m:t>
+          </m:r>
+          <m:r>
+            <m:t xml:space="preserve">]</m:t>
+          </m:r>
+        </m:oMath>
+      </m:oMathPara>
+    </w:p>
+    <w:p>
+      <w:r>
+        <w:t>where C is a constant that depends on which regulator is used.</w:t>
+      </w:r>
+    </w:p>
+    <w:p>
+      <w:pPr>
+        <w:pStyle w:val="Heading3"/>
+      </w:pPr>
+      <w:r>
+        <w:t>3.2 The constant Π(0) and the bare charge</w:t>
+      </w:r>
+    </w:p>
+    <w:p>
+      <w:r>
+        <w:t>At q² = 0, Δ = m² for every x, and ∫₀¹ x(1−x) dx = 1/6, so</w:t>
+      </w:r>
+    </w:p>
+    <w:p>
+      <w:pPr>
+        <w:spacing w:before="100" w:after="160"/>
+        <w:jc w:val="center"/>
+      </w:pPr>
+      <m:oMathPara>
+        <m:oMath>
+          <m:r>
+            <m:t xml:space="preserve">Π</m:t>
+          </m:r>
+          <m:r>
+            <m:t xml:space="preserve">[</m:t>
+          </m:r>
+          <m:r>
+            <m:t xml:space="preserve">0</m:t>
+          </m:r>
+          <m:r>
+            <m:t xml:space="preserve">]</m:t>
+          </m:r>
+          <m:r>
+            <m:t xml:space="preserve">=</m:t>
+          </m:r>
+          <m:r>
+            <m:t xml:space="preserve">−</m:t>
+          </m:r>
+          <m:f>
+            <m:num>
+              <m:r>
+                <m:t xml:space="preserve">α</m:t>
+              </m:r>
+            </m:num>
+            <m:den>
+              <m:r>
+                <m:t xml:space="preserve">3π</m:t>
+              </m:r>
+            </m:den>
+          </m:f>
+          <m:r>
+            <m:t xml:space="preserve">[</m:t>
+          </m:r>
+          <m:r>
+            <m:t xml:space="preserve">ln</m:t>
+          </m:r>
+          <m:r>
+            <m:t xml:space="preserve">[</m:t>
+          </m:r>
+          <m:f>
+            <m:num>
+              <m:sSup>
+                <m:e>
+                  <m:r>
+                    <m:t xml:space="preserve">Λ</m:t>
+                  </m:r>
+                </m:e>
+                <m:sup>
+                  <m:r>
+                    <m:t xml:space="preserve">2</m:t>
+                  </m:r>
+                </m:sup>
+              </m:sSup>
+            </m:num>
+            <m:den>
+              <m:sSup>
+                <m:e>
+                  <m:r>
+                    <m:t xml:space="preserve">m</m:t>
+                  </m:r>
+                </m:e>
+                <m:sup>
+                  <m:r>
+                    <m:t xml:space="preserve">2</m:t>
+                  </m:r>
+                </m:sup>
+              </m:sSup>
+            </m:den>
+          </m:f>
+          <m:r>
+            <m:t xml:space="preserve">]</m:t>
+          </m:r>
+          <m:r>
+            <m:t xml:space="preserve">+</m:t>
+          </m:r>
+          <m:r>
+            <m:t xml:space="preserve">C</m:t>
+          </m:r>
+          <m:r>
+            <m:t xml:space="preserve">]</m:t>
+          </m:r>
+        </m:oMath>
+      </m:oMathPara>
+    </w:p>
+    <w:p>
+      <w:r>
+        <w:t>This is negative and grows without bound as Λ → ∞, the logarithmic divergence of Lessons 65 and 66, now with its coefficient fixed. Section 2.2 then relates the two charges:</w:t>
+      </w:r>
+    </w:p>
+    <w:p>
+      <w:pPr>
+        <w:spacing w:before="100" w:after="160"/>
+        <w:jc w:val="center"/>
+      </w:pPr>
+      <m:oMathPara>
+        <m:oMath>
           <m:sSup>
             <m:e>
               <m:r>
-                <m:t xml:space="preserve">q</m:t>
+                <m:t xml:space="preserve">e</m:t>
               </m:r>
             </m:e>
             <m:sup>
@@ -593,6 +1680,305 @@
               <m:r>
                 <m:t xml:space="preserve">Π</m:t>
               </m:r>
+              <m:r>
+                <m:t xml:space="preserve">[</m:t>
+              </m:r>
+              <m:r>
+                <m:t xml:space="preserve">0</m:t>
+              </m:r>
+              <m:r>
+                <m:t xml:space="preserve">]</m:t>
+              </m:r>
+            </m:den>
+          </m:f>
+          <m:r>
+            <m:t xml:space="preserve">=</m:t>
+          </m:r>
+          <m:sSub>
+            <m:e>
+              <m:r>
+                <m:t xml:space="preserve">Z</m:t>
+              </m:r>
+            </m:e>
+            <m:sub>
+              <m:r>
+                <m:t xml:space="preserve">3</m:t>
+              </m:r>
+            </m:sub>
+          </m:sSub>
+          <m:sSubSup>
+            <m:e>
+              <m:r>
+                <m:t xml:space="preserve">e</m:t>
+              </m:r>
+            </m:e>
+            <m:sub>
+              <m:r>
+                <m:t xml:space="preserve">0</m:t>
+              </m:r>
+            </m:sub>
+            <m:sup>
+              <m:r>
+                <m:t xml:space="preserve">2</m:t>
+              </m:r>
+            </m:sup>
+          </m:sSubSup>
+          <m:r>
+            <m:t xml:space="preserve">≈</m:t>
+          </m:r>
+          <m:sSubSup>
+            <m:e>
+              <m:r>
+                <m:t xml:space="preserve">e</m:t>
+              </m:r>
+            </m:e>
+            <m:sub>
+              <m:r>
+                <m:t xml:space="preserve">0</m:t>
+              </m:r>
+            </m:sub>
+            <m:sup>
+              <m:r>
+                <m:t xml:space="preserve">2</m:t>
+              </m:r>
+            </m:sup>
+          </m:sSubSup>
+          <m:r>
+            <m:t xml:space="preserve">[</m:t>
+          </m:r>
+          <m:r>
+            <m:t xml:space="preserve">1</m:t>
+          </m:r>
+          <m:r>
+            <m:t xml:space="preserve">−</m:t>
+          </m:r>
+          <m:f>
+            <m:num>
+              <m:r>
+                <m:t xml:space="preserve">α</m:t>
+              </m:r>
+            </m:num>
+            <m:den>
+              <m:r>
+                <m:t xml:space="preserve">3π</m:t>
+              </m:r>
+            </m:den>
+          </m:f>
+          <m:r>
+            <m:t xml:space="preserve">ln</m:t>
+          </m:r>
+          <m:r>
+            <m:t xml:space="preserve">[</m:t>
+          </m:r>
+          <m:f>
+            <m:num>
+              <m:sSup>
+                <m:e>
+                  <m:r>
+                    <m:t xml:space="preserve">Λ</m:t>
+                  </m:r>
+                </m:e>
+                <m:sup>
+                  <m:r>
+                    <m:t xml:space="preserve">2</m:t>
+                  </m:r>
+                </m:sup>
+              </m:sSup>
+            </m:num>
+            <m:den>
+              <m:sSup>
+                <m:e>
+                  <m:r>
+                    <m:t xml:space="preserve">m</m:t>
+                  </m:r>
+                </m:e>
+                <m:sup>
+                  <m:r>
+                    <m:t xml:space="preserve">2</m:t>
+                  </m:r>
+                </m:sup>
+              </m:sSup>
+            </m:den>
+          </m:f>
+          <m:r>
+            <m:t xml:space="preserve">]</m:t>
+          </m:r>
+          <m:r>
+            <m:t xml:space="preserve">]</m:t>
+          </m:r>
+        </m:oMath>
+      </m:oMathPara>
+    </w:p>
+    <w:p>
+      <w:r>
+        <w:t>The bare charge is larger than the measured one, and the ratio between them depends on the cutoff. That is acceptable for the same reason the mass shift of Lesson 67 was acceptable: nobody measures e₀. The factor Z₃ is the photon's field-renormalization constant, the photon counterpart of Lesson 67's Z₂.</w:t>
+      </w:r>
+    </w:p>
+    <w:p>
+      <w:pPr>
+        <w:pStyle w:val="Heading3"/>
+      </w:pPr>
+      <w:r>
+        <w:t>3.3 The finite remainder</w:t>
+      </w:r>
+    </w:p>
+    <w:p>
+      <w:r>
+        <w:t>Subtracting, the cutoff and the constant C both cancel, because they multiply ∫x(1−x)dx identically in Π(q²) and Π(0):</w:t>
+      </w:r>
+    </w:p>
+    <w:p>
+      <w:pPr>
+        <w:spacing w:before="100" w:after="160"/>
+        <w:jc w:val="center"/>
+      </w:pPr>
+      <m:oMathPara>
+        <m:oMath>
+          <m:r>
+            <m:t xml:space="preserve">Π̂</m:t>
+          </m:r>
+          <m:r>
+            <m:t xml:space="preserve">[</m:t>
+          </m:r>
+          <m:sSup>
+            <m:e>
+              <m:r>
+                <m:t xml:space="preserve">q</m:t>
+              </m:r>
+            </m:e>
+            <m:sup>
+              <m:r>
+                <m:t xml:space="preserve">2</m:t>
+              </m:r>
+            </m:sup>
+          </m:sSup>
+          <m:r>
+            <m:t xml:space="preserve">]</m:t>
+          </m:r>
+          <m:r>
+            <m:t xml:space="preserve">≡</m:t>
+          </m:r>
+          <m:r>
+            <m:t xml:space="preserve">Π</m:t>
+          </m:r>
+          <m:r>
+            <m:t xml:space="preserve">[</m:t>
+          </m:r>
+          <m:sSup>
+            <m:e>
+              <m:r>
+                <m:t xml:space="preserve">q</m:t>
+              </m:r>
+            </m:e>
+            <m:sup>
+              <m:r>
+                <m:t xml:space="preserve">2</m:t>
+              </m:r>
+            </m:sup>
+          </m:sSup>
+          <m:r>
+            <m:t xml:space="preserve">]</m:t>
+          </m:r>
+          <m:r>
+            <m:t xml:space="preserve">−</m:t>
+          </m:r>
+          <m:r>
+            <m:t xml:space="preserve">Π</m:t>
+          </m:r>
+          <m:r>
+            <m:t xml:space="preserve">[</m:t>
+          </m:r>
+          <m:r>
+            <m:t xml:space="preserve">0</m:t>
+          </m:r>
+          <m:r>
+            <m:t xml:space="preserve">]</m:t>
+          </m:r>
+          <m:r>
+            <m:t xml:space="preserve">=</m:t>
+          </m:r>
+          <m:f>
+            <m:num>
+              <m:r>
+                <m:t xml:space="preserve">2α</m:t>
+              </m:r>
+            </m:num>
+            <m:den>
+              <m:r>
+                <m:t xml:space="preserve">π</m:t>
+              </m:r>
+            </m:den>
+          </m:f>
+          <m:sSubSup>
+            <m:e>
+              <m:r>
+                <m:t xml:space="preserve">∫</m:t>
+              </m:r>
+            </m:e>
+            <m:sub>
+              <m:r>
+                <m:t xml:space="preserve">0</m:t>
+              </m:r>
+            </m:sub>
+            <m:sup>
+              <m:r>
+                <m:t xml:space="preserve">1</m:t>
+              </m:r>
+            </m:sup>
+          </m:sSubSup>
+          <m:r>
+            <m:t xml:space="preserve">dx</m:t>
+          </m:r>
+          <m:r>
+            <m:t xml:space="preserve">x</m:t>
+          </m:r>
+          <m:r>
+            <m:t xml:space="preserve">[</m:t>
+          </m:r>
+          <m:r>
+            <m:t xml:space="preserve">1</m:t>
+          </m:r>
+          <m:r>
+            <m:t xml:space="preserve">−</m:t>
+          </m:r>
+          <m:r>
+            <m:t xml:space="preserve">x</m:t>
+          </m:r>
+          <m:r>
+            <m:t xml:space="preserve">]</m:t>
+          </m:r>
+          <m:r>
+            <m:t xml:space="preserve">ln</m:t>
+          </m:r>
+          <m:r>
+            <m:t xml:space="preserve">[</m:t>
+          </m:r>
+          <m:r>
+            <m:t xml:space="preserve">1</m:t>
+          </m:r>
+          <m:r>
+            <m:t xml:space="preserve">−</m:t>
+          </m:r>
+          <m:r>
+            <m:t xml:space="preserve">x</m:t>
+          </m:r>
+          <m:r>
+            <m:t xml:space="preserve">[</m:t>
+          </m:r>
+          <m:r>
+            <m:t xml:space="preserve">1</m:t>
+          </m:r>
+          <m:r>
+            <m:t xml:space="preserve">−</m:t>
+          </m:r>
+          <m:r>
+            <m:t xml:space="preserve">x</m:t>
+          </m:r>
+          <m:r>
+            <m:t xml:space="preserve">]</m:t>
+          </m:r>
+          <m:f>
+            <m:num>
               <m:sSup>
                 <m:e>
                   <m:r>
@@ -605,27 +1991,31 @@
                   </m:r>
                 </m:sup>
               </m:sSup>
+            </m:num>
+            <m:den>
+              <m:sSup>
+                <m:e>
+                  <m:r>
+                    <m:t xml:space="preserve">m</m:t>
+                  </m:r>
+                </m:e>
+                <m:sup>
+                  <m:r>
+                    <m:t xml:space="preserve">2</m:t>
+                  </m:r>
+                </m:sup>
+              </m:sSup>
             </m:den>
           </m:f>
+          <m:r>
+            <m:t xml:space="preserve">]</m:t>
+          </m:r>
         </m:oMath>
       </m:oMathPara>
     </w:p>
     <w:p>
       <w:r>
-        <w:t>the effective charge squared at that momentum transfer.</w:t>
-      </w:r>
-    </w:p>
-    <w:p>
-      <w:pPr>
-        <w:pStyle w:val="Heading3"/>
-      </w:pPr>
-      <w:r>
-        <w:t>2.2 The low-energy definition</w:t>
-      </w:r>
-    </w:p>
-    <w:p>
-      <w:r>
-        <w:t>A Coulomb-scattering experiment at vanishing momentum transfer measures e²_eff(q²→0). Call that measured number e², so α=e²/4π is still Lesson 43's constant, now understood as the value of the running coupling at q²=0 (more carefully, at |q²|≪m²). Then</w:t>
+        <w:t>Section 2.2's exact ratio is e²/(1 − Π̂/(1−Π(0))). Since Π(0) is itself of order α, to the accuracy of this calculation</w:t>
       </w:r>
     </w:p>
     <w:p>
@@ -652,124 +2042,8 @@
               </m:r>
             </m:sup>
           </m:sSubSup>
-          <m:sSup>
-            <m:e>
-              <m:r>
-                <m:t xml:space="preserve">q</m:t>
-              </m:r>
-            </m:e>
-            <m:sup>
-              <m:r>
-                <m:t xml:space="preserve">2</m:t>
-              </m:r>
-            </m:sup>
-          </m:sSup>
           <m:r>
-            <m:t xml:space="preserve">=</m:t>
-          </m:r>
-          <m:sSup>
-            <m:e>
-              <m:r>
-                <m:t xml:space="preserve">e</m:t>
-              </m:r>
-            </m:e>
-            <m:sup>
-              <m:r>
-                <m:t xml:space="preserve">2</m:t>
-              </m:r>
-            </m:sup>
-          </m:sSup>
-          <m:f>
-            <m:num>
-              <m:r>
-                <m:t xml:space="preserve">1</m:t>
-              </m:r>
-              <m:r>
-                <m:t xml:space="preserve">−</m:t>
-              </m:r>
-              <m:r>
-                <m:t xml:space="preserve">Π</m:t>
-              </m:r>
-              <m:r>
-                <m:t xml:space="preserve">0</m:t>
-              </m:r>
-            </m:num>
-            <m:den>
-              <m:r>
-                <m:t xml:space="preserve">1</m:t>
-              </m:r>
-              <m:r>
-                <m:t xml:space="preserve">−</m:t>
-              </m:r>
-              <m:r>
-                <m:t xml:space="preserve">Π</m:t>
-              </m:r>
-              <m:sSup>
-                <m:e>
-                  <m:r>
-                    <m:t xml:space="preserve">q</m:t>
-                  </m:r>
-                </m:e>
-                <m:sup>
-                  <m:r>
-                    <m:t xml:space="preserve">2</m:t>
-                  </m:r>
-                </m:sup>
-              </m:sSup>
-            </m:den>
-          </m:f>
-        </m:oMath>
-      </m:oMathPara>
-    </w:p>
-    <w:p>
-      <w:r>
-        <w:t>and the combination that must stay finite is this ratio, not Π itself.</w:t>
-      </w:r>
-    </w:p>
-    <w:p>
-      <w:r>
-        <w:rPr>
-          <w:b/>
-          <w:i/>
-        </w:rPr>
-        <w:t>Worked example 2</w:t>
-      </w:r>
-    </w:p>
-    <w:p>
-      <w:r>
-        <w:t>Explain, in one sentence, why defining e by the q²→0 limit is the same logic Lesson 67 used when it defined m by the pole of the electron propagator. In both cases a Lagrangian parameter is replaced by a number an experiment actually reports, here the strength of the Coulomb interaction at long distance, there the location of a physical pole.</w:t>
-      </w:r>
-    </w:p>
-    <w:p>
-      <w:pPr>
-        <w:pStyle w:val="Heading2"/>
-      </w:pPr>
-      <w:r>
-        <w:t>3 Absorbing the divergence</w:t>
-      </w:r>
-    </w:p>
-    <w:p>
-      <w:pPr>
-        <w:pStyle w:val="Heading3"/>
-      </w:pPr>
-      <w:r>
-        <w:t>3.1 What Π looks like after a cutoff</w:t>
-      </w:r>
-    </w:p>
-    <w:p>
-      <w:r>
-        <w:t>Lesson 66's method, applied to Lesson 62's integral after Feynman parametrization, splits Π(q²) into a piece that grows as log Λ and a finite remainder that depends on q²/m². Write</w:t>
-      </w:r>
-    </w:p>
-    <w:p>
-      <w:pPr>
-        <w:spacing w:before="100" w:after="160"/>
-        <w:jc w:val="center"/>
-      </w:pPr>
-      <m:oMathPara>
-        <m:oMath>
-          <m:r>
-            <m:t xml:space="preserve">Π</m:t>
+            <m:t xml:space="preserve">[</m:t>
           </m:r>
           <m:sSup>
             <m:e>
@@ -784,186 +2058,8 @@
             </m:sup>
           </m:sSup>
           <m:r>
-            <m:t xml:space="preserve">=</m:t>
+            <m:t xml:space="preserve">]</m:t>
           </m:r>
-          <m:r>
-            <m:t xml:space="preserve">Π</m:t>
-          </m:r>
-          <m:r>
-            <m:t xml:space="preserve">0</m:t>
-          </m:r>
-          <m:r>
-            <m:t xml:space="preserve">+</m:t>
-          </m:r>
-          <m:r>
-            <m:t xml:space="preserve">Π̂</m:t>
-          </m:r>
-          <m:sSup>
-            <m:e>
-              <m:r>
-                <m:t xml:space="preserve">q</m:t>
-              </m:r>
-            </m:e>
-            <m:sup>
-              <m:r>
-                <m:t xml:space="preserve">2</m:t>
-              </m:r>
-            </m:sup>
-          </m:sSup>
-        </m:oMath>
-      </m:oMathPara>
-    </w:p>
-    <w:p>
-      <w:r>
-        <w:t>where Π(0) contains the entire cutoff dependence at this order, and Π̂(0)=0 by construction. The ratio of Section 2.2 then becomes</w:t>
-      </w:r>
-    </w:p>
-    <w:p>
-      <w:pPr>
-        <w:spacing w:before="100" w:after="160"/>
-        <w:jc w:val="center"/>
-      </w:pPr>
-      <m:oMathPara>
-        <m:oMath>
-          <m:sSubSup>
-            <m:e>
-              <m:r>
-                <m:t xml:space="preserve">e</m:t>
-              </m:r>
-            </m:e>
-            <m:sub>
-              <m:r>
-                <m:t xml:space="preserve">eff</m:t>
-              </m:r>
-            </m:sub>
-            <m:sup>
-              <m:r>
-                <m:t xml:space="preserve">2</m:t>
-              </m:r>
-            </m:sup>
-          </m:sSubSup>
-          <m:sSup>
-            <m:e>
-              <m:r>
-                <m:t xml:space="preserve">q</m:t>
-              </m:r>
-            </m:e>
-            <m:sup>
-              <m:r>
-                <m:t xml:space="preserve">2</m:t>
-              </m:r>
-            </m:sup>
-          </m:sSup>
-          <m:r>
-            <m:t xml:space="preserve">=</m:t>
-          </m:r>
-          <m:f>
-            <m:num>
-              <m:sSup>
-                <m:e>
-                  <m:r>
-                    <m:t xml:space="preserve">e</m:t>
-                  </m:r>
-                </m:e>
-                <m:sup>
-                  <m:r>
-                    <m:t xml:space="preserve">2</m:t>
-                  </m:r>
-                </m:sup>
-              </m:sSup>
-            </m:num>
-            <m:den>
-              <m:r>
-                <m:t xml:space="preserve">1</m:t>
-              </m:r>
-              <m:r>
-                <m:t xml:space="preserve">−</m:t>
-              </m:r>
-              <m:r>
-                <m:t xml:space="preserve">[</m:t>
-              </m:r>
-              <m:r>
-                <m:t xml:space="preserve">Π̂</m:t>
-              </m:r>
-              <m:f>
-                <m:num>
-                  <m:sSup>
-                    <m:e>
-                      <m:r>
-                        <m:t xml:space="preserve">q</m:t>
-                      </m:r>
-                    </m:e>
-                    <m:sup>
-                      <m:r>
-                        <m:t xml:space="preserve">2</m:t>
-                      </m:r>
-                    </m:sup>
-                  </m:sSup>
-                </m:num>
-                <m:den>
-                  <m:r>
-                    <m:t xml:space="preserve">1</m:t>
-                  </m:r>
-                  <m:r>
-                    <m:t xml:space="preserve">−</m:t>
-                  </m:r>
-                  <m:r>
-                    <m:t xml:space="preserve">Π</m:t>
-                  </m:r>
-                  <m:r>
-                    <m:t xml:space="preserve">0</m:t>
-                  </m:r>
-                </m:den>
-              </m:f>
-              <m:r>
-                <m:t xml:space="preserve">]</m:t>
-              </m:r>
-            </m:den>
-          </m:f>
-        </m:oMath>
-      </m:oMathPara>
-    </w:p>
-    <w:p>
-      <w:r>
-        <w:t>To leading order in α, the extra factor 1/(1−Π(0)) is absorbed into the conversion from e₀ to e, and</w:t>
-      </w:r>
-    </w:p>
-    <w:p>
-      <w:pPr>
-        <w:spacing w:before="100" w:after="160"/>
-        <w:jc w:val="center"/>
-      </w:pPr>
-      <m:oMathPara>
-        <m:oMath>
-          <m:sSubSup>
-            <m:e>
-              <m:r>
-                <m:t xml:space="preserve">e</m:t>
-              </m:r>
-            </m:e>
-            <m:sub>
-              <m:r>
-                <m:t xml:space="preserve">eff</m:t>
-              </m:r>
-            </m:sub>
-            <m:sup>
-              <m:r>
-                <m:t xml:space="preserve">2</m:t>
-              </m:r>
-            </m:sup>
-          </m:sSubSup>
-          <m:sSup>
-            <m:e>
-              <m:r>
-                <m:t xml:space="preserve">q</m:t>
-              </m:r>
-            </m:e>
-            <m:sup>
-              <m:r>
-                <m:t xml:space="preserve">2</m:t>
-              </m:r>
-            </m:sup>
-          </m:sSup>
           <m:r>
             <m:t xml:space="preserve">=</m:t>
           </m:r>
@@ -992,6 +2088,9 @@
               <m:r>
                 <m:t xml:space="preserve">Π̂</m:t>
               </m:r>
+              <m:r>
+                <m:t xml:space="preserve">[</m:t>
+              </m:r>
               <m:sSup>
                 <m:e>
                   <m:r>
@@ -1004,6 +2103,9 @@
                   </m:r>
                 </m:sup>
               </m:sSup>
+              <m:r>
+                <m:t xml:space="preserve">]</m:t>
+              </m:r>
             </m:den>
           </m:f>
         </m:oMath>
@@ -1011,7 +2113,29 @@
     </w:p>
     <w:p>
       <w:r>
-        <w:t>with Π̂ finite as Λ→∞.</w:t>
+        <w:t>Only the measured e and the finite, regulator-independent Π̂ survive. The divergence has been absorbed, and what remains is a prediction.</w:t>
+      </w:r>
+    </w:p>
+    <w:p>
+      <w:r>
+        <w:rPr>
+          <w:b/>
+          <w:i/>
+        </w:rPr>
+        <w:t>Worked example 3</w:t>
+      </w:r>
+    </w:p>
+    <w:p>
+      <w:r>
+        <w:t>Show that Π̂ has the properties a renormalized quantity must have. At q² = 0 the logarithm is ln 1 = 0, so Π̂(0) = 0 and e_eff(0) = e: the definition of Section 2.2 is respected. Λ does not appear anywhere in Section 3.3's formula, so the result survives Λ → ∞. C does not appear either, so two physicists using different gauge-respecting regulators obtain the same Π̂, even though their Π(0) differ. For spacelike q² = −Q², the argument of the logarithm is 1 + x(1−x)Q²/m² &gt; 1, so Π̂ &gt; 0 and the effective charge exceeds e at every nonzero Q².</w:t>
+      </w:r>
+    </w:p>
+    <w:p>
+      <w:pPr>
+        <w:pStyle w:val="Heading2"/>
+      </w:pPr>
+      <w:r>
+        <w:t>4 The two limits of Π̂</w:t>
       </w:r>
     </w:p>
     <w:p>
@@ -1019,12 +2143,12 @@
         <w:pStyle w:val="Heading3"/>
       </w:pPr>
       <w:r>
-        <w:t>3.2 The high-momentum remainder</w:t>
+        <w:t>4.1 Long distance: a tiny correction</w:t>
       </w:r>
     </w:p>
     <w:p>
       <w:r>
-        <w:t>For |q²|≫m² the standard one-loop evaluation of the finite remainder, for a single charged Dirac fermion of mass m, is</w:t>
+        <w:t>From here on write Q² = −q² &gt; 0, the spacelike momentum transfer of a scattering experiment. When Q² ≪ m², use ln(1+ε) ≈ ε and ∫₀¹ x²(1−x)² dx = 1/30:</w:t>
       </w:r>
     </w:p>
     <w:p>
@@ -1037,10 +2161,99 @@
           <m:r>
             <m:t xml:space="preserve">Π̂</m:t>
           </m:r>
+          <m:r>
+            <m:t xml:space="preserve">≈</m:t>
+          </m:r>
+          <m:f>
+            <m:num>
+              <m:r>
+                <m:t xml:space="preserve">2α</m:t>
+              </m:r>
+            </m:num>
+            <m:den>
+              <m:r>
+                <m:t xml:space="preserve">π</m:t>
+              </m:r>
+            </m:den>
+          </m:f>
+          <m:f>
+            <m:num>
+              <m:sSup>
+                <m:e>
+                  <m:r>
+                    <m:t xml:space="preserve">Q</m:t>
+                  </m:r>
+                </m:e>
+                <m:sup>
+                  <m:r>
+                    <m:t xml:space="preserve">2</m:t>
+                  </m:r>
+                </m:sup>
+              </m:sSup>
+            </m:num>
+            <m:den>
+              <m:sSup>
+                <m:e>
+                  <m:r>
+                    <m:t xml:space="preserve">m</m:t>
+                  </m:r>
+                </m:e>
+                <m:sup>
+                  <m:r>
+                    <m:t xml:space="preserve">2</m:t>
+                  </m:r>
+                </m:sup>
+              </m:sSup>
+            </m:den>
+          </m:f>
+          <m:sSubSup>
+            <m:e>
+              <m:r>
+                <m:t xml:space="preserve">∫</m:t>
+              </m:r>
+            </m:e>
+            <m:sub>
+              <m:r>
+                <m:t xml:space="preserve">0</m:t>
+              </m:r>
+            </m:sub>
+            <m:sup>
+              <m:r>
+                <m:t xml:space="preserve">1</m:t>
+              </m:r>
+            </m:sup>
+          </m:sSubSup>
+          <m:r>
+            <m:t xml:space="preserve">dx</m:t>
+          </m:r>
           <m:sSup>
             <m:e>
               <m:r>
-                <m:t xml:space="preserve">q</m:t>
+                <m:t xml:space="preserve">x</m:t>
+              </m:r>
+            </m:e>
+            <m:sup>
+              <m:r>
+                <m:t xml:space="preserve">2</m:t>
+              </m:r>
+            </m:sup>
+          </m:sSup>
+          <m:sSup>
+            <m:e>
+              <m:r>
+                <m:t xml:space="preserve">[</m:t>
+              </m:r>
+              <m:r>
+                <m:t xml:space="preserve">1</m:t>
+              </m:r>
+              <m:r>
+                <m:t xml:space="preserve">−</m:t>
+              </m:r>
+              <m:r>
+                <m:t xml:space="preserve">x</m:t>
+              </m:r>
+              <m:r>
+                <m:t xml:space="preserve">]</m:t>
               </m:r>
             </m:e>
             <m:sup>
@@ -1060,33 +2273,25 @@
             </m:num>
             <m:den>
               <m:r>
-                <m:t xml:space="preserve">3π</m:t>
+                <m:t xml:space="preserve">15π</m:t>
               </m:r>
             </m:den>
           </m:f>
-          <m:r>
-            <m:t xml:space="preserve">log</m:t>
-          </m:r>
-          <m:r>
-            <m:t xml:space="preserve">|</m:t>
-          </m:r>
-          <m:sSup>
-            <m:e>
-              <m:r>
-                <m:t xml:space="preserve">q</m:t>
-              </m:r>
-            </m:e>
-            <m:sup>
-              <m:r>
-                <m:t xml:space="preserve">2</m:t>
-              </m:r>
-            </m:sup>
-          </m:sSup>
-          <m:r>
-            <m:t xml:space="preserve">|</m:t>
-          </m:r>
           <m:f>
-            <m:num/>
+            <m:num>
+              <m:sSup>
+                <m:e>
+                  <m:r>
+                    <m:t xml:space="preserve">Q</m:t>
+                  </m:r>
+                </m:e>
+                <m:sup>
+                  <m:r>
+                    <m:t xml:space="preserve">2</m:t>
+                  </m:r>
+                </m:sup>
+              </m:sSup>
+            </m:num>
             <m:den>
               <m:sSup>
                 <m:e>
@@ -1107,7 +2312,126 @@
     </w:p>
     <w:p>
       <w:r>
-        <w:t>up to a scheme-dependent constant of order 1 that can be absorbed into the definition of the scale at which α is quoted. Then</w:t>
+        <w:t>The correction vanishes as Q² → 0, and it is suppressed both by α and by Q²/m². At the momentum of an electron in hydrogen, Q ≈ αm, the correction is (α/15π)α² ≈ 8×10⁻⁹. Small as it is, its Fourier transform, the Uehling potential, shifts atomic s-states measurably, which is where Lesson 77 takes it up.</w:t>
+      </w:r>
+    </w:p>
+    <w:p>
+      <w:pPr>
+        <w:pStyle w:val="Heading3"/>
+      </w:pPr>
+      <w:r>
+        <w:t>4.2 Short distance: a logarithm</w:t>
+      </w:r>
+    </w:p>
+    <w:p>
+      <w:r>
+        <w:t>When Q² ≫ m², the 1 inside the logarithm can be dropped: ln[x(1−x)Q²/m²] = ln(Q²/m²) + ln[x(1−x)]. The first term integrates against x(1−x) to give 1/6. The second gives ∫₀¹ x(1−x) ln[x(1−x)] dx = 2∫₀¹ x(1−x) ln x dx = 2(−1/4 + 1/9) = −5/18 (Exercise 9). Hence</w:t>
+      </w:r>
+    </w:p>
+    <w:p>
+      <w:pPr>
+        <w:spacing w:before="100" w:after="160"/>
+        <w:jc w:val="center"/>
+      </w:pPr>
+      <m:oMathPara>
+        <m:oMath>
+          <m:r>
+            <m:t xml:space="preserve">Π̂</m:t>
+          </m:r>
+          <m:r>
+            <m:t xml:space="preserve">≈</m:t>
+          </m:r>
+          <m:f>
+            <m:num>
+              <m:r>
+                <m:t xml:space="preserve">α</m:t>
+              </m:r>
+            </m:num>
+            <m:den>
+              <m:r>
+                <m:t xml:space="preserve">3π</m:t>
+              </m:r>
+            </m:den>
+          </m:f>
+          <m:r>
+            <m:t xml:space="preserve">[</m:t>
+          </m:r>
+          <m:r>
+            <m:t xml:space="preserve">ln</m:t>
+          </m:r>
+          <m:r>
+            <m:t xml:space="preserve">[</m:t>
+          </m:r>
+          <m:f>
+            <m:num>
+              <m:sSup>
+                <m:e>
+                  <m:r>
+                    <m:t xml:space="preserve">Q</m:t>
+                  </m:r>
+                </m:e>
+                <m:sup>
+                  <m:r>
+                    <m:t xml:space="preserve">2</m:t>
+                  </m:r>
+                </m:sup>
+              </m:sSup>
+            </m:num>
+            <m:den>
+              <m:sSup>
+                <m:e>
+                  <m:r>
+                    <m:t xml:space="preserve">m</m:t>
+                  </m:r>
+                </m:e>
+                <m:sup>
+                  <m:r>
+                    <m:t xml:space="preserve">2</m:t>
+                  </m:r>
+                </m:sup>
+              </m:sSup>
+            </m:den>
+          </m:f>
+          <m:r>
+            <m:t xml:space="preserve">]</m:t>
+          </m:r>
+          <m:r>
+            <m:t xml:space="preserve">−</m:t>
+          </m:r>
+          <m:f>
+            <m:num>
+              <m:r>
+                <m:t xml:space="preserve">5</m:t>
+              </m:r>
+            </m:num>
+            <m:den>
+              <m:r>
+                <m:t xml:space="preserve">3</m:t>
+              </m:r>
+            </m:den>
+          </m:f>
+          <m:r>
+            <m:t xml:space="preserve">]</m:t>
+          </m:r>
+        </m:oMath>
+      </m:oMathPara>
+    </w:p>
+    <w:p>
+      <w:r>
+        <w:t>The constant −5/3 does not change how fast Π̂ grows. It only shifts the scale at which the logarithm reaches a given value.</w:t>
+      </w:r>
+    </w:p>
+    <w:p>
+      <w:pPr>
+        <w:pStyle w:val="Heading3"/>
+      </w:pPr>
+      <w:r>
+        <w:t>4.3 The running coupling</w:t>
+      </w:r>
+    </w:p>
+    <w:p>
+      <w:r>
+        <w:t>Dividing Section 3.3 by 4π,</w:t>
       </w:r>
     </w:p>
     <w:p>
@@ -1120,10 +2444,13 @@
           <m:r>
             <m:t xml:space="preserve">α</m:t>
           </m:r>
+          <m:r>
+            <m:t xml:space="preserve">[</m:t>
+          </m:r>
           <m:sSup>
             <m:e>
               <m:r>
-                <m:t xml:space="preserve">q</m:t>
+                <m:t xml:space="preserve">Q</m:t>
               </m:r>
             </m:e>
             <m:sup>
@@ -1132,6 +2459,9 @@
               </m:r>
             </m:sup>
           </m:sSup>
+          <m:r>
+            <m:t xml:space="preserve">]</m:t>
+          </m:r>
           <m:r>
             <m:t xml:space="preserve">=</m:t>
           </m:r>
@@ -1142,9 +2472,6 @@
               </m:r>
             </m:num>
             <m:den>
-              <m:r>
-                <m:t xml:space="preserve">[</m:t>
-              </m:r>
               <m:r>
                 <m:t xml:space="preserve">1</m:t>
               </m:r>
@@ -1164,28 +2491,29 @@
                 </m:den>
               </m:f>
               <m:r>
-                <m:t xml:space="preserve">log</m:t>
+                <m:t xml:space="preserve">[</m:t>
               </m:r>
               <m:r>
-                <m:t xml:space="preserve">|</m:t>
+                <m:t xml:space="preserve">ln</m:t>
               </m:r>
-              <m:sSup>
-                <m:e>
-                  <m:r>
-                    <m:t xml:space="preserve">q</m:t>
-                  </m:r>
-                </m:e>
-                <m:sup>
-                  <m:r>
-                    <m:t xml:space="preserve">2</m:t>
-                  </m:r>
-                </m:sup>
-              </m:sSup>
               <m:r>
-                <m:t xml:space="preserve">|</m:t>
+                <m:t xml:space="preserve">[</m:t>
               </m:r>
               <m:f>
-                <m:num/>
+                <m:num>
+                  <m:sSup>
+                    <m:e>
+                      <m:r>
+                        <m:t xml:space="preserve">Q</m:t>
+                      </m:r>
+                    </m:e>
+                    <m:sup>
+                      <m:r>
+                        <m:t xml:space="preserve">2</m:t>
+                      </m:r>
+                    </m:sup>
+                  </m:sSup>
+                </m:num>
                 <m:den>
                   <m:sSup>
                     <m:e>
@@ -1204,6 +2532,24 @@
               <m:r>
                 <m:t xml:space="preserve">]</m:t>
               </m:r>
+              <m:r>
+                <m:t xml:space="preserve">−</m:t>
+              </m:r>
+              <m:f>
+                <m:num>
+                  <m:r>
+                    <m:t xml:space="preserve">5</m:t>
+                  </m:r>
+                </m:num>
+                <m:den>
+                  <m:r>
+                    <m:t xml:space="preserve">3</m:t>
+                  </m:r>
+                </m:den>
+              </m:f>
+              <m:r>
+                <m:t xml:space="preserve">]</m:t>
+              </m:r>
             </m:den>
           </m:f>
         </m:oMath>
@@ -1211,50 +2557,7 @@
     </w:p>
     <w:p>
       <w:r>
-        <w:rPr>
-          <w:b/>
-          <w:i/>
-        </w:rPr>
-        <w:t>Worked example 3</w:t>
-      </w:r>
-    </w:p>
-    <w:p>
-      <w:r>
-        <w:t>Evaluate, roughly, α(q²) at |q| = 91 GeV, the Z mass, using α≈1/137 and m the electron mass 5.1×10⁻⁴ GeV. log((91/5.1e−4)²)≈log(3.2×10¹⁰)≈24.2, so (α/3π)×24.2≈(1/137)/(9.4)×24.2≈0.019, and α(M_Z²)≈(1/137)/0.981≈1/134. This is the right size and the right direction: QED's coupling is a few percent larger at collider scales than in atomic physics. (A precise number also includes muon and tau loops and hadronic vacuum polarization, which this course does not compute.)</w:t>
-      </w:r>
-    </w:p>
-    <w:p>
-      <w:pPr>
-        <w:pStyle w:val="Heading2"/>
-      </w:pPr>
-      <w:r>
-        <w:t>4 Screening</w:t>
-      </w:r>
-    </w:p>
-    <w:p>
-      <w:pPr>
-        <w:pStyle w:val="Heading3"/>
-      </w:pPr>
-      <w:r>
-        <w:t>4.1 The sign</w:t>
-      </w:r>
-    </w:p>
-    <w:p>
-      <w:r>
-        <w:t>Π̂(q²) is positive for spacelike q² in this calculation. That means 1−Π̂ is smaller than 1 at large |q²|, so α(q²) is larger at short distance than at long distance. Equivalently, the effective charge is smaller when probed from far away.</w:t>
-      </w:r>
-    </w:p>
-    <w:p>
-      <w:pPr>
-        <w:pStyle w:val="Heading3"/>
-      </w:pPr>
-      <w:r>
-        <w:t>4.2 The picture</w:t>
-      </w:r>
-    </w:p>
-    <w:p>
-      <w:r>
-        <w:t>A test charge in the vacuum polarizes virtual electron-positron pairs. Opposite charges in those pairs sit slightly closer to the test charge, screening it. A probe that only sees the charge from a large distance sees the screened, reduced value. A probe that gets in close, past some of the polarization cloud, sees more of the bare charge. This is the opposite of QCD's antiscreening, and it is why QED's coupling grows, slowly, as the energy goes up.</w:t>
+        <w:t>valid for Q² ≫ m². Dropping the −5/3, which amounts to rescaling m by e^(5/6) ≈ 2.3, gives the leading-logarithm form α/[1 − (α/3π) ln(Q²/m²)], the one Lesson 69 differentiates. Writing the correction in the denominator, rather than as α[1 + Π̂], is a resummation of the leading logarithms. At one loop the two are indistinguishable, and Lesson 69 shows why the denominator form is the better of the two. For timelike momenta, such as q² = s in an annihilation, Π̂ acquires an imaginary part above the threshold q² = 4m², where real pairs can be produced. Its real part has the same large logarithm with ln(s/m²) in place of ln(Q²/m²).</w:t>
       </w:r>
     </w:p>
     <w:p>
@@ -1268,7 +2571,7 @@
     </w:p>
     <w:p>
       <w:r>
-        <w:t>State why this screening is not the same thing as Lesson 67's infinite shift of m₀. The infinity in Π(0) was absorbed into e₀, and never appears in α(q²). What remains, Π̂(q²), is a finite function of a physical ratio q²/m², and the difference α(q²)−α(0) is in principle measurable by comparing two experiments at two different momentum transfers.</w:t>
+        <w:t>Estimate α at Q = M_Z = 91.19 GeV, keeping only the electron loop. With m = 0.511×10⁻³ GeV, M_Z/m = 1.78×10⁵ and ln(M_Z²/m²) = 24.18. Subtracting 5/3 leaves 22.52. The prefactor is α/3π = 1/(137.036×9.425) = 7.74×10⁻⁴, so Π̂ = 0.0174 and 1/α(M_Z²) = 137.036×(1 − 0.0174) = 134.6. The coupling has grown by almost 2 percent, but this is not yet the measured value, because the electron is not the only charged particle.</w:t>
       </w:r>
     </w:p>
     <w:p>
@@ -1276,12 +2579,47 @@
         <w:pStyle w:val="Heading2"/>
       </w:pPr>
       <w:r>
-        <w:t>5 What this lesson has not done</w:t>
+        <w:t>5 Screening</w:t>
+      </w:r>
+    </w:p>
+    <w:p>
+      <w:pPr>
+        <w:pStyle w:val="Heading3"/>
+      </w:pPr>
+      <w:r>
+        <w:t>5.1 The sign</w:t>
       </w:r>
     </w:p>
     <w:p>
       <w:r>
-        <w:t>The logarithm of Section 3.2 becomes large only at exponentially high scales, far above any experiment, because α/3π is a small coefficient. Lesson 69 asks what to do when a logarithm is large enough that summing α log terms becomes better than truncating at one loop, and writes the answer as a differential equation. Lesson 77 returns to the small, finite remainder at atomic momentum transfers, where vacuum polarization is a precision correction rather than a running.</w:t>
+        <w:t>Π̂ &gt; 0 for every spacelike Q², and Π̂ grows with Q², so α(Q²) increases as Q² increases. Large momentum transfer means short distance, so the effective charge is larger at short distance and smaller at long distance. The same sign appeared in Section 3.2 as e &lt; e₀: the bare charge, the one seen at distances shorter than any cutoff, is the largest of all.</w:t>
+      </w:r>
+    </w:p>
+    <w:p>
+      <w:pPr>
+        <w:pStyle w:val="Heading3"/>
+      </w:pPr>
+      <w:r>
+        <w:t>5.2 The picture</w:t>
+      </w:r>
+    </w:p>
+    <w:p>
+      <w:r>
+        <w:t>A test charge polarizes the virtual electron-positron pairs around it, the restless vacuum of Lesson 62's opening. The virtual particles of opposite charge sit, on average, slightly closer to it, so from far away the test charge looks partially cancelled. A probe that only sees the charge from a distance much larger than the electron's Compton wavelength, 1/m ≈ 386 fm, sees the fully screened value α ≈ 1/137. A probe that reaches inside the cloud sees less of the cancellation and a larger charge. Section 4.1's suppression by Q²/m² is the statement that the cloud has a size, about 1/m: a long-distance probe barely notices it. Quantum chromodynamics has the opposite sign, antiscreening, for reasons that involve the gluon's self-interaction and lie outside this course.</w:t>
+      </w:r>
+    </w:p>
+    <w:p>
+      <w:r>
+        <w:rPr>
+          <w:b/>
+          <w:i/>
+        </w:rPr>
+        <w:t>Worked example 5</w:t>
+      </w:r>
+    </w:p>
+    <w:p>
+      <w:r>
+        <w:t>State why this screening is not the same thing as the infinite shift absorbed in Section 3.2. The infinity sits in Π(0), which relates e₀ to e and never appears in a prediction. What remains, Π̂(Q²), is a finite function of the physical ratio Q²/m², and the difference α(Q²) − α(0) is measurable by comparing experiments at two momentum transfers, which is exactly what Section 8 describes. The renormalization absorbed something unobservable. The running that survives is observable.</w:t>
       </w:r>
     </w:p>
     <w:p>
@@ -1289,7 +2627,480 @@
         <w:pStyle w:val="Heading2"/>
       </w:pPr>
       <w:r>
-        <w:t>6 Connections to QED</w:t>
+        <w:t>6 Every charged particle runs the coupling</w:t>
+      </w:r>
+    </w:p>
+    <w:p>
+      <w:pPr>
+        <w:pStyle w:val="Heading3"/>
+      </w:pPr>
+      <w:r>
+        <w:t>6.1 Leptons</w:t>
+      </w:r>
+    </w:p>
+    <w:p>
+      <w:r>
+        <w:t>Each charged fermion species f contributes its own loop to Π, with the same formula and its own mass, multiplied by N_c Q_f², where Q_f is its charge in units of e and N_c is 3 for quarks and 1 for leptons. A loop whose mass is much larger than Q contributes only Section 4.1's tiny (α/15π)Q²/m_f². Heavy particles decouple, so a loop starts to run the coupling only once Q passes its mass. Below the muon mass, only the electron runs α. At M_Z all three charged leptons run it:</w:t>
+      </w:r>
+    </w:p>
+    <w:p>
+      <w:pPr>
+        <w:spacing w:before="100" w:after="160"/>
+        <w:jc w:val="center"/>
+      </w:pPr>
+      <m:oMathPara>
+        <m:oMath>
+          <m:sSub>
+            <m:e>
+              <m:r>
+                <m:t xml:space="preserve">Δα</m:t>
+              </m:r>
+            </m:e>
+            <m:sub>
+              <m:r>
+                <m:t xml:space="preserve">lep</m:t>
+              </m:r>
+            </m:sub>
+          </m:sSub>
+          <m:r>
+            <m:t xml:space="preserve">[</m:t>
+          </m:r>
+          <m:sSup>
+            <m:e>
+              <m:r>
+                <m:t xml:space="preserve">Q</m:t>
+              </m:r>
+            </m:e>
+            <m:sup>
+              <m:r>
+                <m:t xml:space="preserve">2</m:t>
+              </m:r>
+            </m:sup>
+          </m:sSup>
+          <m:r>
+            <m:t xml:space="preserve">]</m:t>
+          </m:r>
+          <m:r>
+            <m:t xml:space="preserve">=</m:t>
+          </m:r>
+          <m:sSub>
+            <m:e>
+              <m:r>
+                <m:t xml:space="preserve">Σ</m:t>
+              </m:r>
+            </m:e>
+            <m:sub>
+              <m:r>
+                <m:t xml:space="preserve">ℓ</m:t>
+              </m:r>
+            </m:sub>
+          </m:sSub>
+          <m:f>
+            <m:num>
+              <m:r>
+                <m:t xml:space="preserve">α</m:t>
+              </m:r>
+            </m:num>
+            <m:den>
+              <m:r>
+                <m:t xml:space="preserve">3π</m:t>
+              </m:r>
+            </m:den>
+          </m:f>
+          <m:r>
+            <m:t xml:space="preserve">[</m:t>
+          </m:r>
+          <m:r>
+            <m:t xml:space="preserve">ln</m:t>
+          </m:r>
+          <m:r>
+            <m:t xml:space="preserve">[</m:t>
+          </m:r>
+          <m:f>
+            <m:num>
+              <m:sSup>
+                <m:e>
+                  <m:r>
+                    <m:t xml:space="preserve">Q</m:t>
+                  </m:r>
+                </m:e>
+                <m:sup>
+                  <m:r>
+                    <m:t xml:space="preserve">2</m:t>
+                  </m:r>
+                </m:sup>
+              </m:sSup>
+            </m:num>
+            <m:den>
+              <m:sSubSup>
+                <m:e>
+                  <m:r>
+                    <m:t xml:space="preserve">m</m:t>
+                  </m:r>
+                </m:e>
+                <m:sub>
+                  <m:r>
+                    <m:t xml:space="preserve">ℓ</m:t>
+                  </m:r>
+                </m:sub>
+                <m:sup>
+                  <m:r>
+                    <m:t xml:space="preserve">2</m:t>
+                  </m:r>
+                </m:sup>
+              </m:sSubSup>
+            </m:den>
+          </m:f>
+          <m:r>
+            <m:t xml:space="preserve">]</m:t>
+          </m:r>
+          <m:r>
+            <m:t xml:space="preserve">−</m:t>
+          </m:r>
+          <m:f>
+            <m:num>
+              <m:r>
+                <m:t xml:space="preserve">5</m:t>
+              </m:r>
+            </m:num>
+            <m:den>
+              <m:r>
+                <m:t xml:space="preserve">3</m:t>
+              </m:r>
+            </m:den>
+          </m:f>
+          <m:r>
+            <m:t xml:space="preserve">]</m:t>
+          </m:r>
+        </m:oMath>
+      </m:oMathPara>
+    </w:p>
+    <w:p>
+      <w:pPr>
+        <w:pStyle w:val="Heading3"/>
+      </w:pPr>
+      <w:r>
+        <w:t>6.2 Hadrons</w:t>
+      </w:r>
+    </w:p>
+    <w:p>
+      <w:r>
+        <w:t>Quarks contribute in the same way in principle, but the one-loop formula cannot be trusted for them. The light-quark masses are not well defined at the scale of a GeV, where the strong interaction confines quarks into hadrons. The hadronic part Δα_had is instead obtained from data: a dispersion relation expresses it as an integral over the measured cross section for e⁺e⁻ → hadrons. That integral is outside this course, and its result, Δα_had(M_Z²) ≈ 0.0276 for the five lighter quarks, is quoted, not derived. Combining the two pieces,</w:t>
+      </w:r>
+    </w:p>
+    <w:p>
+      <w:pPr>
+        <w:spacing w:before="100" w:after="160"/>
+        <w:jc w:val="center"/>
+      </w:pPr>
+      <m:oMathPara>
+        <m:oMath>
+          <m:r>
+            <m:t xml:space="preserve">α</m:t>
+          </m:r>
+          <m:r>
+            <m:t xml:space="preserve">[</m:t>
+          </m:r>
+          <m:sSubSup>
+            <m:e>
+              <m:r>
+                <m:t xml:space="preserve">M</m:t>
+              </m:r>
+            </m:e>
+            <m:sub>
+              <m:r>
+                <m:t xml:space="preserve">Z</m:t>
+              </m:r>
+            </m:sub>
+            <m:sup>
+              <m:r>
+                <m:t xml:space="preserve">2</m:t>
+              </m:r>
+            </m:sup>
+          </m:sSubSup>
+          <m:r>
+            <m:t xml:space="preserve">]</m:t>
+          </m:r>
+          <m:r>
+            <m:t xml:space="preserve">=</m:t>
+          </m:r>
+          <m:f>
+            <m:num>
+              <m:r>
+                <m:t xml:space="preserve">α</m:t>
+              </m:r>
+            </m:num>
+            <m:den>
+              <m:r>
+                <m:t xml:space="preserve">1</m:t>
+              </m:r>
+              <m:r>
+                <m:t xml:space="preserve">−</m:t>
+              </m:r>
+              <m:sSub>
+                <m:e>
+                  <m:r>
+                    <m:t xml:space="preserve">Δα</m:t>
+                  </m:r>
+                </m:e>
+                <m:sub>
+                  <m:r>
+                    <m:t xml:space="preserve">lep</m:t>
+                  </m:r>
+                </m:sub>
+              </m:sSub>
+              <m:r>
+                <m:t xml:space="preserve">−</m:t>
+              </m:r>
+              <m:sSub>
+                <m:e>
+                  <m:r>
+                    <m:t xml:space="preserve">Δα</m:t>
+                  </m:r>
+                </m:e>
+                <m:sub>
+                  <m:r>
+                    <m:t xml:space="preserve">had</m:t>
+                  </m:r>
+                </m:sub>
+              </m:sSub>
+            </m:den>
+          </m:f>
+        </m:oMath>
+      </m:oMathPara>
+    </w:p>
+    <w:p>
+      <w:r>
+        <w:rPr>
+          <w:b/>
+          <w:i/>
+        </w:rPr>
+        <w:t>Worked example 6</w:t>
+      </w:r>
+    </w:p>
+    <w:p>
+      <w:r>
+        <w:t>Complete Worked example 4. The muon (m = 0.1057 GeV) gives ln(M_Z²/m²) − 5/3 = 13.52 − 1.67 = 11.85, and the tau (1.777 GeV) gives 7.88 − 1.67 = 6.21. Multiplying by 7.74×10⁻⁴, the three leptons give 0.0174 + 0.0092 + 0.0048 = 0.0314. (Higher orders raise this to 0.0315.) Adding Δα_had ≈ 0.0276 gives a total of 0.0590, so 1/α(M_Z²) = 137.036×(1 − 0.0590) ≈ 128.9. Electroweak fits often quote 1/α ≈ 128, in a different renormalization scheme (modified minimal subtraction) whose definition differs by a constant. Both numbers describe the same physics. Slightly more than half of the step from 1/137 to roughly 1/129 comes from the leptons, and slightly less than half from hadrons, taken from data.</w:t>
+      </w:r>
+    </w:p>
+    <w:p>
+      <w:pPr>
+        <w:pStyle w:val="Heading2"/>
+      </w:pPr>
+      <w:r>
+        <w:t>7 The slope and the Landau pole</w:t>
+      </w:r>
+    </w:p>
+    <w:p>
+      <w:pPr>
+        <w:pStyle w:val="Heading3"/>
+      </w:pPr>
+      <w:r>
+        <w:t>7.1 The slope</w:t>
+      </w:r>
+    </w:p>
+    <w:p>
+      <w:r>
+        <w:t>Differentiate the leading-logarithm form of Section 4.3 with respect to ln Q. The result is Q dα/dQ = 2α²/(3π), with α on the right now the running α(Q²) (Exercise 13). Written for e, using α = e²/4π, this is</w:t>
+      </w:r>
+    </w:p>
+    <w:p>
+      <w:pPr>
+        <w:spacing w:before="100" w:after="160"/>
+        <w:jc w:val="center"/>
+      </w:pPr>
+      <m:oMathPara>
+        <m:oMath>
+          <m:r>
+            <m:t xml:space="preserve">β</m:t>
+          </m:r>
+          <m:r>
+            <m:t xml:space="preserve">[</m:t>
+          </m:r>
+          <m:r>
+            <m:t xml:space="preserve">e</m:t>
+          </m:r>
+          <m:r>
+            <m:t xml:space="preserve">]</m:t>
+          </m:r>
+          <m:r>
+            <m:t xml:space="preserve">≡</m:t>
+          </m:r>
+          <m:r>
+            <m:t xml:space="preserve">μ</m:t>
+          </m:r>
+          <m:f>
+            <m:num>
+              <m:r>
+                <m:t xml:space="preserve">de</m:t>
+              </m:r>
+            </m:num>
+            <m:den>
+              <m:r>
+                <m:t xml:space="preserve">dμ</m:t>
+              </m:r>
+            </m:den>
+          </m:f>
+          <m:r>
+            <m:t xml:space="preserve">=</m:t>
+          </m:r>
+          <m:f>
+            <m:num>
+              <m:sSup>
+                <m:e>
+                  <m:r>
+                    <m:t xml:space="preserve">e</m:t>
+                  </m:r>
+                </m:e>
+                <m:sup>
+                  <m:r>
+                    <m:t xml:space="preserve">3</m:t>
+                  </m:r>
+                </m:sup>
+              </m:sSup>
+            </m:num>
+            <m:den>
+              <m:sSup>
+                <m:e>
+                  <m:r>
+                    <m:t xml:space="preserve">12π</m:t>
+                  </m:r>
+                </m:e>
+                <m:sup>
+                  <m:r>
+                    <m:t xml:space="preserve">2</m:t>
+                  </m:r>
+                </m:sup>
+              </m:sSup>
+            </m:den>
+          </m:f>
+        </m:oMath>
+      </m:oMathPara>
+    </w:p>
+    <w:p>
+      <w:r>
+        <w:t>for one charged Dirac fermion, with μ the scale at which the coupling is quoted. The slope is positive, which is screening restated, and it is small, because α is small. Lesson 69 takes this equation, not the logarithm, as the fundamental statement.</w:t>
+      </w:r>
+    </w:p>
+    <w:p>
+      <w:pPr>
+        <w:pStyle w:val="Heading3"/>
+      </w:pPr>
+      <w:r>
+        <w:t>7.2 Where the one-loop formula breaks</w:t>
+      </w:r>
+    </w:p>
+    <w:p>
+      <w:r>
+        <w:t>The denominator of Section 4.3 vanishes when (α/3π)[ln(Q²/m²) − 5/3] = 1, that is at</w:t>
+      </w:r>
+    </w:p>
+    <w:p>
+      <w:pPr>
+        <w:spacing w:before="100" w:after="160"/>
+        <w:jc w:val="center"/>
+      </w:pPr>
+      <m:oMathPara>
+        <m:oMath>
+          <m:sSub>
+            <m:e>
+              <m:r>
+                <m:t xml:space="preserve">Q</m:t>
+              </m:r>
+            </m:e>
+            <m:sub>
+              <m:r>
+                <m:t xml:space="preserve">L</m:t>
+              </m:r>
+            </m:sub>
+          </m:sSub>
+          <m:r>
+            <m:t xml:space="preserve">=</m:t>
+          </m:r>
+          <m:r>
+            <m:t xml:space="preserve">m</m:t>
+          </m:r>
+          <m:r>
+            <m:t xml:space="preserve">exp</m:t>
+          </m:r>
+          <m:r>
+            <m:t xml:space="preserve">[</m:t>
+          </m:r>
+          <m:f>
+            <m:num>
+              <m:r>
+                <m:t xml:space="preserve">3π</m:t>
+              </m:r>
+            </m:num>
+            <m:den>
+              <m:r>
+                <m:t xml:space="preserve">2α</m:t>
+              </m:r>
+            </m:den>
+          </m:f>
+          <m:r>
+            <m:t xml:space="preserve">+</m:t>
+          </m:r>
+          <m:f>
+            <m:num>
+              <m:r>
+                <m:t xml:space="preserve">5</m:t>
+              </m:r>
+            </m:num>
+            <m:den>
+              <m:r>
+                <m:t xml:space="preserve">6</m:t>
+              </m:r>
+            </m:den>
+          </m:f>
+          <m:r>
+            <m:t xml:space="preserve">]</m:t>
+          </m:r>
+        </m:oMath>
+      </m:oMathPara>
+    </w:p>
+    <w:p>
+      <w:r>
+        <w:t>With the electron alone, 3π/(2α) = 645.8, so Q_L ≈ 10²⁸⁰ m ≈ 10²⁷⁷ GeV. This is the Landau pole, named after Lev Landau's analysis of the problem in the 1950s. Including every charged particle of the Standard Model lowers it, but the scale stays far above the Planck scale, about 10¹⁹ GeV, where gravity can no longer be neglected. This course does not treat the Landau pole as a prediction of new physics at that scale. It shows that one-loop QED, run to absurd energies, eventually becomes strongly coupled, where perturbation theory, and the formula that predicted the pole, both fail. Long before that, QED is embedded in the electroweak theory of Lesson 86.</w:t>
+      </w:r>
+    </w:p>
+    <w:p>
+      <w:pPr>
+        <w:pStyle w:val="Heading2"/>
+      </w:pPr>
+      <w:r>
+        <w:t>8 Experimental evidence</w:t>
+      </w:r>
+    </w:p>
+    <w:p>
+      <w:r>
+        <w:t>The running has been observed directly. At the TRISTAN collider in Japan, the TOPAZ collaboration (I. Levine et al., Physical Review Letters 78, 424, 1997) compared two processes that probe the coupling at very different scales. They reported 1/α = 128.5 ± 1.8 (statistical) ± 0.7 (systematic) at Q = 57.77 GeV, against 137.0 at Q² = 0. Exercise 15 shows that leptons alone predict about 133 at that scale, and that adding hadrons brings the prediction to about 129.6, consistent with the measurement. At LEP, the L3 collaboration (2000 and 2005) and the OPAL collaboration (European Physical Journal C 45, 1, 2006) measured the running within the spacelike range of small-angle Bhabha scattering. OPAL's data exclude a constant α with a significance above 5σ, and they exclude running from leptons alone at 3σ, which is direct evidence for the hadronic term of Section 6.2.</w:t>
+      </w:r>
+    </w:p>
+    <w:p>
+      <w:r>
+        <w:t>The same running is built into every precision test of the electroweak theory. Predictions at the Z pole use α(M_Z²), not α(0), and would fail at the per-mille level otherwise. At the other end of the scale, Section 4.1's tiny correction is observed in hydrogen's energy levels, which Lesson 77 compares with experiment.</w:t>
+      </w:r>
+    </w:p>
+    <w:p>
+      <w:pPr>
+        <w:pStyle w:val="Heading2"/>
+      </w:pPr>
+      <w:r>
+        <w:t>9 What this lesson has not done</w:t>
+      </w:r>
+    </w:p>
+    <w:p>
+      <w:r>
+        <w:t>This lesson has quoted, not derived, the reduction of the loop's numerator to −8x(1−x)(q²g^μν − q^μq^ν), and the gauge-respecting regulator that makes it legitimate. It has quoted the hadronic contribution from data. It has kept only one-loop insertions, so the constant 5/3 and the leptonic Δα are accurate to about one part in 10³, not to the 10⁻⁵ level of modern determinations. It has used the denominator form of α(Q²) without proving that this resummation of logarithms is the right one. Lesson 69 supplies that proof, Lesson 71 supplies the Ward identity behind transversality, and Lesson 77 returns to the small-Q² limit as a precision correction.</w:t>
+      </w:r>
+    </w:p>
+    <w:p>
+      <w:pPr>
+        <w:pStyle w:val="Heading2"/>
+      </w:pPr>
+      <w:r>
+        <w:t>10 Connections to QED</w:t>
       </w:r>
     </w:p>
     <w:tbl>
@@ -1365,7 +3176,7 @@
           </w:tcPr>
           <w:p>
             <w:r>
-              <w:t>D′_μν=−ig_μν/[q²(1−Π(q²))]</w:t>
+              <w:t>D′_μν = −ig_μν/[q²(1−Π(q²))]</w:t>
             </w:r>
           </w:p>
         </w:tc>
@@ -1402,7 +3213,7 @@
           </w:tcPr>
           <w:p>
             <w:r>
-              <w:t>e²_eff=e²/(1−Π̂(q²))</w:t>
+              <w:t>e² = e₀²/(1−Π(0)) = Z₃e₀²</w:t>
             </w:r>
           </w:p>
         </w:tc>
@@ -1420,7 +3231,7 @@
           </w:tcPr>
           <w:p>
             <w:r>
-              <w:t>The definition of a scale-dependent coupling</w:t>
+              <w:t>Charge renormalization; Z₃ reappears in the Ward identity of Lesson 71</w:t>
             </w:r>
           </w:p>
         </w:tc>
@@ -1439,7 +3250,7 @@
           </w:tcPr>
           <w:p>
             <w:r>
-              <w:t>α(q²)=α/[1−(α/3π)log(|q²|/m²)]</w:t>
+              <w:t>Π̂(q²) = (2α/π)∫x(1−x)ln[1 − x(1−x)q²/m²]dx</w:t>
             </w:r>
           </w:p>
         </w:tc>
@@ -1456,7 +3267,7 @@
           </w:tcPr>
           <w:p>
             <w:r>
-              <w:t>The explicit one-loop running formula</w:t>
+              <w:t>The finite, regulator-independent vacuum polarization</w:t>
             </w:r>
           </w:p>
         </w:tc>
@@ -1476,7 +3287,7 @@
           </w:tcPr>
           <w:p>
             <w:r>
-              <w:t>Screening at long distance</w:t>
+              <w:t>Π̂ ≈ (α/15π)Q²/m² for Q ≪ m</w:t>
             </w:r>
           </w:p>
         </w:tc>
@@ -1494,7 +3305,81 @@
           </w:tcPr>
           <w:p>
             <w:r>
-              <w:t>The physical picture behind Lesson 69's β(e)&gt;0 in QED</w:t>
+              <w:t>The Uehling correction to atomic levels, Lesson 77</w:t>
+            </w:r>
+          </w:p>
+        </w:tc>
+      </w:tr>
+      <w:tr>
+        <w:tc>
+          <w:tcPr>
+            <w:tcW w:type="dxa" w:w="3264"/>
+            <w:vAlign w:val="center"/>
+            <w:tcMar>
+              <w:top w:w="100" w:type="dxa"/>
+              <w:start w:w="100" w:type="dxa"/>
+              <w:bottom w:w="100" w:type="dxa"/>
+              <w:end w:w="100" w:type="dxa"/>
+            </w:tcMar>
+          </w:tcPr>
+          <w:p>
+            <w:r>
+              <w:t>α(Q²) = α/[1 − (α/3π)(ln(Q²/m²) − 5/3)] for Q ≫ m</w:t>
+            </w:r>
+          </w:p>
+        </w:tc>
+        <w:tc>
+          <w:tcPr>
+            <w:tcW w:type="dxa" w:w="6528"/>
+            <w:vAlign w:val="center"/>
+            <w:tcMar>
+              <w:top w:w="100" w:type="dxa"/>
+              <w:start w:w="100" w:type="dxa"/>
+              <w:bottom w:w="100" w:type="dxa"/>
+              <w:end w:w="100" w:type="dxa"/>
+            </w:tcMar>
+          </w:tcPr>
+          <w:p>
+            <w:r>
+              <w:t>The input that Lesson 69 turns into β(e) = e³/(12π²)</w:t>
+            </w:r>
+          </w:p>
+        </w:tc>
+      </w:tr>
+      <w:tr>
+        <w:tc>
+          <w:tcPr>
+            <w:tcW w:type="dxa" w:w="3264"/>
+            <w:vAlign w:val="center"/>
+            <w:shd w:fill="EAF2F8"/>
+            <w:tcMar>
+              <w:top w:w="100" w:type="dxa"/>
+              <w:start w:w="100" w:type="dxa"/>
+              <w:bottom w:w="100" w:type="dxa"/>
+              <w:end w:w="100" w:type="dxa"/>
+            </w:tcMar>
+          </w:tcPr>
+          <w:p>
+            <w:r>
+              <w:t>1/α: 137.036 at Q = 0, about 129 at M_Z</w:t>
+            </w:r>
+          </w:p>
+        </w:tc>
+        <w:tc>
+          <w:tcPr>
+            <w:tcW w:type="dxa" w:w="6528"/>
+            <w:vAlign w:val="center"/>
+            <w:shd w:fill="EAF2F8"/>
+            <w:tcMar>
+              <w:top w:w="100" w:type="dxa"/>
+              <w:start w:w="100" w:type="dxa"/>
+              <w:bottom w:w="100" w:type="dxa"/>
+              <w:end w:w="100" w:type="dxa"/>
+            </w:tcMar>
+          </w:tcPr>
+          <w:p>
+            <w:r>
+              <w:t>Every electroweak prediction at collider energies, Lesson 86</w:t>
             </w:r>
           </w:p>
         </w:tc>
@@ -1505,7 +3390,7 @@
         <w:pStyle w:val="Heading2"/>
       </w:pPr>
       <w:r>
-        <w:t>7 Summary</w:t>
+        <w:t>11 Summary</w:t>
       </w:r>
     </w:p>
     <w:p>
@@ -1517,7 +3402,7 @@
         </w:numPr>
       </w:pPr>
       <w:r>
-        <w:t>Vacuum-polarization insertions resum to D′_μν=−ig_μν/[q²(1−Π(q²))].</w:t>
+        <w:t>Vacuum-polarization insertions resum to D′_μν = −ig_μν/[q²(1−Π(q²))], equivalent to replacing e₀² by e₀²/(1−Π(q²)).</w:t>
       </w:r>
     </w:p>
     <w:p>
@@ -1529,7 +3414,7 @@
         </w:numPr>
       </w:pPr>
       <w:r>
-        <w:t>That resummation is equivalent to replacing e² by e₀²/(1−Π(q²)).</w:t>
+        <w:t>Defining e by Coulomb's law at long distance gives e² = e₀²/(1−Π(0)), and the bare charge drops out of every prediction.</w:t>
       </w:r>
     </w:p>
     <w:p>
@@ -1541,7 +3426,7 @@
         </w:numPr>
       </w:pPr>
       <w:r>
-        <w:t>The cutoff piece of Π is absorbed into e₀, leaving a finite e²_eff(q²)=e²/(1−Π̂(q²)).</w:t>
+        <w:t>With a Feynman parameter and a gauge-respecting regulator, Π(0) = −(α/3π)[ln(Λ²/m²) + C] carries all of the divergence. It is absorbed into Z₃, which makes e smaller than e₀.</w:t>
       </w:r>
     </w:p>
     <w:p>
@@ -1553,7 +3438,7 @@
         </w:numPr>
       </w:pPr>
       <w:r>
-        <w:t>At |q²|≫m², one-loop QED gives α(q²)=α/[1−(α/3π)log(|q²|/m²)].</w:t>
+        <w:t>The remainder Π̂(q²) is finite and regulator-independent. It is (α/15π)Q²/m² at long distance and (α/3π)[ln(Q²/m²) − 5/3] at short distance.</w:t>
       </w:r>
     </w:p>
     <w:p>
@@ -1565,7 +3450,7 @@
         </w:numPr>
       </w:pPr>
       <w:r>
-        <w:t>The sign is screening: the effective charge is smaller at long distance, larger at short distance.</w:t>
+        <w:t>The effective charge grows at short distance, which is screening by virtual pairs, and every charged species adds its own logarithm above its mass.</w:t>
       </w:r>
     </w:p>
     <w:p>
@@ -1577,7 +3462,19 @@
         </w:numPr>
       </w:pPr>
       <w:r>
-        <w:t>The infinity was absorbed; the running that remains is finite and in principle measurable.</w:t>
+        <w:t>Leptons and hadrons together take 1/α from 137.036 to about 129 at M_Z, a running observed at TRISTAN and LEP.</w:t>
+      </w:r>
+    </w:p>
+    <w:p>
+      <w:pPr>
+        <w:pStyle w:val="ListNumber"/>
+        <w:numPr>
+          <w:ilvl w:val="0"/>
+          <w:numId w:val="10"/>
+        </w:numPr>
+      </w:pPr>
+      <w:r>
+        <w:t>The slope is β(e) = e³/(12π²). Followed to absurd energies, the one-loop formula meets a Landau pole near 10²⁷⁷ GeV, a sign of the formula's breakdown, not a prediction.</w:t>
       </w:r>
     </w:p>
     <w:p>
@@ -1678,7 +3575,7 @@
           </w:tcPr>
           <w:p>
             <w:r>
-              <w:t>Write the first three terms of the vacuum-polarization series for the photon propagator (zero, one, and two insertions).</w:t>
+              <w:t>Write the zero-, one-, and two-insertion terms of the photon-propagator series, and show that each insertion's g_μν part multiplies the bare propagator by Π(q²).</w:t>
             </w:r>
           </w:p>
         </w:tc>
@@ -1716,7 +3613,7 @@
           </w:tcPr>
           <w:p>
             <w:r>
-              <w:t>Sum the geometric series of Exercise 1, assuming each insertion multiplies by Π(q²), and recover Section 1.2.</w:t>
+              <w:t>Sum the series of Exercise 1. What condition on Π is needed for the sum to converge, and why is it met at every accessible energy?</w:t>
             </w:r>
           </w:p>
         </w:tc>
@@ -1752,7 +3649,7 @@
           </w:tcPr>
           <w:p>
             <w:r>
-              <w:t>Verify Worked example 1 by setting Π=0.</w:t>
+              <w:t>Show that the q_μq_ν part of an insertion gives zero when the photon line ends on a conserved current j^ν with q_ν j^ν = 0.</w:t>
             </w:r>
           </w:p>
         </w:tc>
@@ -1790,7 +3687,7 @@
           </w:tcPr>
           <w:p>
             <w:r>
-              <w:t>Starting from two vertices and D′, show that the amplitude depends on e₀²/(1−Π(q²)) rather than on e₀² and Π separately.</w:t>
+              <w:t>Combine x[(k−q)² − m²] + (1−x)[k² − m²] into (k − xq)² − Δ and verify Δ = m² − x(1−x)q².</w:t>
             </w:r>
           </w:p>
         </w:tc>
@@ -1826,7 +3723,7 @@
           </w:tcPr>
           <w:p>
             <w:r>
-              <w:t>Explain why e is defined at q²→0 rather than at some arbitrary scale, referring to Lesson 43's identification of α with the Coulomb interaction.</w:t>
+              <w:t>Using ∫₀¹ x(1−x)dx = 1/6, derive Π(0) = −(α/3π)[ln(Λ²/m²) + C] from Section 3.1.</w:t>
             </w:r>
           </w:p>
         </w:tc>
@@ -1864,7 +3761,7 @@
           </w:tcPr>
           <w:p>
             <w:r>
-              <w:t>Split Π(q²)=Π(0)+Π̂(q²) with Π̂(0)=0, and show that e²_eff(q²)=e²/(1−Π̂/(1−Π(0))).</w:t>
+              <w:t>Show that both Λ and C cancel in Π̂(q²) = Π(q²) − Π(0), and derive Section 3.3's formula.</w:t>
             </w:r>
           </w:p>
         </w:tc>
@@ -1900,7 +3797,7 @@
           </w:tcPr>
           <w:p>
             <w:r>
-              <w:t>Reduce Exercise 6 to e²/(1−Π̂) at leading order in α, stating what is being neglected.</w:t>
+              <w:t>Take Λ = 10¹⁹ GeV. Evaluate Π(0) with C = 0 and the ratio e₀/e. Is the bare charge much larger than the measured one?</w:t>
             </w:r>
           </w:p>
         </w:tc>
@@ -1938,7 +3835,7 @@
           </w:tcPr>
           <w:p>
             <w:r>
-              <w:t>Insert Π̂=(α/3π)log(|q²|/m²) into Exercise 7 and obtain Section 3.2's formula for α(q²).</w:t>
+              <w:t>Derive the small-Q² limit Π̂ ≈ (α/15π)Q²/m², including the integral ∫₀¹ x²(1−x)²dx = 1/30.</w:t>
             </w:r>
           </w:p>
         </w:tc>
@@ -1974,7 +3871,7 @@
           </w:tcPr>
           <w:p>
             <w:r>
-              <w:t>Show that α(q²)&gt;α for |q²|&gt;m², given Π̂&gt;0.</w:t>
+              <w:t>Evaluate ∫₀¹ x(1−x)ln x dx = −5/36. Use the symmetry x ↔ 1−x to obtain ∫₀¹ x(1−x)ln[x(1−x)]dx = −5/18, and derive the −5/3 of Section 4.2.</w:t>
             </w:r>
           </w:p>
         </w:tc>
@@ -2012,7 +3909,7 @@
           </w:tcPr>
           <w:p>
             <w:r>
-              <w:t>Repeat Worked example 3's estimate at |q|=1 GeV rather than 91 GeV, and comment on the size of the shift.</w:t>
+              <w:t>Repeat Worked example 4 at Q = 1 GeV, electron loop only.</w:t>
             </w:r>
           </w:p>
         </w:tc>
@@ -2048,7 +3945,7 @@
           </w:tcPr>
           <w:p>
             <w:r>
-              <w:t>Explain, in your own words, the screening picture of Section 4.2, without using the word "renormalization."</w:t>
+              <w:t>Explain why the muon loop contributes almost nothing to α(Q²) at Q = 10 MeV, using Section 4.1, and estimate its contribution there.</w:t>
             </w:r>
           </w:p>
         </w:tc>
@@ -2086,7 +3983,7 @@
           </w:tcPr>
           <w:p>
             <w:r>
-              <w:t>Distinguish the divergent Π(0) from the finite Π̂(q²) in one sentence each.</w:t>
+              <w:t>Explain, without the word "renormalization," why the effective charge is larger at short distance.</w:t>
             </w:r>
           </w:p>
         </w:tc>
@@ -2122,7 +4019,7 @@
           </w:tcPr>
           <w:p>
             <w:r>
-              <w:t>State why muon and tau loops, not computed here, would add to the coefficient of the logarithm at scales above their masses.</w:t>
+              <w:t>Differentiate α(Q²) = α/[1 − (α/3π)ln(Q²/m²)] with respect to ln Q, and show Q dα/dQ = 2α(Q²)²/(3π). Then convert to β(e) = e³/(12π²).</w:t>
             </w:r>
           </w:p>
         </w:tc>
@@ -2160,7 +4057,7 @@
           </w:tcPr>
           <w:p>
             <w:r>
-              <w:t>Lesson 67's m was independent of the scale at leading order in the way this lesson's e is not. What structural difference between Σ(p) at the pole and Π(q²) away from q=0 is responsible?</w:t>
+              <w:t>Derive Q_L = m exp[3π/(2α) + 5/6] and evaluate log₁₀(Q_L/m) for α = 1/137.036.</w:t>
             </w:r>
           </w:p>
         </w:tc>
@@ -2196,7 +4093,7 @@
           </w:tcPr>
           <w:p>
             <w:r>
-              <w:t>Explain why a logarithm with coefficient α/3π cannot become large until exponentially high energy.</w:t>
+              <w:t>At Q = 57.77 GeV, compute the three leptonic contributions and 1/α with leptons only. Then add Δα_had ≈ 0.025 and compare both results with TOPAZ's 128.5 ± 1.9.</w:t>
             </w:r>
           </w:p>
         </w:tc>
@@ -2234,7 +4131,7 @@
           </w:tcPr>
           <w:p>
             <w:r>
-              <w:t>Challenge: invert Section 3.2 to solve for the scale at which the denominator would vanish if the one-loop formula were trusted arbitrarily far, the Landau pole, and comment on whether this course treats that scale as physical.</w:t>
+              <w:t>Challenge: explain why Δα_had must be taken from e⁺e⁻ → hadrons data rather than from Section 6.1's formula with quark masses, and why a purely leptonic running is nonetheless calculable to high precision.</w:t>
             </w:r>
           </w:p>
         </w:tc>
@@ -2259,7 +4156,7 @@
         <w:t xml:space="preserve"> </w:t>
       </w:r>
       <w:r>
-        <w:t>Zero insertions: D_μν=−ig_μν/q². One insertion: D (iΠ) D, equivalent to multiplying the scalar 1/q² by Π. Two insertions: D (iΠ) D (iΠ) D, multiplying by Π².</w:t>
+        <w:t>Zero insertions: D_μν = −ig_μν/q². One insertion: D(iΠ)D = −i(q²g_μν − q_μq_ν)Π/q⁴, whose g_μν part is (−ig_μν/q²)Π. Two insertions: D(iΠ)D(iΠ)D. The tensor (q²g − qq)/q² is a projector, so applying it twice gives it back, and the g_μν part is (−ig_μν/q²)Π².</w:t>
       </w:r>
     </w:p>
     <w:p>
@@ -2273,7 +4170,7 @@
         <w:t xml:space="preserve"> </w:t>
       </w:r>
       <w:r>
-        <w:t>Summing 1+Π+Π²+⋯=1/(1−Π) replaces 1/q² by 1/[q²(1−Π)], giving D′_μν=−ig_μν/[q²(1−Π(q²))].</w:t>
+        <w:t>1 + Π + Π² + ⋯ = 1/(1−Π), giving D′_μν = −ig_μν/[q²(1−Π)]. Convergence needs |Π| &lt; 1. After renormalization the relevant quantity is Π̂, which is about 0.06 even at M_Z.</w:t>
       </w:r>
     </w:p>
     <w:p>
@@ -2287,7 +4184,7 @@
         <w:t xml:space="preserve"> </w:t>
       </w:r>
       <w:r>
-        <w:t>Π=0 gives D′=−ig_μν/q²=D.</w:t>
+        <w:t>The q_μq_ν term contracts as q_μq_ν j^ν = q_μ(q·j) = 0. The same happens at the other end of the line.</w:t>
       </w:r>
     </w:p>
     <w:p>
@@ -2301,7 +4198,7 @@
         <w:t xml:space="preserve"> </w:t>
       </w:r>
       <w:r>
-        <w:t>Two vertices contribute e₀² and the propagator contributes 1/[q²(1−Π)]; the product is [e₀²/(1−Π)]/q².</w:t>
+        <w:t>Expanding: x(k² − 2k·q + q² − m²) + (1−x)(k² − m²) = k² − 2xk·q + xq² − m². Since (k − xq)² = k² − 2xk·q + x²q², the combination equals (k − xq)² + x(1−x)q² − m² = (k − xq)² − Δ.</w:t>
       </w:r>
     </w:p>
     <w:p>
@@ -2315,7 +4212,7 @@
         <w:t xml:space="preserve"> </w:t>
       </w:r>
       <w:r>
-        <w:t>Lesson 43 identified α with the measured Coulomb strength, which is a long-distance, low-momentum-transfer measurement, so q²→0 is the matching condition that keeps that identification.</w:t>
+        <w:t>At q² = 0, Δ = m². Then Π(0) = −(2α/π)[ln(Λ²/m²) + C]∫x(1−x)dx = −(2α/π)(1/6)[ln(Λ²/m²) + C] = −(α/3π)[ln(Λ²/m²) + C].</w:t>
       </w:r>
     </w:p>
     <w:p>
@@ -2329,7 +4226,7 @@
         <w:t xml:space="preserve"> </w:t>
       </w:r>
       <w:r>
-        <w:t>1−Π(q²)=1−Π(0)−Π̂=(1−Π(0))(1−Π̂/(1−Π(0))); forming the ratio (1−Π(0))/(1−Π(q²)) produces 1/(1−Π̂/(1−Π(0))), and multiplying by e² gives the stated formula.</w:t>
+        <w:t>Π(q²) − Π(0) = −(2α/π)∫x(1−x)[ln(Λ²/Δ) − ln(Λ²/m²)]dx = −(2α/π)∫x(1−x)ln(m²/Δ)dx. Here ln Λ² and C appear identically in both terms and cancel. Since ln(Δ/m²) = ln[1 − x(1−x)q²/m²], the result is Section 3.3.</w:t>
       </w:r>
     </w:p>
     <w:p>
@@ -2343,7 +4240,7 @@
         <w:t xml:space="preserve"> </w:t>
       </w:r>
       <w:r>
-        <w:t>Π(0) is itself order α, so Π̂/(1−Π(0))=Π̂+O(α²); dropping O(α²) leaves e²/(1−Π̂).</w:t>
+        <w:t>ln(Λ²/m²) = 2 ln(1.96×10²²) = 102.7, so Π(0) = −7.74×10⁻⁴ × 102.7 = −0.0795. Then e₀²/e² = 1 − Π(0) = 1.0795, so e₀/e ≈ 1.04. The bare charge is only 4 percent larger even at the Planck scale, because the divergence is logarithmic and its coefficient is small.</w:t>
       </w:r>
     </w:p>
     <w:p>
@@ -2357,7 +4254,7 @@
         <w:t xml:space="preserve"> </w:t>
       </w:r>
       <w:r>
-        <w:t>Direct substitution of Π̂=(α/3π)log(|q²|/m²) into e²_eff=e²/(1−Π̂), then dividing by 4π, yields α(q²)=α/[1−(α/3π)log(|q²|/m²)].</w:t>
+        <w:t>For small ε, ln(1+ε) ≈ ε with ε = x(1−x)Q²/m². Then Π̂ ≈ (2α/π)(Q²/m²)∫x²(1−x)²dx. The integral is ∫(x² − 2x³ + x⁴)dx = 1/3 − 1/2 + 1/5 = 1/30, giving (2α/π)/30 = α/(15π).</w:t>
       </w:r>
     </w:p>
     <w:p>
@@ -2371,7 +4268,7 @@
         <w:t xml:space="preserve"> </w:t>
       </w:r>
       <w:r>
-        <w:t>For |q²|&gt;m² the logarithm is positive, Π̂&gt;0, the denominator is smaller than 1, and α(q²)&gt;α.</w:t>
+        <w:t>∫₀¹ xⁿ ln x dx = −1/(n+1)², so ∫x ln x = −1/4 and ∫x² ln x = −1/9, and ∫x(1−x)ln x = −1/4 + 1/9 = −5/36. ln[x(1−x)] = ln x + ln(1−x), and the substitution x → 1−x maps the second integral onto the first, so the total is −5/18. Then (2α/π)[(1/6)ln(Q²/m²) − 5/18] = (α/3π)[ln(Q²/m²) − 5/3].</w:t>
       </w:r>
     </w:p>
     <w:p>
@@ -2385,7 +4282,7 @@
         <w:t xml:space="preserve"> </w:t>
       </w:r>
       <w:r>
-        <w:t>log((1/5.1e−4)²)≈log(3.8×10⁶)≈15.2, (α/3π)×15.2≈0.012, so α(1 GeV²)≈1/135.5, a smaller shift than at the Z, as a smaller logarithm requires.</w:t>
+        <w:t>ln[(1/0.000511)²] = 15.16. Subtracting 5/3 gives 13.49, and 13.49 × 7.74×10⁻⁴ = 0.0104. So 1/α(1 GeV²) = 137.036 × 0.9896 ≈ 135.6, a smaller shift than at M_Z, as a smaller logarithm requires.</w:t>
       </w:r>
     </w:p>
     <w:p>
@@ -2399,7 +4296,7 @@
         <w:t xml:space="preserve"> </w:t>
       </w:r>
       <w:r>
-        <w:t>Virtual pairs in the vacuum arrange themselves so that the test charge looks partially cancelled from far away; a closer probe sees less of that cancellation and a larger effective charge.</w:t>
+        <w:t>At Q = 10 MeV, Q²/m_μ² = (10/105.7)² = 0.0090, far below 1, so Section 4.1 applies: (α/15π) × 0.0090 = 1.55×10⁻⁴ × 0.0090 ≈ 1.4×10⁻⁶. That is negligible next to the electron's (α/3π)[ln(Q²/m_e²) − 5/3] ≈ 7.74×10⁻⁴ × 4.3 ≈ 0.0033. The muon has decoupled.</w:t>
       </w:r>
     </w:p>
     <w:p>
@@ -2413,7 +4310,7 @@
         <w:t xml:space="preserve"> </w:t>
       </w:r>
       <w:r>
-        <w:t>Π(0) grows with the cutoff and is absorbed into e₀. Π̂(q²) is the finite difference Π(q²)−Π(0) and is the source of the running.</w:t>
+        <w:t>Virtual pairs in the vacuum line up so that a charge looks partially cancelled from far away. A probe that comes closer is inside part of that cloud, sees less of the cancellation, and finds a larger charge.</w:t>
       </w:r>
     </w:p>
     <w:p>
@@ -2427,7 +4324,7 @@
         <w:t xml:space="preserve"> </w:t>
       </w:r>
       <w:r>
-        <w:t>Each charged fermion species contributes its own vacuum-polarization loop; above a particle's mass threshold that loop adds a further (α/3π)log, increasing the coefficient of the running.</w:t>
+        <w:t>Let L = ln(Q²/m²), so dL/d ln Q = 2. Then dα/d ln Q = α(α/3π)(2)/[1 − (α/3π)L]² = (2/3π)[α/(1 − (α/3π)L)]² = 2α(Q²)²/(3π). With α = e²/4π, dα = (e/2π)de, so (e/2π) Q de/dQ = 2e⁴/(16π² × 3π), giving Q de/dQ = e³/(12π²).</w:t>
       </w:r>
     </w:p>
     <w:p>
@@ -2441,7 +4338,7 @@
         <w:t xml:space="preserve"> </w:t>
       </w:r>
       <w:r>
-        <w:t>The physical mass is defined at one kinematic point, the pole. The charge is defined by a scattering process that can be run at any q², so the finite remainder is allowed to keep a q² dependence.</w:t>
+        <w:t>Setting (α/3π)[ln(Q²/m²) − 5/3] = 1 gives ln(Q²/m²) = 3π/α + 5/3, so ln(Q/m) = 3π/(2α) + 5/6 = 645.8 + 0.8 = 646.6. Then log₁₀(Q_L/m) = 646.6/2.303 ≈ 280.8.</w:t>
       </w:r>
     </w:p>
     <w:p>
@@ -2455,7 +4352,7 @@
         <w:t xml:space="preserve"> </w:t>
       </w:r>
       <w:r>
-        <w:t>Setting (α/3π)log(|q²|/m²) of order 1 requires log(|q|/m)∼3π/α∼10³, hence |q|/m∼e¹⁰⁰⁰, far beyond any laboratory.</w:t>
+        <w:t>Electron: 2 ln(57.77/0.000511) − 5/3 = 23.27 − 1.67 = 21.60, giving 0.0167. Muon: 12.61 − 1.67 = 10.94, giving 0.0085. Tau: 6.96 − 1.67 = 5.30, giving 0.0041. The sum is 0.0293, so 1/α = 137.036 × 0.9707 ≈ 133.0 with leptons only, which is 2.3σ above TOPAZ's value. Adding 0.025 gives 1/α = 137.036 × 0.9457 ≈ 129.6, within 1σ of 128.5 ± 1.9.</w:t>
       </w:r>
     </w:p>
     <w:p>
@@ -2469,7 +4366,7 @@
         <w:t xml:space="preserve"> </w:t>
       </w:r>
       <w:r>
-        <w:t>The denominator vanishes when (α/3π)log(|q²|/m²)=1, i.e. |q|∼m exp(3π/(2α))∼10²⁸⁰ MeV, the Landau pole of one-loop QED. This course treats that scale as an artifact of truncating the β-function, not as a prediction that a real pole sits there; new physics, or the breakdown of perturbation theory, intervenes first.</w:t>
+        <w:t>Section 6.1's formula treats each fermion as a free particle with a definite mass. Light quarks at Q below a few GeV are confined in hadrons, their masses are not physical pole masses, and the strong interaction changes the loop at order 1. The dispersion relation instead uses the measured probability for a virtual photon to become hadrons, which already contains all of the strong interaction. Leptons feel no strong force, so their loops are pure QED and are computed in perturbation theory, to very high precision, with measured lepton masses.</w:t>
       </w:r>
     </w:p>
     <w:p>
@@ -2485,7 +4382,7 @@
         <w:pStyle w:val="ListBullet"/>
       </w:pPr>
       <w:r>
-        <w:t>I can resum vacuum polarization into D′_μν=−ig_μν/[q²(1−Π(q²))].</w:t>
+        <w:t>I can resum vacuum polarization into D′_μν = −ig_μν/[q²(1−Π(q²))] and read off e_eff² = e₀²/(1−Π(q²)).</w:t>
       </w:r>
     </w:p>
     <w:p>
@@ -2493,7 +4390,7 @@
         <w:pStyle w:val="ListBullet"/>
       </w:pPr>
       <w:r>
-        <w:t>I can identify e²_eff(q²)=e²/(1−Π̂(q²)) as the charge a process at momentum transfer q probes.</w:t>
+        <w:t>I can define e by Coulomb's law at long distance, absorb Π(0) into Z₃, and explain why e &lt; e₀.</w:t>
       </w:r>
     </w:p>
     <w:p>
@@ -2501,7 +4398,7 @@
         <w:pStyle w:val="ListBullet"/>
       </w:pPr>
       <w:r>
-        <w:t>I can absorb Π(0) into e₀ and keep a finite running coupling.</w:t>
+        <w:t>I can write Π̂(q²) as a Feynman-parameter integral and show that it is finite and regulator-independent.</w:t>
       </w:r>
     </w:p>
     <w:p>
@@ -2509,7 +4406,7 @@
         <w:pStyle w:val="ListBullet"/>
       </w:pPr>
       <w:r>
-        <w:t>I can write α(q²)=α/[1−(α/3π)log(|q²|/m²)] and interpret its sign as screening.</w:t>
+        <w:t>I can derive the (α/15π)Q²/m² and (α/3π)[ln(Q²/m²) − 5/3] limits.</w:t>
       </w:r>
     </w:p>
     <w:p>
@@ -2517,7 +4414,23 @@
         <w:pStyle w:val="ListBullet"/>
       </w:pPr>
       <w:r>
-        <w:t>I can distinguish the absorbed infinity from the finite, measurable running.</w:t>
+        <w:t>I can estimate α(M_Z²) ≈ 1/129 from three leptons plus the measured hadronic term.</w:t>
+      </w:r>
+    </w:p>
+    <w:p>
+      <w:pPr>
+        <w:pStyle w:val="ListBullet"/>
+      </w:pPr>
+      <w:r>
+        <w:t>I can state β(e) = e³/(12π²), locate the one-loop Landau pole, and say why this course does not treat it as physical.</w:t>
+      </w:r>
+    </w:p>
+    <w:p>
+      <w:pPr>
+        <w:pStyle w:val="ListBullet"/>
+      </w:pPr>
+      <w:r>
+        <w:t>I can name the experiments that observed the running and say what each one showed.</w:t>
       </w:r>
     </w:p>
     <w:p>
@@ -2530,7 +4443,7 @@
     </w:p>
     <w:p>
       <w:r>
-        <w:t>Lesson 69 writes the same scale dependence as a differential equation, μ de/dμ = β(e), and shows why that equation, rather than a logarithm evaluated at one point, is the object later calculations actually use.</w:t>
+        <w:t>Lesson 69, Renormalization Group, shows that the logarithm of Section 4.3 is the integral of a differential equation, μ de/dμ = β(e) with β = e³/(12π²) for one charged fermion, and explains why that equation, rather than a logarithm evaluated at one point, is the object later calculations actually use.</w:t>
       </w:r>
     </w:p>
     <w:sectPr>

--- a/Science Books/QED Course/Lesson 68 Running Electric Charge.docx
+++ b/Science Books/QED Course/Lesson 68 Running Electric Charge.docx
@@ -591,15 +591,17 @@
               </m:r>
             </m:sub>
           </m:sSub>
-          <m:r>
-            <m:t xml:space="preserve">[</m:t>
-          </m:r>
-          <m:r>
-            <m:t xml:space="preserve">q</m:t>
-          </m:r>
-          <m:r>
-            <m:t xml:space="preserve">]</m:t>
-          </m:r>
+          <m:d>
+            <m:dPr>
+              <m:begChr m:val="["/>
+              <m:endChr m:val="]"/>
+            </m:dPr>
+            <m:e>
+              <m:r>
+                <m:t xml:space="preserve">q</m:t>
+              </m:r>
+            </m:e>
+          </m:d>
           <m:r>
             <m:t xml:space="preserve">=</m:t>
           </m:r>
@@ -608,6 +610,9 @@
           </m:r>
           <m:r>
             <m:t xml:space="preserve">i</m:t>
+          </m:r>
+          <m:r>
+            <m:t xml:space="preserve"> </m:t>
           </m:r>
           <m:f>
             <m:num>
@@ -673,29 +678,29 @@
       </w:pPr>
       <m:oMathPara>
         <m:oMath>
-          <m:r>
-            <m:t xml:space="preserve">D</m:t>
-          </m:r>
-          <m:r>
-            <m:t xml:space="preserve">′</m:t>
-          </m:r>
           <m:sSub>
-            <m:e/>
+            <m:e>
+              <m:r>
+                <m:t xml:space="preserve">D′</m:t>
+              </m:r>
+            </m:e>
             <m:sub>
               <m:r>
                 <m:t xml:space="preserve">μν</m:t>
               </m:r>
             </m:sub>
           </m:sSub>
-          <m:r>
-            <m:t xml:space="preserve">[</m:t>
-          </m:r>
-          <m:r>
-            <m:t xml:space="preserve">q</m:t>
-          </m:r>
-          <m:r>
-            <m:t xml:space="preserve">]</m:t>
-          </m:r>
+          <m:d>
+            <m:dPr>
+              <m:begChr m:val="["/>
+              <m:endChr m:val="]"/>
+            </m:dPr>
+            <m:e>
+              <m:r>
+                <m:t xml:space="preserve">q</m:t>
+              </m:r>
+            </m:e>
+          </m:d>
           <m:r>
             <m:t xml:space="preserve">=</m:t>
           </m:r>
@@ -704,6 +709,9 @@
           </m:r>
           <m:r>
             <m:t xml:space="preserve">i</m:t>
+          </m:r>
+          <m:r>
+            <m:t xml:space="preserve"> </m:t>
           </m:r>
           <m:f>
             <m:num>
@@ -733,39 +741,43 @@
                   </m:r>
                 </m:sup>
               </m:sSup>
-              <m:r>
-                <m:t xml:space="preserve">[</m:t>
-              </m:r>
-              <m:r>
-                <m:t xml:space="preserve">1</m:t>
-              </m:r>
-              <m:r>
-                <m:t xml:space="preserve">−</m:t>
-              </m:r>
-              <m:r>
-                <m:t xml:space="preserve">Π</m:t>
-              </m:r>
-              <m:r>
-                <m:t xml:space="preserve">[</m:t>
-              </m:r>
-              <m:sSup>
+              <m:d>
+                <m:dPr>
+                  <m:begChr m:val="["/>
+                  <m:endChr m:val="]"/>
+                </m:dPr>
                 <m:e>
                   <m:r>
-                    <m:t xml:space="preserve">q</m:t>
+                    <m:t xml:space="preserve">1</m:t>
                   </m:r>
+                  <m:r>
+                    <m:t xml:space="preserve">−</m:t>
+                  </m:r>
+                  <m:r>
+                    <m:t xml:space="preserve">Π</m:t>
+                  </m:r>
+                  <m:d>
+                    <m:dPr>
+                      <m:begChr m:val="["/>
+                      <m:endChr m:val="]"/>
+                    </m:dPr>
+                    <m:e>
+                      <m:sSup>
+                        <m:e>
+                          <m:r>
+                            <m:t xml:space="preserve">q</m:t>
+                          </m:r>
+                        </m:e>
+                        <m:sup>
+                          <m:r>
+                            <m:t xml:space="preserve">2</m:t>
+                          </m:r>
+                        </m:sup>
+                      </m:sSup>
+                    </m:e>
+                  </m:d>
                 </m:e>
-                <m:sup>
-                  <m:r>
-                    <m:t xml:space="preserve">2</m:t>
-                  </m:r>
-                </m:sup>
-              </m:sSup>
-              <m:r>
-                <m:t xml:space="preserve">]</m:t>
-              </m:r>
-              <m:r>
-                <m:t xml:space="preserve">]</m:t>
-              </m:r>
+              </m:d>
             </m:den>
           </m:f>
         </m:oMath>
@@ -855,24 +867,26 @@
               </m:r>
             </m:sup>
           </m:sSubSup>
-          <m:r>
-            <m:t xml:space="preserve">[</m:t>
-          </m:r>
-          <m:sSup>
+          <m:d>
+            <m:dPr>
+              <m:begChr m:val="["/>
+              <m:endChr m:val="]"/>
+            </m:dPr>
             <m:e>
-              <m:r>
-                <m:t xml:space="preserve">q</m:t>
-              </m:r>
+              <m:sSup>
+                <m:e>
+                  <m:r>
+                    <m:t xml:space="preserve">q</m:t>
+                  </m:r>
+                </m:e>
+                <m:sup>
+                  <m:r>
+                    <m:t xml:space="preserve">2</m:t>
+                  </m:r>
+                </m:sup>
+              </m:sSup>
             </m:e>
-            <m:sup>
-              <m:r>
-                <m:t xml:space="preserve">2</m:t>
-              </m:r>
-            </m:sup>
-          </m:sSup>
-          <m:r>
-            <m:t xml:space="preserve">]</m:t>
-          </m:r>
+          </m:d>
           <m:r>
             <m:t xml:space="preserve">=</m:t>
           </m:r>
@@ -906,24 +920,26 @@
               <m:r>
                 <m:t xml:space="preserve">Π</m:t>
               </m:r>
-              <m:r>
-                <m:t xml:space="preserve">[</m:t>
-              </m:r>
-              <m:sSup>
+              <m:d>
+                <m:dPr>
+                  <m:begChr m:val="["/>
+                  <m:endChr m:val="]"/>
+                </m:dPr>
                 <m:e>
-                  <m:r>
-                    <m:t xml:space="preserve">q</m:t>
-                  </m:r>
+                  <m:sSup>
+                    <m:e>
+                      <m:r>
+                        <m:t xml:space="preserve">q</m:t>
+                      </m:r>
+                    </m:e>
+                    <m:sup>
+                      <m:r>
+                        <m:t xml:space="preserve">2</m:t>
+                      </m:r>
+                    </m:sup>
+                  </m:sSup>
                 </m:e>
-                <m:sup>
-                  <m:r>
-                    <m:t xml:space="preserve">2</m:t>
-                  </m:r>
-                </m:sup>
-              </m:sSup>
-              <m:r>
-                <m:t xml:space="preserve">]</m:t>
-              </m:r>
+              </m:d>
             </m:den>
           </m:f>
         </m:oMath>
@@ -957,61 +973,65 @@
           <m:r>
             <m:t xml:space="preserve">Ṽ</m:t>
           </m:r>
-          <m:r>
-            <m:t xml:space="preserve">[</m:t>
-          </m:r>
-          <m:r>
-            <m:t xml:space="preserve">Q</m:t>
-          </m:r>
-          <m:r>
-            <m:t xml:space="preserve">]</m:t>
-          </m:r>
+          <m:d>
+            <m:dPr>
+              <m:begChr m:val="["/>
+              <m:endChr m:val="]"/>
+            </m:dPr>
+            <m:e>
+              <m:r>
+                <m:t xml:space="preserve">Q</m:t>
+              </m:r>
+            </m:e>
+          </m:d>
           <m:r>
             <m:t xml:space="preserve">=</m:t>
           </m:r>
           <m:r>
             <m:t xml:space="preserve">−</m:t>
           </m:r>
-          <m:sSubSup>
-            <m:e>
-              <m:r>
-                <m:t xml:space="preserve">e</m:t>
-              </m:r>
-            </m:e>
-            <m:sub>
-              <m:r>
-                <m:t xml:space="preserve">eff</m:t>
-              </m:r>
-            </m:sub>
-            <m:sup>
-              <m:r>
-                <m:t xml:space="preserve">2</m:t>
-              </m:r>
-            </m:sup>
-          </m:sSubSup>
           <m:f>
             <m:num>
-              <m:r>
-                <m:t xml:space="preserve">[</m:t>
-              </m:r>
-              <m:r>
-                <m:t xml:space="preserve">−</m:t>
-              </m:r>
-              <m:sSup>
+              <m:sSubSup>
                 <m:e>
                   <m:r>
-                    <m:t xml:space="preserve">Q</m:t>
+                    <m:t xml:space="preserve">e</m:t>
                   </m:r>
                 </m:e>
+                <m:sub>
+                  <m:r>
+                    <m:t xml:space="preserve">eff</m:t>
+                  </m:r>
+                </m:sub>
                 <m:sup>
                   <m:r>
                     <m:t xml:space="preserve">2</m:t>
                   </m:r>
                 </m:sup>
-              </m:sSup>
-              <m:r>
-                <m:t xml:space="preserve">]</m:t>
-              </m:r>
+              </m:sSubSup>
+              <m:d>
+                <m:dPr>
+                  <m:begChr m:val="["/>
+                  <m:endChr m:val="]"/>
+                </m:dPr>
+                <m:e>
+                  <m:r>
+                    <m:t xml:space="preserve">−</m:t>
+                  </m:r>
+                  <m:sSup>
+                    <m:e>
+                      <m:r>
+                        <m:t xml:space="preserve">Q</m:t>
+                      </m:r>
+                    </m:e>
+                    <m:sup>
+                      <m:r>
+                        <m:t xml:space="preserve">2</m:t>
+                      </m:r>
+                    </m:sup>
+                  </m:sSup>
+                </m:e>
+              </m:d>
             </m:num>
             <m:den>
               <m:sSup>
@@ -1056,7 +1076,13 @@
             </m:sup>
           </m:sSup>
           <m:r>
+            <m:t xml:space="preserve"> </m:t>
+          </m:r>
+          <m:r>
             <m:t xml:space="preserve">≡</m:t>
+          </m:r>
+          <m:r>
+            <m:t xml:space="preserve"> </m:t>
           </m:r>
           <m:sSubSup>
             <m:e>
@@ -1075,15 +1101,17 @@
               </m:r>
             </m:sup>
           </m:sSubSup>
-          <m:r>
-            <m:t xml:space="preserve">[</m:t>
-          </m:r>
-          <m:r>
-            <m:t xml:space="preserve">0</m:t>
-          </m:r>
-          <m:r>
-            <m:t xml:space="preserve">]</m:t>
-          </m:r>
+          <m:d>
+            <m:dPr>
+              <m:begChr m:val="["/>
+              <m:endChr m:val="]"/>
+            </m:dPr>
+            <m:e>
+              <m:r>
+                <m:t xml:space="preserve">0</m:t>
+              </m:r>
+            </m:e>
+          </m:d>
           <m:r>
             <m:t xml:space="preserve">=</m:t>
           </m:r>
@@ -1117,15 +1145,17 @@
               <m:r>
                 <m:t xml:space="preserve">Π</m:t>
               </m:r>
-              <m:r>
-                <m:t xml:space="preserve">[</m:t>
-              </m:r>
-              <m:r>
-                <m:t xml:space="preserve">0</m:t>
-              </m:r>
-              <m:r>
-                <m:t xml:space="preserve">]</m:t>
-              </m:r>
+              <m:d>
+                <m:dPr>
+                  <m:begChr m:val="["/>
+                  <m:endChr m:val="]"/>
+                </m:dPr>
+                <m:e>
+                  <m:r>
+                    <m:t xml:space="preserve">0</m:t>
+                  </m:r>
+                </m:e>
+              </m:d>
             </m:den>
           </m:f>
         </m:oMath>
@@ -1160,24 +1190,26 @@
               </m:r>
             </m:sup>
           </m:sSubSup>
-          <m:r>
-            <m:t xml:space="preserve">[</m:t>
-          </m:r>
-          <m:sSup>
+          <m:d>
+            <m:dPr>
+              <m:begChr m:val="["/>
+              <m:endChr m:val="]"/>
+            </m:dPr>
             <m:e>
-              <m:r>
-                <m:t xml:space="preserve">q</m:t>
-              </m:r>
+              <m:sSup>
+                <m:e>
+                  <m:r>
+                    <m:t xml:space="preserve">q</m:t>
+                  </m:r>
+                </m:e>
+                <m:sup>
+                  <m:r>
+                    <m:t xml:space="preserve">2</m:t>
+                  </m:r>
+                </m:sup>
+              </m:sSup>
             </m:e>
-            <m:sup>
-              <m:r>
-                <m:t xml:space="preserve">2</m:t>
-              </m:r>
-            </m:sup>
-          </m:sSup>
-          <m:r>
-            <m:t xml:space="preserve">]</m:t>
-          </m:r>
+          </m:d>
           <m:r>
             <m:t xml:space="preserve">=</m:t>
           </m:r>
@@ -1193,6 +1225,9 @@
               </m:r>
             </m:sup>
           </m:sSup>
+          <m:r>
+            <m:t xml:space="preserve"> </m:t>
+          </m:r>
           <m:f>
             <m:num>
               <m:r>
@@ -1204,15 +1239,17 @@
               <m:r>
                 <m:t xml:space="preserve">Π</m:t>
               </m:r>
-              <m:r>
-                <m:t xml:space="preserve">[</m:t>
-              </m:r>
-              <m:r>
-                <m:t xml:space="preserve">0</m:t>
-              </m:r>
-              <m:r>
-                <m:t xml:space="preserve">]</m:t>
-              </m:r>
+              <m:d>
+                <m:dPr>
+                  <m:begChr m:val="["/>
+                  <m:endChr m:val="]"/>
+                </m:dPr>
+                <m:e>
+                  <m:r>
+                    <m:t xml:space="preserve">0</m:t>
+                  </m:r>
+                </m:e>
+              </m:d>
             </m:num>
             <m:den>
               <m:r>
@@ -1224,24 +1261,26 @@
               <m:r>
                 <m:t xml:space="preserve">Π</m:t>
               </m:r>
-              <m:r>
-                <m:t xml:space="preserve">[</m:t>
-              </m:r>
-              <m:sSup>
+              <m:d>
+                <m:dPr>
+                  <m:begChr m:val="["/>
+                  <m:endChr m:val="]"/>
+                </m:dPr>
                 <m:e>
-                  <m:r>
-                    <m:t xml:space="preserve">q</m:t>
-                  </m:r>
+                  <m:sSup>
+                    <m:e>
+                      <m:r>
+                        <m:t xml:space="preserve">q</m:t>
+                      </m:r>
+                    </m:e>
+                    <m:sup>
+                      <m:r>
+                        <m:t xml:space="preserve">2</m:t>
+                      </m:r>
+                    </m:sup>
+                  </m:sSup>
                 </m:e>
-                <m:sup>
-                  <m:r>
-                    <m:t xml:space="preserve">2</m:t>
-                  </m:r>
-                </m:sup>
-              </m:sSup>
-              <m:r>
-                <m:t xml:space="preserve">]</m:t>
-              </m:r>
+              </m:d>
             </m:den>
           </m:f>
         </m:oMath>
@@ -1322,7 +1361,13 @@
             </m:sup>
           </m:sSubSup>
           <m:r>
+            <m:t xml:space="preserve"> </m:t>
+          </m:r>
+          <m:r>
             <m:t xml:space="preserve">dx</m:t>
+          </m:r>
+          <m:r>
+            <m:t xml:space="preserve"> </m:t>
           </m:r>
           <m:f>
             <m:num>
@@ -1333,36 +1378,40 @@
             <m:den>
               <m:sSup>
                 <m:e>
-                  <m:r>
-                    <m:t xml:space="preserve">[</m:t>
-                  </m:r>
-                  <m:r>
-                    <m:t xml:space="preserve">xA</m:t>
-                  </m:r>
-                  <m:r>
-                    <m:t xml:space="preserve">+</m:t>
-                  </m:r>
-                  <m:r>
-                    <m:t xml:space="preserve">[</m:t>
-                  </m:r>
-                  <m:r>
-                    <m:t xml:space="preserve">1</m:t>
-                  </m:r>
-                  <m:r>
-                    <m:t xml:space="preserve">−</m:t>
-                  </m:r>
-                  <m:r>
-                    <m:t xml:space="preserve">x</m:t>
-                  </m:r>
-                  <m:r>
-                    <m:t xml:space="preserve">]</m:t>
-                  </m:r>
-                  <m:r>
-                    <m:t xml:space="preserve">B</m:t>
-                  </m:r>
-                  <m:r>
-                    <m:t xml:space="preserve">]</m:t>
-                  </m:r>
+                  <m:d>
+                    <m:dPr>
+                      <m:begChr m:val="["/>
+                      <m:endChr m:val="]"/>
+                    </m:dPr>
+                    <m:e>
+                      <m:r>
+                        <m:t xml:space="preserve">xA</m:t>
+                      </m:r>
+                      <m:r>
+                        <m:t xml:space="preserve">+</m:t>
+                      </m:r>
+                      <m:d>
+                        <m:dPr>
+                          <m:begChr m:val="["/>
+                          <m:endChr m:val="]"/>
+                        </m:dPr>
+                        <m:e>
+                          <m:r>
+                            <m:t xml:space="preserve">1</m:t>
+                          </m:r>
+                          <m:r>
+                            <m:t xml:space="preserve">−</m:t>
+                          </m:r>
+                          <m:r>
+                            <m:t xml:space="preserve">x</m:t>
+                          </m:r>
+                        </m:e>
+                      </m:d>
+                      <m:r>
+                        <m:t xml:space="preserve">B</m:t>
+                      </m:r>
+                    </m:e>
+                  </m:d>
                 </m:e>
                 <m:sup>
                   <m:r>
@@ -1395,24 +1444,26 @@
           <m:r>
             <m:t xml:space="preserve">Π</m:t>
           </m:r>
-          <m:r>
-            <m:t xml:space="preserve">[</m:t>
-          </m:r>
-          <m:sSup>
+          <m:d>
+            <m:dPr>
+              <m:begChr m:val="["/>
+              <m:endChr m:val="]"/>
+            </m:dPr>
             <m:e>
-              <m:r>
-                <m:t xml:space="preserve">q</m:t>
-              </m:r>
+              <m:sSup>
+                <m:e>
+                  <m:r>
+                    <m:t xml:space="preserve">q</m:t>
+                  </m:r>
+                </m:e>
+                <m:sup>
+                  <m:r>
+                    <m:t xml:space="preserve">2</m:t>
+                  </m:r>
+                </m:sup>
+              </m:sSup>
             </m:e>
-            <m:sup>
-              <m:r>
-                <m:t xml:space="preserve">2</m:t>
-              </m:r>
-            </m:sup>
-          </m:sSup>
-          <m:r>
-            <m:t xml:space="preserve">]</m:t>
-          </m:r>
+          </m:d>
           <m:r>
             <m:t xml:space="preserve">=</m:t>
           </m:r>
@@ -1431,6 +1482,9 @@
               </m:r>
             </m:den>
           </m:f>
+          <m:r>
+            <m:t xml:space="preserve"> </m:t>
+          </m:r>
           <m:sSubSup>
             <m:e>
               <m:r>
@@ -1449,68 +1503,89 @@
             </m:sup>
           </m:sSubSup>
           <m:r>
+            <m:t xml:space="preserve"> </m:t>
+          </m:r>
+          <m:r>
             <m:t xml:space="preserve">dx</m:t>
+          </m:r>
+          <m:r>
+            <m:t xml:space="preserve"> </m:t>
           </m:r>
           <m:r>
             <m:t xml:space="preserve">x</m:t>
           </m:r>
+          <m:d>
+            <m:dPr>
+              <m:begChr m:val="["/>
+              <m:endChr m:val="]"/>
+            </m:dPr>
+            <m:e>
+              <m:r>
+                <m:t xml:space="preserve">1</m:t>
+              </m:r>
+              <m:r>
+                <m:t xml:space="preserve">−</m:t>
+              </m:r>
+              <m:r>
+                <m:t xml:space="preserve">x</m:t>
+              </m:r>
+            </m:e>
+          </m:d>
           <m:r>
-            <m:t xml:space="preserve">[</m:t>
+            <m:t xml:space="preserve"> </m:t>
           </m:r>
-          <m:r>
-            <m:t xml:space="preserve">1</m:t>
-          </m:r>
-          <m:r>
-            <m:t xml:space="preserve">−</m:t>
-          </m:r>
-          <m:r>
-            <m:t xml:space="preserve">x</m:t>
-          </m:r>
-          <m:r>
-            <m:t xml:space="preserve">]</m:t>
-          </m:r>
-          <m:r>
-            <m:t xml:space="preserve">[</m:t>
-          </m:r>
-          <m:r>
-            <m:t xml:space="preserve">ln</m:t>
-          </m:r>
-          <m:r>
-            <m:t xml:space="preserve">[</m:t>
-          </m:r>
-          <m:f>
-            <m:num>
-              <m:sSup>
+          <m:d>
+            <m:dPr>
+              <m:begChr m:val="["/>
+              <m:endChr m:val="]"/>
+            </m:dPr>
+            <m:e>
+              <m:func>
+                <m:fName>
+                  <m:r>
+                    <m:t xml:space="preserve">ln</m:t>
+                  </m:r>
+                </m:fName>
                 <m:e>
-                  <m:r>
-                    <m:t xml:space="preserve">Λ</m:t>
-                  </m:r>
+                  <m:d>
+                    <m:dPr>
+                      <m:begChr m:val="["/>
+                      <m:endChr m:val="]"/>
+                    </m:dPr>
+                    <m:e>
+                      <m:f>
+                        <m:num>
+                          <m:sSup>
+                            <m:e>
+                              <m:r>
+                                <m:t xml:space="preserve">Λ</m:t>
+                              </m:r>
+                            </m:e>
+                            <m:sup>
+                              <m:r>
+                                <m:t xml:space="preserve">2</m:t>
+                              </m:r>
+                            </m:sup>
+                          </m:sSup>
+                        </m:num>
+                        <m:den>
+                          <m:r>
+                            <m:t xml:space="preserve">Δ</m:t>
+                          </m:r>
+                        </m:den>
+                      </m:f>
+                    </m:e>
+                  </m:d>
                 </m:e>
-                <m:sup>
-                  <m:r>
-                    <m:t xml:space="preserve">2</m:t>
-                  </m:r>
-                </m:sup>
-              </m:sSup>
-            </m:num>
-            <m:den>
+              </m:func>
               <m:r>
-                <m:t xml:space="preserve">Δ</m:t>
+                <m:t xml:space="preserve">+</m:t>
               </m:r>
-            </m:den>
-          </m:f>
-          <m:r>
-            <m:t xml:space="preserve">]</m:t>
-          </m:r>
-          <m:r>
-            <m:t xml:space="preserve">+</m:t>
-          </m:r>
-          <m:r>
-            <m:t xml:space="preserve">C</m:t>
-          </m:r>
-          <m:r>
-            <m:t xml:space="preserve">]</m:t>
-          </m:r>
+              <m:r>
+                <m:t xml:space="preserve">C</m:t>
+              </m:r>
+            </m:e>
+          </m:d>
         </m:oMath>
       </m:oMathPara>
     </w:p>
@@ -1542,15 +1617,17 @@
           <m:r>
             <m:t xml:space="preserve">Π</m:t>
           </m:r>
-          <m:r>
-            <m:t xml:space="preserve">[</m:t>
-          </m:r>
-          <m:r>
-            <m:t xml:space="preserve">0</m:t>
-          </m:r>
-          <m:r>
-            <m:t xml:space="preserve">]</m:t>
-          </m:r>
+          <m:d>
+            <m:dPr>
+              <m:begChr m:val="["/>
+              <m:endChr m:val="]"/>
+            </m:dPr>
+            <m:e>
+              <m:r>
+                <m:t xml:space="preserve">0</m:t>
+              </m:r>
+            </m:e>
+          </m:d>
           <m:r>
             <m:t xml:space="preserve">=</m:t>
           </m:r>
@@ -1570,56 +1647,69 @@
             </m:den>
           </m:f>
           <m:r>
-            <m:t xml:space="preserve">[</m:t>
+            <m:t xml:space="preserve"> </m:t>
           </m:r>
-          <m:r>
-            <m:t xml:space="preserve">ln</m:t>
-          </m:r>
-          <m:r>
-            <m:t xml:space="preserve">[</m:t>
-          </m:r>
-          <m:f>
-            <m:num>
-              <m:sSup>
+          <m:d>
+            <m:dPr>
+              <m:begChr m:val="["/>
+              <m:endChr m:val="]"/>
+            </m:dPr>
+            <m:e>
+              <m:func>
+                <m:fName>
+                  <m:r>
+                    <m:t xml:space="preserve">ln</m:t>
+                  </m:r>
+                </m:fName>
                 <m:e>
-                  <m:r>
-                    <m:t xml:space="preserve">Λ</m:t>
-                  </m:r>
+                  <m:d>
+                    <m:dPr>
+                      <m:begChr m:val="["/>
+                      <m:endChr m:val="]"/>
+                    </m:dPr>
+                    <m:e>
+                      <m:f>
+                        <m:num>
+                          <m:sSup>
+                            <m:e>
+                              <m:r>
+                                <m:t xml:space="preserve">Λ</m:t>
+                              </m:r>
+                            </m:e>
+                            <m:sup>
+                              <m:r>
+                                <m:t xml:space="preserve">2</m:t>
+                              </m:r>
+                            </m:sup>
+                          </m:sSup>
+                        </m:num>
+                        <m:den>
+                          <m:sSup>
+                            <m:e>
+                              <m:r>
+                                <m:t xml:space="preserve">m</m:t>
+                              </m:r>
+                            </m:e>
+                            <m:sup>
+                              <m:r>
+                                <m:t xml:space="preserve">2</m:t>
+                              </m:r>
+                            </m:sup>
+                          </m:sSup>
+                        </m:den>
+                      </m:f>
+                    </m:e>
+                  </m:d>
                 </m:e>
-                <m:sup>
-                  <m:r>
-                    <m:t xml:space="preserve">2</m:t>
-                  </m:r>
-                </m:sup>
-              </m:sSup>
-            </m:num>
-            <m:den>
-              <m:sSup>
-                <m:e>
-                  <m:r>
-                    <m:t xml:space="preserve">m</m:t>
-                  </m:r>
-                </m:e>
-                <m:sup>
-                  <m:r>
-                    <m:t xml:space="preserve">2</m:t>
-                  </m:r>
-                </m:sup>
-              </m:sSup>
-            </m:den>
-          </m:f>
-          <m:r>
-            <m:t xml:space="preserve">]</m:t>
-          </m:r>
-          <m:r>
-            <m:t xml:space="preserve">+</m:t>
-          </m:r>
-          <m:r>
-            <m:t xml:space="preserve">C</m:t>
-          </m:r>
-          <m:r>
-            <m:t xml:space="preserve">]</m:t>
-          </m:r>
+              </m:func>
+              <m:r>
+                <m:t xml:space="preserve">+</m:t>
+              </m:r>
+              <m:r>
+                <m:t xml:space="preserve">C</m:t>
+              </m:r>
+            </m:e>
+          </m:d>
         </m:oMath>
       </m:oMathPara>
     </w:p>
@@ -1680,15 +1770,17 @@
               <m:r>
                 <m:t xml:space="preserve">Π</m:t>
               </m:r>
-              <m:r>
-                <m:t xml:space="preserve">[</m:t>
-              </m:r>
-              <m:r>
-                <m:t xml:space="preserve">0</m:t>
-              </m:r>
-              <m:r>
-                <m:t xml:space="preserve">]</m:t>
-              </m:r>
+              <m:d>
+                <m:dPr>
+                  <m:begChr m:val="["/>
+                  <m:endChr m:val="]"/>
+                </m:dPr>
+                <m:e>
+                  <m:r>
+                    <m:t xml:space="preserve">0</m:t>
+                  </m:r>
+                </m:e>
+              </m:d>
             </m:den>
           </m:f>
           <m:r>
@@ -1706,6 +1798,9 @@
               </m:r>
             </m:sub>
           </m:sSub>
+          <m:r>
+            <m:t xml:space="preserve"> </m:t>
+          </m:r>
           <m:sSubSup>
             <m:e>
               <m:r>
@@ -1744,68 +1839,84 @@
             </m:sup>
           </m:sSubSup>
           <m:r>
-            <m:t xml:space="preserve">[</m:t>
+            <m:t xml:space="preserve"> </m:t>
           </m:r>
-          <m:r>
-            <m:t xml:space="preserve">1</m:t>
-          </m:r>
-          <m:r>
-            <m:t xml:space="preserve">−</m:t>
-          </m:r>
-          <m:f>
-            <m:num>
+          <m:d>
+            <m:dPr>
+              <m:begChr m:val="["/>
+              <m:endChr m:val="]"/>
+            </m:dPr>
+            <m:e>
               <m:r>
-                <m:t xml:space="preserve">α</m:t>
+                <m:t xml:space="preserve">1</m:t>
               </m:r>
-            </m:num>
-            <m:den>
               <m:r>
-                <m:t xml:space="preserve">3π</m:t>
+                <m:t xml:space="preserve">−</m:t>
               </m:r>
-            </m:den>
-          </m:f>
-          <m:r>
-            <m:t xml:space="preserve">ln</m:t>
-          </m:r>
-          <m:r>
-            <m:t xml:space="preserve">[</m:t>
-          </m:r>
-          <m:f>
-            <m:num>
-              <m:sSup>
+              <m:f>
+                <m:num>
+                  <m:r>
+                    <m:t xml:space="preserve">α</m:t>
+                  </m:r>
+                </m:num>
+                <m:den>
+                  <m:r>
+                    <m:t xml:space="preserve">3π</m:t>
+                  </m:r>
+                </m:den>
+              </m:f>
+              <m:r>
+                <m:t xml:space="preserve"> </m:t>
+              </m:r>
+              <m:func>
+                <m:fName>
+                  <m:r>
+                    <m:t xml:space="preserve">ln</m:t>
+                  </m:r>
+                </m:fName>
                 <m:e>
-                  <m:r>
-                    <m:t xml:space="preserve">Λ</m:t>
-                  </m:r>
+                  <m:d>
+                    <m:dPr>
+                      <m:begChr m:val="["/>
+                      <m:endChr m:val="]"/>
+                    </m:dPr>
+                    <m:e>
+                      <m:f>
+                        <m:num>
+                          <m:sSup>
+                            <m:e>
+                              <m:r>
+                                <m:t xml:space="preserve">Λ</m:t>
+                              </m:r>
+                            </m:e>
+                            <m:sup>
+                              <m:r>
+                                <m:t xml:space="preserve">2</m:t>
+                              </m:r>
+                            </m:sup>
+                          </m:sSup>
+                        </m:num>
+                        <m:den>
+                          <m:sSup>
+                            <m:e>
+                              <m:r>
+                                <m:t xml:space="preserve">m</m:t>
+                              </m:r>
+                            </m:e>
+                            <m:sup>
+                              <m:r>
+                                <m:t xml:space="preserve">2</m:t>
+                              </m:r>
+                            </m:sup>
+                          </m:sSup>
+                        </m:den>
+                      </m:f>
+                    </m:e>
+                  </m:d>
                 </m:e>
-                <m:sup>
-                  <m:r>
-                    <m:t xml:space="preserve">2</m:t>
-                  </m:r>
-                </m:sup>
-              </m:sSup>
-            </m:num>
-            <m:den>
-              <m:sSup>
-                <m:e>
-                  <m:r>
-                    <m:t xml:space="preserve">m</m:t>
-                  </m:r>
-                </m:e>
-                <m:sup>
-                  <m:r>
-                    <m:t xml:space="preserve">2</m:t>
-                  </m:r>
-                </m:sup>
-              </m:sSup>
-            </m:den>
-          </m:f>
-          <m:r>
-            <m:t xml:space="preserve">]</m:t>
-          </m:r>
-          <m:r>
-            <m:t xml:space="preserve">]</m:t>
-          </m:r>
+              </m:func>
+            </m:e>
+          </m:d>
         </m:oMath>
       </m:oMathPara>
     </w:p>
@@ -1837,63 +1948,75 @@
           <m:r>
             <m:t xml:space="preserve">Π̂</m:t>
           </m:r>
+          <m:d>
+            <m:dPr>
+              <m:begChr m:val="["/>
+              <m:endChr m:val="]"/>
+            </m:dPr>
+            <m:e>
+              <m:sSup>
+                <m:e>
+                  <m:r>
+                    <m:t xml:space="preserve">q</m:t>
+                  </m:r>
+                </m:e>
+                <m:sup>
+                  <m:r>
+                    <m:t xml:space="preserve">2</m:t>
+                  </m:r>
+                </m:sup>
+              </m:sSup>
+            </m:e>
+          </m:d>
           <m:r>
-            <m:t xml:space="preserve">[</m:t>
-          </m:r>
-          <m:sSup>
-            <m:e>
-              <m:r>
-                <m:t xml:space="preserve">q</m:t>
-              </m:r>
-            </m:e>
-            <m:sup>
-              <m:r>
-                <m:t xml:space="preserve">2</m:t>
-              </m:r>
-            </m:sup>
-          </m:sSup>
-          <m:r>
-            <m:t xml:space="preserve">]</m:t>
+            <m:t xml:space="preserve"> </m:t>
           </m:r>
           <m:r>
             <m:t xml:space="preserve">≡</m:t>
           </m:r>
           <m:r>
+            <m:t xml:space="preserve"> </m:t>
+          </m:r>
+          <m:r>
             <m:t xml:space="preserve">Π</m:t>
           </m:r>
-          <m:r>
-            <m:t xml:space="preserve">[</m:t>
-          </m:r>
-          <m:sSup>
+          <m:d>
+            <m:dPr>
+              <m:begChr m:val="["/>
+              <m:endChr m:val="]"/>
+            </m:dPr>
             <m:e>
-              <m:r>
-                <m:t xml:space="preserve">q</m:t>
-              </m:r>
+              <m:sSup>
+                <m:e>
+                  <m:r>
+                    <m:t xml:space="preserve">q</m:t>
+                  </m:r>
+                </m:e>
+                <m:sup>
+                  <m:r>
+                    <m:t xml:space="preserve">2</m:t>
+                  </m:r>
+                </m:sup>
+              </m:sSup>
             </m:e>
-            <m:sup>
-              <m:r>
-                <m:t xml:space="preserve">2</m:t>
-              </m:r>
-            </m:sup>
-          </m:sSup>
-          <m:r>
-            <m:t xml:space="preserve">]</m:t>
-          </m:r>
+          </m:d>
           <m:r>
             <m:t xml:space="preserve">−</m:t>
           </m:r>
           <m:r>
             <m:t xml:space="preserve">Π</m:t>
           </m:r>
-          <m:r>
-            <m:t xml:space="preserve">[</m:t>
-          </m:r>
-          <m:r>
-            <m:t xml:space="preserve">0</m:t>
-          </m:r>
-          <m:r>
-            <m:t xml:space="preserve">]</m:t>
-          </m:r>
+          <m:d>
+            <m:dPr>
+              <m:begChr m:val="["/>
+              <m:endChr m:val="]"/>
+            </m:dPr>
+            <m:e>
+              <m:r>
+                <m:t xml:space="preserve">0</m:t>
+              </m:r>
+            </m:e>
+          </m:d>
           <m:r>
             <m:t xml:space="preserve">=</m:t>
           </m:r>
@@ -1909,6 +2032,9 @@
               </m:r>
             </m:den>
           </m:f>
+          <m:r>
+            <m:t xml:space="preserve"> </m:t>
+          </m:r>
           <m:sSubSup>
             <m:e>
               <m:r>
@@ -1927,89 +2053,110 @@
             </m:sup>
           </m:sSubSup>
           <m:r>
+            <m:t xml:space="preserve"> </m:t>
+          </m:r>
+          <m:r>
             <m:t xml:space="preserve">dx</m:t>
+          </m:r>
+          <m:r>
+            <m:t xml:space="preserve"> </m:t>
           </m:r>
           <m:r>
             <m:t xml:space="preserve">x</m:t>
           </m:r>
+          <m:d>
+            <m:dPr>
+              <m:begChr m:val="["/>
+              <m:endChr m:val="]"/>
+            </m:dPr>
+            <m:e>
+              <m:r>
+                <m:t xml:space="preserve">1</m:t>
+              </m:r>
+              <m:r>
+                <m:t xml:space="preserve">−</m:t>
+              </m:r>
+              <m:r>
+                <m:t xml:space="preserve">x</m:t>
+              </m:r>
+            </m:e>
+          </m:d>
           <m:r>
-            <m:t xml:space="preserve">[</m:t>
+            <m:t xml:space="preserve"> </m:t>
           </m:r>
-          <m:r>
-            <m:t xml:space="preserve">1</m:t>
-          </m:r>
-          <m:r>
-            <m:t xml:space="preserve">−</m:t>
-          </m:r>
-          <m:r>
-            <m:t xml:space="preserve">x</m:t>
-          </m:r>
-          <m:r>
-            <m:t xml:space="preserve">]</m:t>
-          </m:r>
-          <m:r>
-            <m:t xml:space="preserve">ln</m:t>
-          </m:r>
-          <m:r>
-            <m:t xml:space="preserve">[</m:t>
-          </m:r>
-          <m:r>
-            <m:t xml:space="preserve">1</m:t>
-          </m:r>
-          <m:r>
-            <m:t xml:space="preserve">−</m:t>
-          </m:r>
-          <m:r>
-            <m:t xml:space="preserve">x</m:t>
-          </m:r>
-          <m:r>
-            <m:t xml:space="preserve">[</m:t>
-          </m:r>
-          <m:r>
-            <m:t xml:space="preserve">1</m:t>
-          </m:r>
-          <m:r>
-            <m:t xml:space="preserve">−</m:t>
-          </m:r>
-          <m:r>
-            <m:t xml:space="preserve">x</m:t>
-          </m:r>
-          <m:r>
-            <m:t xml:space="preserve">]</m:t>
-          </m:r>
-          <m:f>
-            <m:num>
-              <m:sSup>
+          <m:func>
+            <m:fName>
+              <m:r>
+                <m:t xml:space="preserve">ln</m:t>
+              </m:r>
+            </m:fName>
+            <m:e>
+              <m:d>
+                <m:dPr>
+                  <m:begChr m:val="["/>
+                  <m:endChr m:val="]"/>
+                </m:dPr>
                 <m:e>
                   <m:r>
-                    <m:t xml:space="preserve">q</m:t>
+                    <m:t xml:space="preserve">1</m:t>
                   </m:r>
+                  <m:r>
+                    <m:t xml:space="preserve">−</m:t>
+                  </m:r>
+                  <m:f>
+                    <m:num>
+                      <m:r>
+                        <m:t xml:space="preserve">x</m:t>
+                      </m:r>
+                      <m:d>
+                        <m:dPr>
+                          <m:begChr m:val="["/>
+                          <m:endChr m:val="]"/>
+                        </m:dPr>
+                        <m:e>
+                          <m:r>
+                            <m:t xml:space="preserve">1</m:t>
+                          </m:r>
+                          <m:r>
+                            <m:t xml:space="preserve">−</m:t>
+                          </m:r>
+                          <m:r>
+                            <m:t xml:space="preserve">x</m:t>
+                          </m:r>
+                        </m:e>
+                      </m:d>
+                      <m:sSup>
+                        <m:e>
+                          <m:r>
+                            <m:t xml:space="preserve">q</m:t>
+                          </m:r>
+                        </m:e>
+                        <m:sup>
+                          <m:r>
+                            <m:t xml:space="preserve">2</m:t>
+                          </m:r>
+                        </m:sup>
+                      </m:sSup>
+                    </m:num>
+                    <m:den>
+                      <m:sSup>
+                        <m:e>
+                          <m:r>
+                            <m:t xml:space="preserve">m</m:t>
+                          </m:r>
+                        </m:e>
+                        <m:sup>
+                          <m:r>
+                            <m:t xml:space="preserve">2</m:t>
+                          </m:r>
+                        </m:sup>
+                      </m:sSup>
+                    </m:den>
+                  </m:f>
                 </m:e>
-                <m:sup>
-                  <m:r>
-                    <m:t xml:space="preserve">2</m:t>
-                  </m:r>
-                </m:sup>
-              </m:sSup>
-            </m:num>
-            <m:den>
-              <m:sSup>
-                <m:e>
-                  <m:r>
-                    <m:t xml:space="preserve">m</m:t>
-                  </m:r>
-                </m:e>
-                <m:sup>
-                  <m:r>
-                    <m:t xml:space="preserve">2</m:t>
-                  </m:r>
-                </m:sup>
-              </m:sSup>
-            </m:den>
-          </m:f>
-          <m:r>
-            <m:t xml:space="preserve">]</m:t>
-          </m:r>
+              </m:d>
+            </m:e>
+          </m:func>
         </m:oMath>
       </m:oMathPara>
     </w:p>
@@ -2042,24 +2189,26 @@
               </m:r>
             </m:sup>
           </m:sSubSup>
-          <m:r>
-            <m:t xml:space="preserve">[</m:t>
-          </m:r>
-          <m:sSup>
+          <m:d>
+            <m:dPr>
+              <m:begChr m:val="["/>
+              <m:endChr m:val="]"/>
+            </m:dPr>
             <m:e>
-              <m:r>
-                <m:t xml:space="preserve">q</m:t>
-              </m:r>
+              <m:sSup>
+                <m:e>
+                  <m:r>
+                    <m:t xml:space="preserve">q</m:t>
+                  </m:r>
+                </m:e>
+                <m:sup>
+                  <m:r>
+                    <m:t xml:space="preserve">2</m:t>
+                  </m:r>
+                </m:sup>
+              </m:sSup>
             </m:e>
-            <m:sup>
-              <m:r>
-                <m:t xml:space="preserve">2</m:t>
-              </m:r>
-            </m:sup>
-          </m:sSup>
-          <m:r>
-            <m:t xml:space="preserve">]</m:t>
-          </m:r>
+          </m:d>
           <m:r>
             <m:t xml:space="preserve">=</m:t>
           </m:r>
@@ -2088,24 +2237,26 @@
               <m:r>
                 <m:t xml:space="preserve">Π̂</m:t>
               </m:r>
-              <m:r>
-                <m:t xml:space="preserve">[</m:t>
-              </m:r>
-              <m:sSup>
+              <m:d>
+                <m:dPr>
+                  <m:begChr m:val="["/>
+                  <m:endChr m:val="]"/>
+                </m:dPr>
                 <m:e>
-                  <m:r>
-                    <m:t xml:space="preserve">q</m:t>
-                  </m:r>
+                  <m:sSup>
+                    <m:e>
+                      <m:r>
+                        <m:t xml:space="preserve">q</m:t>
+                      </m:r>
+                    </m:e>
+                    <m:sup>
+                      <m:r>
+                        <m:t xml:space="preserve">2</m:t>
+                      </m:r>
+                    </m:sup>
+                  </m:sSup>
                 </m:e>
-                <m:sup>
-                  <m:r>
-                    <m:t xml:space="preserve">2</m:t>
-                  </m:r>
-                </m:sup>
-              </m:sSup>
-              <m:r>
-                <m:t xml:space="preserve">]</m:t>
-              </m:r>
+              </m:d>
             </m:den>
           </m:f>
         </m:oMath>
@@ -2176,36 +2327,47 @@
               </m:r>
             </m:den>
           </m:f>
-          <m:f>
-            <m:num>
-              <m:sSup>
-                <m:e>
-                  <m:r>
-                    <m:t xml:space="preserve">Q</m:t>
-                  </m:r>
-                </m:e>
-                <m:sup>
-                  <m:r>
-                    <m:t xml:space="preserve">2</m:t>
-                  </m:r>
-                </m:sup>
-              </m:sSup>
-            </m:num>
-            <m:den>
-              <m:sSup>
-                <m:e>
-                  <m:r>
-                    <m:t xml:space="preserve">m</m:t>
-                  </m:r>
-                </m:e>
-                <m:sup>
-                  <m:r>
-                    <m:t xml:space="preserve">2</m:t>
-                  </m:r>
-                </m:sup>
-              </m:sSup>
-            </m:den>
-          </m:f>
+          <m:r>
+            <m:t xml:space="preserve"> </m:t>
+          </m:r>
+          <m:d>
+            <m:dPr/>
+            <m:e>
+              <m:f>
+                <m:num>
+                  <m:sSup>
+                    <m:e>
+                      <m:r>
+                        <m:t xml:space="preserve">Q</m:t>
+                      </m:r>
+                    </m:e>
+                    <m:sup>
+                      <m:r>
+                        <m:t xml:space="preserve">2</m:t>
+                      </m:r>
+                    </m:sup>
+                  </m:sSup>
+                </m:num>
+                <m:den>
+                  <m:sSup>
+                    <m:e>
+                      <m:r>
+                        <m:t xml:space="preserve">m</m:t>
+                      </m:r>
+                    </m:e>
+                    <m:sup>
+                      <m:r>
+                        <m:t xml:space="preserve">2</m:t>
+                      </m:r>
+                    </m:sup>
+                  </m:sSup>
+                </m:den>
+              </m:f>
+            </m:e>
+          </m:d>
+          <m:r>
+            <m:t xml:space="preserve"> </m:t>
+          </m:r>
           <m:sSubSup>
             <m:e>
               <m:r>
@@ -2224,37 +2386,42 @@
             </m:sup>
           </m:sSubSup>
           <m:r>
+            <m:t xml:space="preserve"> </m:t>
+          </m:r>
+          <m:r>
             <m:t xml:space="preserve">dx</m:t>
+          </m:r>
+          <m:r>
+            <m:t xml:space="preserve"> </m:t>
           </m:r>
           <m:sSup>
             <m:e>
-              <m:r>
-                <m:t xml:space="preserve">x</m:t>
-              </m:r>
-            </m:e>
-            <m:sup>
-              <m:r>
-                <m:t xml:space="preserve">2</m:t>
-              </m:r>
-            </m:sup>
-          </m:sSup>
-          <m:sSup>
-            <m:e>
-              <m:r>
-                <m:t xml:space="preserve">[</m:t>
-              </m:r>
-              <m:r>
-                <m:t xml:space="preserve">1</m:t>
-              </m:r>
-              <m:r>
-                <m:t xml:space="preserve">−</m:t>
-              </m:r>
-              <m:r>
-                <m:t xml:space="preserve">x</m:t>
-              </m:r>
-              <m:r>
-                <m:t xml:space="preserve">]</m:t>
-              </m:r>
+              <m:sSup>
+                <m:e>
+                  <m:r>
+                    <m:t xml:space="preserve">x</m:t>
+                  </m:r>
+                </m:e>
+                <m:sup>
+                  <m:r>
+                    <m:t xml:space="preserve">2</m:t>
+                  </m:r>
+                </m:sup>
+              </m:sSup>
+              <m:d>
+                <m:dPr/>
+                <m:e>
+                  <m:r>
+                    <m:t xml:space="preserve">1</m:t>
+                  </m:r>
+                  <m:r>
+                    <m:t xml:space="preserve">−</m:t>
+                  </m:r>
+                  <m:r>
+                    <m:t xml:space="preserve">x</m:t>
+                  </m:r>
+                </m:e>
+              </m:d>
             </m:e>
             <m:sup>
               <m:r>
@@ -2277,6 +2444,9 @@
               </m:r>
             </m:den>
           </m:f>
+          <m:r>
+            <m:t xml:space="preserve"> </m:t>
+          </m:r>
           <m:f>
             <m:num>
               <m:sSup>
@@ -2354,65 +2524,78 @@
             </m:den>
           </m:f>
           <m:r>
-            <m:t xml:space="preserve">[</m:t>
+            <m:t xml:space="preserve"> </m:t>
           </m:r>
-          <m:r>
-            <m:t xml:space="preserve">ln</m:t>
-          </m:r>
-          <m:r>
-            <m:t xml:space="preserve">[</m:t>
-          </m:r>
-          <m:f>
-            <m:num>
-              <m:sSup>
+          <m:d>
+            <m:dPr>
+              <m:begChr m:val="["/>
+              <m:endChr m:val="]"/>
+            </m:dPr>
+            <m:e>
+              <m:func>
+                <m:fName>
+                  <m:r>
+                    <m:t xml:space="preserve">ln</m:t>
+                  </m:r>
+                </m:fName>
                 <m:e>
+                  <m:d>
+                    <m:dPr>
+                      <m:begChr m:val="["/>
+                      <m:endChr m:val="]"/>
+                    </m:dPr>
+                    <m:e>
+                      <m:f>
+                        <m:num>
+                          <m:sSup>
+                            <m:e>
+                              <m:r>
+                                <m:t xml:space="preserve">Q</m:t>
+                              </m:r>
+                            </m:e>
+                            <m:sup>
+                              <m:r>
+                                <m:t xml:space="preserve">2</m:t>
+                              </m:r>
+                            </m:sup>
+                          </m:sSup>
+                        </m:num>
+                        <m:den>
+                          <m:sSup>
+                            <m:e>
+                              <m:r>
+                                <m:t xml:space="preserve">m</m:t>
+                              </m:r>
+                            </m:e>
+                            <m:sup>
+                              <m:r>
+                                <m:t xml:space="preserve">2</m:t>
+                              </m:r>
+                            </m:sup>
+                          </m:sSup>
+                        </m:den>
+                      </m:f>
+                    </m:e>
+                  </m:d>
+                </m:e>
+              </m:func>
+              <m:r>
+                <m:t xml:space="preserve">−</m:t>
+              </m:r>
+              <m:f>
+                <m:num>
                   <m:r>
-                    <m:t xml:space="preserve">Q</m:t>
+                    <m:t xml:space="preserve">5</m:t>
                   </m:r>
-                </m:e>
-                <m:sup>
+                </m:num>
+                <m:den>
                   <m:r>
-                    <m:t xml:space="preserve">2</m:t>
+                    <m:t xml:space="preserve">3</m:t>
                   </m:r>
-                </m:sup>
-              </m:sSup>
-            </m:num>
-            <m:den>
-              <m:sSup>
-                <m:e>
-                  <m:r>
-                    <m:t xml:space="preserve">m</m:t>
-                  </m:r>
-                </m:e>
-                <m:sup>
-                  <m:r>
-                    <m:t xml:space="preserve">2</m:t>
-                  </m:r>
-                </m:sup>
-              </m:sSup>
-            </m:den>
-          </m:f>
-          <m:r>
-            <m:t xml:space="preserve">]</m:t>
-          </m:r>
-          <m:r>
-            <m:t xml:space="preserve">−</m:t>
-          </m:r>
-          <m:f>
-            <m:num>
-              <m:r>
-                <m:t xml:space="preserve">5</m:t>
-              </m:r>
-            </m:num>
-            <m:den>
-              <m:r>
-                <m:t xml:space="preserve">3</m:t>
-              </m:r>
-            </m:den>
-          </m:f>
-          <m:r>
-            <m:t xml:space="preserve">]</m:t>
-          </m:r>
+                </m:den>
+              </m:f>
+            </m:e>
+          </m:d>
         </m:oMath>
       </m:oMathPara>
     </w:p>
@@ -2444,24 +2627,26 @@
           <m:r>
             <m:t xml:space="preserve">α</m:t>
           </m:r>
-          <m:r>
-            <m:t xml:space="preserve">[</m:t>
-          </m:r>
-          <m:sSup>
+          <m:d>
+            <m:dPr>
+              <m:begChr m:val="["/>
+              <m:endChr m:val="]"/>
+            </m:dPr>
             <m:e>
-              <m:r>
-                <m:t xml:space="preserve">Q</m:t>
-              </m:r>
+              <m:sSup>
+                <m:e>
+                  <m:r>
+                    <m:t xml:space="preserve">Q</m:t>
+                  </m:r>
+                </m:e>
+                <m:sup>
+                  <m:r>
+                    <m:t xml:space="preserve">2</m:t>
+                  </m:r>
+                </m:sup>
+              </m:sSup>
             </m:e>
-            <m:sup>
-              <m:r>
-                <m:t xml:space="preserve">2</m:t>
-              </m:r>
-            </m:sup>
-          </m:sSup>
-          <m:r>
-            <m:t xml:space="preserve">]</m:t>
-          </m:r>
+          </m:d>
           <m:r>
             <m:t xml:space="preserve">=</m:t>
           </m:r>
@@ -2490,66 +2675,76 @@
                   </m:r>
                 </m:den>
               </m:f>
-              <m:r>
-                <m:t xml:space="preserve">[</m:t>
-              </m:r>
-              <m:r>
-                <m:t xml:space="preserve">ln</m:t>
-              </m:r>
-              <m:r>
-                <m:t xml:space="preserve">[</m:t>
-              </m:r>
-              <m:f>
-                <m:num>
-                  <m:sSup>
+              <m:d>
+                <m:dPr>
+                  <m:begChr m:val="["/>
+                  <m:endChr m:val="]"/>
+                </m:dPr>
+                <m:e>
+                  <m:func>
+                    <m:fName>
+                      <m:r>
+                        <m:t xml:space="preserve">ln</m:t>
+                      </m:r>
+                    </m:fName>
                     <m:e>
+                      <m:d>
+                        <m:dPr>
+                          <m:begChr m:val="["/>
+                          <m:endChr m:val="]"/>
+                        </m:dPr>
+                        <m:e>
+                          <m:f>
+                            <m:num>
+                              <m:sSup>
+                                <m:e>
+                                  <m:r>
+                                    <m:t xml:space="preserve">Q</m:t>
+                                  </m:r>
+                                </m:e>
+                                <m:sup>
+                                  <m:r>
+                                    <m:t xml:space="preserve">2</m:t>
+                                  </m:r>
+                                </m:sup>
+                              </m:sSup>
+                            </m:num>
+                            <m:den>
+                              <m:sSup>
+                                <m:e>
+                                  <m:r>
+                                    <m:t xml:space="preserve">m</m:t>
+                                  </m:r>
+                                </m:e>
+                                <m:sup>
+                                  <m:r>
+                                    <m:t xml:space="preserve">2</m:t>
+                                  </m:r>
+                                </m:sup>
+                              </m:sSup>
+                            </m:den>
+                          </m:f>
+                        </m:e>
+                      </m:d>
+                    </m:e>
+                  </m:func>
+                  <m:r>
+                    <m:t xml:space="preserve">−</m:t>
+                  </m:r>
+                  <m:f>
+                    <m:num>
                       <m:r>
-                        <m:t xml:space="preserve">Q</m:t>
+                        <m:t xml:space="preserve">5</m:t>
                       </m:r>
-                    </m:e>
-                    <m:sup>
+                    </m:num>
+                    <m:den>
                       <m:r>
-                        <m:t xml:space="preserve">2</m:t>
+                        <m:t xml:space="preserve">3</m:t>
                       </m:r>
-                    </m:sup>
-                  </m:sSup>
-                </m:num>
-                <m:den>
-                  <m:sSup>
-                    <m:e>
-                      <m:r>
-                        <m:t xml:space="preserve">m</m:t>
-                      </m:r>
-                    </m:e>
-                    <m:sup>
-                      <m:r>
-                        <m:t xml:space="preserve">2</m:t>
-                      </m:r>
-                    </m:sup>
-                  </m:sSup>
-                </m:den>
-              </m:f>
-              <m:r>
-                <m:t xml:space="preserve">]</m:t>
-              </m:r>
-              <m:r>
-                <m:t xml:space="preserve">−</m:t>
-              </m:r>
-              <m:f>
-                <m:num>
-                  <m:r>
-                    <m:t xml:space="preserve">5</m:t>
-                  </m:r>
-                </m:num>
-                <m:den>
-                  <m:r>
-                    <m:t xml:space="preserve">3</m:t>
-                  </m:r>
-                </m:den>
-              </m:f>
-              <m:r>
-                <m:t xml:space="preserve">]</m:t>
-              </m:r>
+                    </m:den>
+                  </m:f>
+                </m:e>
+              </m:d>
             </m:den>
           </m:f>
         </m:oMath>
@@ -2662,24 +2857,26 @@
               </m:r>
             </m:sub>
           </m:sSub>
-          <m:r>
-            <m:t xml:space="preserve">[</m:t>
-          </m:r>
-          <m:sSup>
+          <m:d>
+            <m:dPr>
+              <m:begChr m:val="["/>
+              <m:endChr m:val="]"/>
+            </m:dPr>
             <m:e>
-              <m:r>
-                <m:t xml:space="preserve">Q</m:t>
-              </m:r>
+              <m:sSup>
+                <m:e>
+                  <m:r>
+                    <m:t xml:space="preserve">Q</m:t>
+                  </m:r>
+                </m:e>
+                <m:sup>
+                  <m:r>
+                    <m:t xml:space="preserve">2</m:t>
+                  </m:r>
+                </m:sup>
+              </m:sSup>
             </m:e>
-            <m:sup>
-              <m:r>
-                <m:t xml:space="preserve">2</m:t>
-              </m:r>
-            </m:sup>
-          </m:sSup>
-          <m:r>
-            <m:t xml:space="preserve">]</m:t>
-          </m:r>
+          </m:d>
           <m:r>
             <m:t xml:space="preserve">=</m:t>
           </m:r>
@@ -2695,6 +2892,9 @@
               </m:r>
             </m:sub>
           </m:sSub>
+          <m:r>
+            <m:t xml:space="preserve"> </m:t>
+          </m:r>
           <m:f>
             <m:num>
               <m:r>
@@ -2708,70 +2908,83 @@
             </m:den>
           </m:f>
           <m:r>
-            <m:t xml:space="preserve">[</m:t>
+            <m:t xml:space="preserve"> </m:t>
           </m:r>
-          <m:r>
-            <m:t xml:space="preserve">ln</m:t>
-          </m:r>
-          <m:r>
-            <m:t xml:space="preserve">[</m:t>
-          </m:r>
-          <m:f>
-            <m:num>
-              <m:sSup>
+          <m:d>
+            <m:dPr>
+              <m:begChr m:val="["/>
+              <m:endChr m:val="]"/>
+            </m:dPr>
+            <m:e>
+              <m:func>
+                <m:fName>
+                  <m:r>
+                    <m:t xml:space="preserve">ln</m:t>
+                  </m:r>
+                </m:fName>
                 <m:e>
+                  <m:d>
+                    <m:dPr>
+                      <m:begChr m:val="["/>
+                      <m:endChr m:val="]"/>
+                    </m:dPr>
+                    <m:e>
+                      <m:f>
+                        <m:num>
+                          <m:sSup>
+                            <m:e>
+                              <m:r>
+                                <m:t xml:space="preserve">Q</m:t>
+                              </m:r>
+                            </m:e>
+                            <m:sup>
+                              <m:r>
+                                <m:t xml:space="preserve">2</m:t>
+                              </m:r>
+                            </m:sup>
+                          </m:sSup>
+                        </m:num>
+                        <m:den>
+                          <m:sSubSup>
+                            <m:e>
+                              <m:r>
+                                <m:t xml:space="preserve">m</m:t>
+                              </m:r>
+                            </m:e>
+                            <m:sub>
+                              <m:r>
+                                <m:t xml:space="preserve">ℓ</m:t>
+                              </m:r>
+                            </m:sub>
+                            <m:sup>
+                              <m:r>
+                                <m:t xml:space="preserve">2</m:t>
+                              </m:r>
+                            </m:sup>
+                          </m:sSubSup>
+                        </m:den>
+                      </m:f>
+                    </m:e>
+                  </m:d>
+                </m:e>
+              </m:func>
+              <m:r>
+                <m:t xml:space="preserve">−</m:t>
+              </m:r>
+              <m:f>
+                <m:num>
                   <m:r>
-                    <m:t xml:space="preserve">Q</m:t>
+                    <m:t xml:space="preserve">5</m:t>
                   </m:r>
-                </m:e>
-                <m:sup>
+                </m:num>
+                <m:den>
                   <m:r>
-                    <m:t xml:space="preserve">2</m:t>
+                    <m:t xml:space="preserve">3</m:t>
                   </m:r>
-                </m:sup>
-              </m:sSup>
-            </m:num>
-            <m:den>
-              <m:sSubSup>
-                <m:e>
-                  <m:r>
-                    <m:t xml:space="preserve">m</m:t>
-                  </m:r>
-                </m:e>
-                <m:sub>
-                  <m:r>
-                    <m:t xml:space="preserve">ℓ</m:t>
-                  </m:r>
-                </m:sub>
-                <m:sup>
-                  <m:r>
-                    <m:t xml:space="preserve">2</m:t>
-                  </m:r>
-                </m:sup>
-              </m:sSubSup>
-            </m:den>
-          </m:f>
-          <m:r>
-            <m:t xml:space="preserve">]</m:t>
-          </m:r>
-          <m:r>
-            <m:t xml:space="preserve">−</m:t>
-          </m:r>
-          <m:f>
-            <m:num>
-              <m:r>
-                <m:t xml:space="preserve">5</m:t>
-              </m:r>
-            </m:num>
-            <m:den>
-              <m:r>
-                <m:t xml:space="preserve">3</m:t>
-              </m:r>
-            </m:den>
-          </m:f>
-          <m:r>
-            <m:t xml:space="preserve">]</m:t>
-          </m:r>
+                </m:den>
+              </m:f>
+            </m:e>
+          </m:d>
         </m:oMath>
       </m:oMathPara>
     </w:p>
@@ -2798,29 +3011,31 @@
           <m:r>
             <m:t xml:space="preserve">α</m:t>
           </m:r>
-          <m:r>
-            <m:t xml:space="preserve">[</m:t>
-          </m:r>
-          <m:sSubSup>
+          <m:d>
+            <m:dPr>
+              <m:begChr m:val="["/>
+              <m:endChr m:val="]"/>
+            </m:dPr>
             <m:e>
-              <m:r>
-                <m:t xml:space="preserve">M</m:t>
-              </m:r>
+              <m:sSubSup>
+                <m:e>
+                  <m:r>
+                    <m:t xml:space="preserve">M</m:t>
+                  </m:r>
+                </m:e>
+                <m:sub>
+                  <m:r>
+                    <m:t xml:space="preserve">Z</m:t>
+                  </m:r>
+                </m:sub>
+                <m:sup>
+                  <m:r>
+                    <m:t xml:space="preserve">2</m:t>
+                  </m:r>
+                </m:sup>
+              </m:sSubSup>
             </m:e>
-            <m:sub>
-              <m:r>
-                <m:t xml:space="preserve">Z</m:t>
-              </m:r>
-            </m:sub>
-            <m:sup>
-              <m:r>
-                <m:t xml:space="preserve">2</m:t>
-              </m:r>
-            </m:sup>
-          </m:sSubSup>
-          <m:r>
-            <m:t xml:space="preserve">]</m:t>
-          </m:r>
+          </m:d>
           <m:r>
             <m:t xml:space="preserve">=</m:t>
           </m:r>
@@ -2914,20 +3129,31 @@
           <m:r>
             <m:t xml:space="preserve">β</m:t>
           </m:r>
+          <m:d>
+            <m:dPr>
+              <m:begChr m:val="["/>
+              <m:endChr m:val="]"/>
+            </m:dPr>
+            <m:e>
+              <m:r>
+                <m:t xml:space="preserve">e</m:t>
+              </m:r>
+            </m:e>
+          </m:d>
           <m:r>
-            <m:t xml:space="preserve">[</m:t>
-          </m:r>
-          <m:r>
-            <m:t xml:space="preserve">e</m:t>
-          </m:r>
-          <m:r>
-            <m:t xml:space="preserve">]</m:t>
+            <m:t xml:space="preserve"> </m:t>
           </m:r>
           <m:r>
             <m:t xml:space="preserve">≡</m:t>
           </m:r>
           <m:r>
+            <m:t xml:space="preserve"> </m:t>
+          </m:r>
+          <m:r>
             <m:t xml:space="preserve">μ</m:t>
+          </m:r>
+          <m:r>
+            <m:t xml:space="preserve"> </m:t>
           </m:r>
           <m:f>
             <m:num>
@@ -3021,41 +3247,52 @@
             <m:t xml:space="preserve">m</m:t>
           </m:r>
           <m:r>
-            <m:t xml:space="preserve">exp</m:t>
+            <m:t xml:space="preserve"> </m:t>
           </m:r>
-          <m:r>
-            <m:t xml:space="preserve">[</m:t>
-          </m:r>
-          <m:f>
-            <m:num>
+          <m:func>
+            <m:fName>
               <m:r>
-                <m:t xml:space="preserve">3π</m:t>
+                <m:t xml:space="preserve">exp</m:t>
               </m:r>
-            </m:num>
-            <m:den>
-              <m:r>
-                <m:t xml:space="preserve">2α</m:t>
-              </m:r>
-            </m:den>
-          </m:f>
-          <m:r>
-            <m:t xml:space="preserve">+</m:t>
-          </m:r>
-          <m:f>
-            <m:num>
-              <m:r>
-                <m:t xml:space="preserve">5</m:t>
-              </m:r>
-            </m:num>
-            <m:den>
-              <m:r>
-                <m:t xml:space="preserve">6</m:t>
-              </m:r>
-            </m:den>
-          </m:f>
-          <m:r>
-            <m:t xml:space="preserve">]</m:t>
-          </m:r>
+            </m:fName>
+            <m:e>
+              <m:d>
+                <m:dPr>
+                  <m:begChr m:val="["/>
+                  <m:endChr m:val="]"/>
+                </m:dPr>
+                <m:e>
+                  <m:f>
+                    <m:num>
+                      <m:r>
+                        <m:t xml:space="preserve">3π</m:t>
+                      </m:r>
+                    </m:num>
+                    <m:den>
+                      <m:r>
+                        <m:t xml:space="preserve">2α</m:t>
+                      </m:r>
+                    </m:den>
+                  </m:f>
+                  <m:r>
+                    <m:t xml:space="preserve">+</m:t>
+                  </m:r>
+                  <m:f>
+                    <m:num>
+                      <m:r>
+                        <m:t xml:space="preserve">5</m:t>
+                      </m:r>
+                    </m:num>
+                    <m:den>
+                      <m:r>
+                        <m:t xml:space="preserve">6</m:t>
+                      </m:r>
+                    </m:den>
+                  </m:f>
+                </m:e>
+              </m:d>
+            </m:e>
+          </m:func>
         </m:oMath>
       </m:oMathPara>
     </w:p>
